--- a/docs/tables/whole/sec7_lm_d365_surv.docx
+++ b/docs/tables/whole/sec7_lm_d365_surv.docx
@@ -2043,113 +2043,113 @@
                 <w:szCs w:val="22"/>
                 <w:color w:val="000000"/>
               </w:rPr>
-              <w:t xml:space="preserve">-3.4</w:t>
-            </w:r>
-          </w:p>
-        </w:tc>
-        <w:tc>
-          <w:tcPr>
-            <w:tcBorders>
-              <w:bottom w:val="none" w:sz="0" w:space="0" w:color="000000"/>
-              <w:top w:val="none" w:sz="0" w:space="0" w:color="000000"/>
-              <w:left w:val="none" w:sz="0" w:space="0" w:color="000000"/>
-              <w:right w:val="none" w:sz="0" w:space="0" w:color="000000"/>
-            </w:tcBorders>
-            <w:shd w:val="clear" w:color="auto" w:fill="FFFFFF"/>
-            <w:tcMar>
-              <w:top w:w="0" w:type="dxa"/>
-              <w:bottom w:w="0" w:type="dxa"/>
-              <w:left w:w="0" w:type="dxa"/>
-              <w:right w:w="0" w:type="dxa"/>
-            </w:tcMar>
-            <w:vAlign w:val="top"/>
-          </w:tcPr>
-          <w:p>
-            <w:pPr>
-              <w:pStyle w:val="Normal"/>
-              <w:jc w:val="center"/>
-              <w:pBdr>
-                <w:bottom w:val="none" w:sz="0" w:space="0" w:color="000000"/>
-                <w:top w:val="none" w:sz="0" w:space="0" w:color="000000"/>
-                <w:left w:val="none" w:sz="0" w:space="0" w:color="000000"/>
-                <w:right w:val="none" w:sz="0" w:space="0" w:color="000000"/>
-              </w:pBdr>
-              <w:spacing w:after="100" w:before="100" w:line="240"/>
-              <w:ind w:left="100" w:right="100" w:firstLine="0" w:firstLineChars="0"/>
-              <w:rPr>
-                <w:rFonts w:ascii="Helvetica" w:hAnsi="Helvetica" w:eastAsia="Helvetica" w:cs="Helvetica"/>
-                <w:i w:val="false"/>
-                <w:b w:val="false"/>
-                <w:u w:val="none"/>
-                <w:sz w:val="22"/>
-                <w:szCs w:val="22"/>
-                <w:color w:val="000000"/>
-              </w:rPr>
-            </w:pPr>
-            <w:r>
-              <w:rPr>
-                <w:rFonts w:ascii="Helvetica" w:hAnsi="Helvetica" w:eastAsia="Helvetica" w:cs="Helvetica"/>
-                <w:i w:val="false"/>
-                <w:b w:val="false"/>
-                <w:u w:val="none"/>
-                <w:sz w:val="22"/>
-                <w:szCs w:val="22"/>
-                <w:color w:val="000000"/>
-              </w:rPr>
-              <w:t xml:space="preserve">-7.4, 0.59</w:t>
-            </w:r>
-          </w:p>
-        </w:tc>
-        <w:tc>
-          <w:tcPr>
-            <w:tcBorders>
-              <w:bottom w:val="none" w:sz="0" w:space="0" w:color="000000"/>
-              <w:top w:val="none" w:sz="0" w:space="0" w:color="000000"/>
-              <w:left w:val="none" w:sz="0" w:space="0" w:color="000000"/>
-              <w:right w:val="none" w:sz="0" w:space="0" w:color="000000"/>
-            </w:tcBorders>
-            <w:shd w:val="clear" w:color="auto" w:fill="FFFFFF"/>
-            <w:tcMar>
-              <w:top w:w="0" w:type="dxa"/>
-              <w:bottom w:w="0" w:type="dxa"/>
-              <w:left w:w="0" w:type="dxa"/>
-              <w:right w:w="0" w:type="dxa"/>
-            </w:tcMar>
-            <w:vAlign w:val="top"/>
-          </w:tcPr>
-          <w:p>
-            <w:pPr>
-              <w:pStyle w:val="Normal"/>
-              <w:jc w:val="center"/>
-              <w:pBdr>
-                <w:bottom w:val="none" w:sz="0" w:space="0" w:color="000000"/>
-                <w:top w:val="none" w:sz="0" w:space="0" w:color="000000"/>
-                <w:left w:val="none" w:sz="0" w:space="0" w:color="000000"/>
-                <w:right w:val="none" w:sz="0" w:space="0" w:color="000000"/>
-              </w:pBdr>
-              <w:spacing w:after="100" w:before="100" w:line="240"/>
-              <w:ind w:left="100" w:right="100" w:firstLine="0" w:firstLineChars="0"/>
-              <w:rPr>
-                <w:rFonts w:ascii="Helvetica" w:hAnsi="Helvetica" w:eastAsia="Helvetica" w:cs="Helvetica"/>
-                <w:i w:val="false"/>
-                <w:b w:val="false"/>
-                <w:u w:val="none"/>
-                <w:sz w:val="22"/>
-                <w:szCs w:val="22"/>
-                <w:color w:val="000000"/>
-              </w:rPr>
-            </w:pPr>
-            <w:r>
-              <w:rPr>
-                <w:rFonts w:ascii="Helvetica" w:hAnsi="Helvetica" w:eastAsia="Helvetica" w:cs="Helvetica"/>
-                <w:i w:val="false"/>
-                <w:b w:val="false"/>
-                <w:u w:val="none"/>
-                <w:sz w:val="22"/>
-                <w:szCs w:val="22"/>
-                <w:color w:val="000000"/>
-              </w:rPr>
-              <w:t xml:space="preserve">0.094</w:t>
+              <w:t xml:space="preserve">-5.4</w:t>
+            </w:r>
+          </w:p>
+        </w:tc>
+        <w:tc>
+          <w:tcPr>
+            <w:tcBorders>
+              <w:bottom w:val="none" w:sz="0" w:space="0" w:color="000000"/>
+              <w:top w:val="none" w:sz="0" w:space="0" w:color="000000"/>
+              <w:left w:val="none" w:sz="0" w:space="0" w:color="000000"/>
+              <w:right w:val="none" w:sz="0" w:space="0" w:color="000000"/>
+            </w:tcBorders>
+            <w:shd w:val="clear" w:color="auto" w:fill="FFFFFF"/>
+            <w:tcMar>
+              <w:top w:w="0" w:type="dxa"/>
+              <w:bottom w:w="0" w:type="dxa"/>
+              <w:left w:w="0" w:type="dxa"/>
+              <w:right w:w="0" w:type="dxa"/>
+            </w:tcMar>
+            <w:vAlign w:val="top"/>
+          </w:tcPr>
+          <w:p>
+            <w:pPr>
+              <w:pStyle w:val="Normal"/>
+              <w:jc w:val="center"/>
+              <w:pBdr>
+                <w:bottom w:val="none" w:sz="0" w:space="0" w:color="000000"/>
+                <w:top w:val="none" w:sz="0" w:space="0" w:color="000000"/>
+                <w:left w:val="none" w:sz="0" w:space="0" w:color="000000"/>
+                <w:right w:val="none" w:sz="0" w:space="0" w:color="000000"/>
+              </w:pBdr>
+              <w:spacing w:after="100" w:before="100" w:line="240"/>
+              <w:ind w:left="100" w:right="100" w:firstLine="0" w:firstLineChars="0"/>
+              <w:rPr>
+                <w:rFonts w:ascii="Helvetica" w:hAnsi="Helvetica" w:eastAsia="Helvetica" w:cs="Helvetica"/>
+                <w:i w:val="false"/>
+                <w:b w:val="false"/>
+                <w:u w:val="none"/>
+                <w:sz w:val="22"/>
+                <w:szCs w:val="22"/>
+                <w:color w:val="000000"/>
+              </w:rPr>
+            </w:pPr>
+            <w:r>
+              <w:rPr>
+                <w:rFonts w:ascii="Helvetica" w:hAnsi="Helvetica" w:eastAsia="Helvetica" w:cs="Helvetica"/>
+                <w:i w:val="false"/>
+                <w:b w:val="false"/>
+                <w:u w:val="none"/>
+                <w:sz w:val="22"/>
+                <w:szCs w:val="22"/>
+                <w:color w:val="000000"/>
+              </w:rPr>
+              <w:t xml:space="preserve">-9.7, -1.2</w:t>
+            </w:r>
+          </w:p>
+        </w:tc>
+        <w:tc>
+          <w:tcPr>
+            <w:tcBorders>
+              <w:bottom w:val="none" w:sz="0" w:space="0" w:color="000000"/>
+              <w:top w:val="none" w:sz="0" w:space="0" w:color="000000"/>
+              <w:left w:val="none" w:sz="0" w:space="0" w:color="000000"/>
+              <w:right w:val="none" w:sz="0" w:space="0" w:color="000000"/>
+            </w:tcBorders>
+            <w:shd w:val="clear" w:color="auto" w:fill="FFFFFF"/>
+            <w:tcMar>
+              <w:top w:w="0" w:type="dxa"/>
+              <w:bottom w:w="0" w:type="dxa"/>
+              <w:left w:w="0" w:type="dxa"/>
+              <w:right w:w="0" w:type="dxa"/>
+            </w:tcMar>
+            <w:vAlign w:val="top"/>
+          </w:tcPr>
+          <w:p>
+            <w:pPr>
+              <w:pStyle w:val="Normal"/>
+              <w:jc w:val="center"/>
+              <w:pBdr>
+                <w:bottom w:val="none" w:sz="0" w:space="0" w:color="000000"/>
+                <w:top w:val="none" w:sz="0" w:space="0" w:color="000000"/>
+                <w:left w:val="none" w:sz="0" w:space="0" w:color="000000"/>
+                <w:right w:val="none" w:sz="0" w:space="0" w:color="000000"/>
+              </w:pBdr>
+              <w:spacing w:after="100" w:before="100" w:line="240"/>
+              <w:ind w:left="100" w:right="100" w:firstLine="0" w:firstLineChars="0"/>
+              <w:rPr>
+                <w:rFonts w:ascii="Helvetica" w:hAnsi="Helvetica" w:eastAsia="Helvetica" w:cs="Helvetica"/>
+                <w:i w:val="false"/>
+                <w:b w:val="false"/>
+                <w:u w:val="none"/>
+                <w:sz w:val="22"/>
+                <w:szCs w:val="22"/>
+                <w:color w:val="000000"/>
+              </w:rPr>
+            </w:pPr>
+            <w:r>
+              <w:rPr>
+                <w:rFonts w:ascii="Helvetica" w:hAnsi="Helvetica" w:eastAsia="Helvetica" w:cs="Helvetica"/>
+                <w:i w:val="false"/>
+                <w:b w:val="false"/>
+                <w:u w:val="none"/>
+                <w:sz w:val="22"/>
+                <w:szCs w:val="22"/>
+                <w:color w:val="000000"/>
+              </w:rPr>
+              <w:t xml:space="preserve">0.013</w:t>
             </w:r>
           </w:p>
         </w:tc>
@@ -2526,113 +2526,113 @@
                 <w:szCs w:val="22"/>
                 <w:color w:val="000000"/>
               </w:rPr>
-              <w:t xml:space="preserve">-0.15</w:t>
-            </w:r>
-          </w:p>
-        </w:tc>
-        <w:tc>
-          <w:tcPr>
-            <w:tcBorders>
-              <w:bottom w:val="none" w:sz="0" w:space="0" w:color="000000"/>
-              <w:top w:val="none" w:sz="0" w:space="0" w:color="000000"/>
-              <w:left w:val="none" w:sz="0" w:space="0" w:color="000000"/>
-              <w:right w:val="none" w:sz="0" w:space="0" w:color="000000"/>
-            </w:tcBorders>
-            <w:shd w:val="clear" w:color="auto" w:fill="FFFFFF"/>
-            <w:tcMar>
-              <w:top w:w="0" w:type="dxa"/>
-              <w:bottom w:w="0" w:type="dxa"/>
-              <w:left w:w="0" w:type="dxa"/>
-              <w:right w:w="0" w:type="dxa"/>
-            </w:tcMar>
-            <w:vAlign w:val="top"/>
-          </w:tcPr>
-          <w:p>
-            <w:pPr>
-              <w:pStyle w:val="Normal"/>
-              <w:jc w:val="center"/>
-              <w:pBdr>
-                <w:bottom w:val="none" w:sz="0" w:space="0" w:color="000000"/>
-                <w:top w:val="none" w:sz="0" w:space="0" w:color="000000"/>
-                <w:left w:val="none" w:sz="0" w:space="0" w:color="000000"/>
-                <w:right w:val="none" w:sz="0" w:space="0" w:color="000000"/>
-              </w:pBdr>
-              <w:spacing w:after="100" w:before="100" w:line="240"/>
-              <w:ind w:left="100" w:right="100" w:firstLine="0" w:firstLineChars="0"/>
-              <w:rPr>
-                <w:rFonts w:ascii="Helvetica" w:hAnsi="Helvetica" w:eastAsia="Helvetica" w:cs="Helvetica"/>
-                <w:i w:val="false"/>
-                <w:b w:val="false"/>
-                <w:u w:val="none"/>
-                <w:sz w:val="22"/>
-                <w:szCs w:val="22"/>
-                <w:color w:val="000000"/>
-              </w:rPr>
-            </w:pPr>
-            <w:r>
-              <w:rPr>
-                <w:rFonts w:ascii="Helvetica" w:hAnsi="Helvetica" w:eastAsia="Helvetica" w:cs="Helvetica"/>
-                <w:i w:val="false"/>
-                <w:b w:val="false"/>
-                <w:u w:val="none"/>
-                <w:sz w:val="22"/>
-                <w:szCs w:val="22"/>
-                <w:color w:val="000000"/>
-              </w:rPr>
-              <w:t xml:space="preserve">-0.37, 0.06</w:t>
-            </w:r>
-          </w:p>
-        </w:tc>
-        <w:tc>
-          <w:tcPr>
-            <w:tcBorders>
-              <w:bottom w:val="none" w:sz="0" w:space="0" w:color="000000"/>
-              <w:top w:val="none" w:sz="0" w:space="0" w:color="000000"/>
-              <w:left w:val="none" w:sz="0" w:space="0" w:color="000000"/>
-              <w:right w:val="none" w:sz="0" w:space="0" w:color="000000"/>
-            </w:tcBorders>
-            <w:shd w:val="clear" w:color="auto" w:fill="FFFFFF"/>
-            <w:tcMar>
-              <w:top w:w="0" w:type="dxa"/>
-              <w:bottom w:w="0" w:type="dxa"/>
-              <w:left w:w="0" w:type="dxa"/>
-              <w:right w:w="0" w:type="dxa"/>
-            </w:tcMar>
-            <w:vAlign w:val="top"/>
-          </w:tcPr>
-          <w:p>
-            <w:pPr>
-              <w:pStyle w:val="Normal"/>
-              <w:jc w:val="center"/>
-              <w:pBdr>
-                <w:bottom w:val="none" w:sz="0" w:space="0" w:color="000000"/>
-                <w:top w:val="none" w:sz="0" w:space="0" w:color="000000"/>
-                <w:left w:val="none" w:sz="0" w:space="0" w:color="000000"/>
-                <w:right w:val="none" w:sz="0" w:space="0" w:color="000000"/>
-              </w:pBdr>
-              <w:spacing w:after="100" w:before="100" w:line="240"/>
-              <w:ind w:left="100" w:right="100" w:firstLine="0" w:firstLineChars="0"/>
-              <w:rPr>
-                <w:rFonts w:ascii="Helvetica" w:hAnsi="Helvetica" w:eastAsia="Helvetica" w:cs="Helvetica"/>
-                <w:i w:val="false"/>
-                <w:b w:val="false"/>
-                <w:u w:val="none"/>
-                <w:sz w:val="22"/>
-                <w:szCs w:val="22"/>
-                <w:color w:val="000000"/>
-              </w:rPr>
-            </w:pPr>
-            <w:r>
-              <w:rPr>
-                <w:rFonts w:ascii="Helvetica" w:hAnsi="Helvetica" w:eastAsia="Helvetica" w:cs="Helvetica"/>
-                <w:i w:val="false"/>
-                <w:b w:val="false"/>
-                <w:u w:val="none"/>
-                <w:sz w:val="22"/>
-                <w:szCs w:val="22"/>
-                <w:color w:val="000000"/>
-              </w:rPr>
-              <w:t xml:space="preserve">0.168</w:t>
+              <w:t xml:space="preserve">-0.06</w:t>
+            </w:r>
+          </w:p>
+        </w:tc>
+        <w:tc>
+          <w:tcPr>
+            <w:tcBorders>
+              <w:bottom w:val="none" w:sz="0" w:space="0" w:color="000000"/>
+              <w:top w:val="none" w:sz="0" w:space="0" w:color="000000"/>
+              <w:left w:val="none" w:sz="0" w:space="0" w:color="000000"/>
+              <w:right w:val="none" w:sz="0" w:space="0" w:color="000000"/>
+            </w:tcBorders>
+            <w:shd w:val="clear" w:color="auto" w:fill="FFFFFF"/>
+            <w:tcMar>
+              <w:top w:w="0" w:type="dxa"/>
+              <w:bottom w:w="0" w:type="dxa"/>
+              <w:left w:w="0" w:type="dxa"/>
+              <w:right w:w="0" w:type="dxa"/>
+            </w:tcMar>
+            <w:vAlign w:val="top"/>
+          </w:tcPr>
+          <w:p>
+            <w:pPr>
+              <w:pStyle w:val="Normal"/>
+              <w:jc w:val="center"/>
+              <w:pBdr>
+                <w:bottom w:val="none" w:sz="0" w:space="0" w:color="000000"/>
+                <w:top w:val="none" w:sz="0" w:space="0" w:color="000000"/>
+                <w:left w:val="none" w:sz="0" w:space="0" w:color="000000"/>
+                <w:right w:val="none" w:sz="0" w:space="0" w:color="000000"/>
+              </w:pBdr>
+              <w:spacing w:after="100" w:before="100" w:line="240"/>
+              <w:ind w:left="100" w:right="100" w:firstLine="0" w:firstLineChars="0"/>
+              <w:rPr>
+                <w:rFonts w:ascii="Helvetica" w:hAnsi="Helvetica" w:eastAsia="Helvetica" w:cs="Helvetica"/>
+                <w:i w:val="false"/>
+                <w:b w:val="false"/>
+                <w:u w:val="none"/>
+                <w:sz w:val="22"/>
+                <w:szCs w:val="22"/>
+                <w:color w:val="000000"/>
+              </w:rPr>
+            </w:pPr>
+            <w:r>
+              <w:rPr>
+                <w:rFonts w:ascii="Helvetica" w:hAnsi="Helvetica" w:eastAsia="Helvetica" w:cs="Helvetica"/>
+                <w:i w:val="false"/>
+                <w:b w:val="false"/>
+                <w:u w:val="none"/>
+                <w:sz w:val="22"/>
+                <w:szCs w:val="22"/>
+                <w:color w:val="000000"/>
+              </w:rPr>
+              <w:t xml:space="preserve">-0.24, 0.13</w:t>
+            </w:r>
+          </w:p>
+        </w:tc>
+        <w:tc>
+          <w:tcPr>
+            <w:tcBorders>
+              <w:bottom w:val="none" w:sz="0" w:space="0" w:color="000000"/>
+              <w:top w:val="none" w:sz="0" w:space="0" w:color="000000"/>
+              <w:left w:val="none" w:sz="0" w:space="0" w:color="000000"/>
+              <w:right w:val="none" w:sz="0" w:space="0" w:color="000000"/>
+            </w:tcBorders>
+            <w:shd w:val="clear" w:color="auto" w:fill="FFFFFF"/>
+            <w:tcMar>
+              <w:top w:w="0" w:type="dxa"/>
+              <w:bottom w:w="0" w:type="dxa"/>
+              <w:left w:w="0" w:type="dxa"/>
+              <w:right w:w="0" w:type="dxa"/>
+            </w:tcMar>
+            <w:vAlign w:val="top"/>
+          </w:tcPr>
+          <w:p>
+            <w:pPr>
+              <w:pStyle w:val="Normal"/>
+              <w:jc w:val="center"/>
+              <w:pBdr>
+                <w:bottom w:val="none" w:sz="0" w:space="0" w:color="000000"/>
+                <w:top w:val="none" w:sz="0" w:space="0" w:color="000000"/>
+                <w:left w:val="none" w:sz="0" w:space="0" w:color="000000"/>
+                <w:right w:val="none" w:sz="0" w:space="0" w:color="000000"/>
+              </w:pBdr>
+              <w:spacing w:after="100" w:before="100" w:line="240"/>
+              <w:ind w:left="100" w:right="100" w:firstLine="0" w:firstLineChars="0"/>
+              <w:rPr>
+                <w:rFonts w:ascii="Helvetica" w:hAnsi="Helvetica" w:eastAsia="Helvetica" w:cs="Helvetica"/>
+                <w:i w:val="false"/>
+                <w:b w:val="false"/>
+                <w:u w:val="none"/>
+                <w:sz w:val="22"/>
+                <w:szCs w:val="22"/>
+                <w:color w:val="000000"/>
+              </w:rPr>
+            </w:pPr>
+            <w:r>
+              <w:rPr>
+                <w:rFonts w:ascii="Helvetica" w:hAnsi="Helvetica" w:eastAsia="Helvetica" w:cs="Helvetica"/>
+                <w:i w:val="false"/>
+                <w:b w:val="false"/>
+                <w:u w:val="none"/>
+                <w:sz w:val="22"/>
+                <w:szCs w:val="22"/>
+                <w:color w:val="000000"/>
+              </w:rPr>
+              <w:t xml:space="preserve">0.563</w:t>
             </w:r>
           </w:p>
         </w:tc>
@@ -3975,113 +3975,113 @@
                 <w:szCs w:val="22"/>
                 <w:color w:val="000000"/>
               </w:rPr>
-              <w:t xml:space="preserve">-2.3</w:t>
-            </w:r>
-          </w:p>
-        </w:tc>
-        <w:tc>
-          <w:tcPr>
-            <w:tcBorders>
-              <w:bottom w:val="none" w:sz="0" w:space="0" w:color="000000"/>
-              <w:top w:val="none" w:sz="0" w:space="0" w:color="000000"/>
-              <w:left w:val="none" w:sz="0" w:space="0" w:color="000000"/>
-              <w:right w:val="none" w:sz="0" w:space="0" w:color="000000"/>
-            </w:tcBorders>
-            <w:shd w:val="clear" w:color="auto" w:fill="FFFFFF"/>
-            <w:tcMar>
-              <w:top w:w="0" w:type="dxa"/>
-              <w:bottom w:w="0" w:type="dxa"/>
-              <w:left w:w="0" w:type="dxa"/>
-              <w:right w:w="0" w:type="dxa"/>
-            </w:tcMar>
-            <w:vAlign w:val="top"/>
-          </w:tcPr>
-          <w:p>
-            <w:pPr>
-              <w:pStyle w:val="Normal"/>
-              <w:jc w:val="center"/>
-              <w:pBdr>
-                <w:bottom w:val="none" w:sz="0" w:space="0" w:color="000000"/>
-                <w:top w:val="none" w:sz="0" w:space="0" w:color="000000"/>
-                <w:left w:val="none" w:sz="0" w:space="0" w:color="000000"/>
-                <w:right w:val="none" w:sz="0" w:space="0" w:color="000000"/>
-              </w:pBdr>
-              <w:spacing w:after="100" w:before="100" w:line="240"/>
-              <w:ind w:left="100" w:right="100" w:firstLine="0" w:firstLineChars="0"/>
-              <w:rPr>
-                <w:rFonts w:ascii="Helvetica" w:hAnsi="Helvetica" w:eastAsia="Helvetica" w:cs="Helvetica"/>
-                <w:i w:val="false"/>
-                <w:b w:val="false"/>
-                <w:u w:val="none"/>
-                <w:sz w:val="22"/>
-                <w:szCs w:val="22"/>
-                <w:color w:val="000000"/>
-              </w:rPr>
-            </w:pPr>
-            <w:r>
-              <w:rPr>
-                <w:rFonts w:ascii="Helvetica" w:hAnsi="Helvetica" w:eastAsia="Helvetica" w:cs="Helvetica"/>
-                <w:i w:val="false"/>
-                <w:b w:val="false"/>
-                <w:u w:val="none"/>
-                <w:sz w:val="22"/>
-                <w:szCs w:val="22"/>
-                <w:color w:val="000000"/>
-              </w:rPr>
-              <w:t xml:space="preserve">-8.4, 3.7</w:t>
-            </w:r>
-          </w:p>
-        </w:tc>
-        <w:tc>
-          <w:tcPr>
-            <w:tcBorders>
-              <w:bottom w:val="none" w:sz="0" w:space="0" w:color="000000"/>
-              <w:top w:val="none" w:sz="0" w:space="0" w:color="000000"/>
-              <w:left w:val="none" w:sz="0" w:space="0" w:color="000000"/>
-              <w:right w:val="none" w:sz="0" w:space="0" w:color="000000"/>
-            </w:tcBorders>
-            <w:shd w:val="clear" w:color="auto" w:fill="FFFFFF"/>
-            <w:tcMar>
-              <w:top w:w="0" w:type="dxa"/>
-              <w:bottom w:w="0" w:type="dxa"/>
-              <w:left w:w="0" w:type="dxa"/>
-              <w:right w:w="0" w:type="dxa"/>
-            </w:tcMar>
-            <w:vAlign w:val="top"/>
-          </w:tcPr>
-          <w:p>
-            <w:pPr>
-              <w:pStyle w:val="Normal"/>
-              <w:jc w:val="center"/>
-              <w:pBdr>
-                <w:bottom w:val="none" w:sz="0" w:space="0" w:color="000000"/>
-                <w:top w:val="none" w:sz="0" w:space="0" w:color="000000"/>
-                <w:left w:val="none" w:sz="0" w:space="0" w:color="000000"/>
-                <w:right w:val="none" w:sz="0" w:space="0" w:color="000000"/>
-              </w:pBdr>
-              <w:spacing w:after="100" w:before="100" w:line="240"/>
-              <w:ind w:left="100" w:right="100" w:firstLine="0" w:firstLineChars="0"/>
-              <w:rPr>
-                <w:rFonts w:ascii="Helvetica" w:hAnsi="Helvetica" w:eastAsia="Helvetica" w:cs="Helvetica"/>
-                <w:i w:val="false"/>
-                <w:b w:val="false"/>
-                <w:u w:val="none"/>
-                <w:sz w:val="22"/>
-                <w:szCs w:val="22"/>
-                <w:color w:val="000000"/>
-              </w:rPr>
-            </w:pPr>
-            <w:r>
-              <w:rPr>
-                <w:rFonts w:ascii="Helvetica" w:hAnsi="Helvetica" w:eastAsia="Helvetica" w:cs="Helvetica"/>
-                <w:i w:val="false"/>
-                <w:b w:val="false"/>
-                <w:u w:val="none"/>
-                <w:sz w:val="22"/>
-                <w:szCs w:val="22"/>
-                <w:color w:val="000000"/>
-              </w:rPr>
-              <w:t xml:space="preserve">0.442</w:t>
+              <w:t xml:space="preserve">-3.0</w:t>
+            </w:r>
+          </w:p>
+        </w:tc>
+        <w:tc>
+          <w:tcPr>
+            <w:tcBorders>
+              <w:bottom w:val="none" w:sz="0" w:space="0" w:color="000000"/>
+              <w:top w:val="none" w:sz="0" w:space="0" w:color="000000"/>
+              <w:left w:val="none" w:sz="0" w:space="0" w:color="000000"/>
+              <w:right w:val="none" w:sz="0" w:space="0" w:color="000000"/>
+            </w:tcBorders>
+            <w:shd w:val="clear" w:color="auto" w:fill="FFFFFF"/>
+            <w:tcMar>
+              <w:top w:w="0" w:type="dxa"/>
+              <w:bottom w:w="0" w:type="dxa"/>
+              <w:left w:w="0" w:type="dxa"/>
+              <w:right w:w="0" w:type="dxa"/>
+            </w:tcMar>
+            <w:vAlign w:val="top"/>
+          </w:tcPr>
+          <w:p>
+            <w:pPr>
+              <w:pStyle w:val="Normal"/>
+              <w:jc w:val="center"/>
+              <w:pBdr>
+                <w:bottom w:val="none" w:sz="0" w:space="0" w:color="000000"/>
+                <w:top w:val="none" w:sz="0" w:space="0" w:color="000000"/>
+                <w:left w:val="none" w:sz="0" w:space="0" w:color="000000"/>
+                <w:right w:val="none" w:sz="0" w:space="0" w:color="000000"/>
+              </w:pBdr>
+              <w:spacing w:after="100" w:before="100" w:line="240"/>
+              <w:ind w:left="100" w:right="100" w:firstLine="0" w:firstLineChars="0"/>
+              <w:rPr>
+                <w:rFonts w:ascii="Helvetica" w:hAnsi="Helvetica" w:eastAsia="Helvetica" w:cs="Helvetica"/>
+                <w:i w:val="false"/>
+                <w:b w:val="false"/>
+                <w:u w:val="none"/>
+                <w:sz w:val="22"/>
+                <w:szCs w:val="22"/>
+                <w:color w:val="000000"/>
+              </w:rPr>
+            </w:pPr>
+            <w:r>
+              <w:rPr>
+                <w:rFonts w:ascii="Helvetica" w:hAnsi="Helvetica" w:eastAsia="Helvetica" w:cs="Helvetica"/>
+                <w:i w:val="false"/>
+                <w:b w:val="false"/>
+                <w:u w:val="none"/>
+                <w:sz w:val="22"/>
+                <w:szCs w:val="22"/>
+                <w:color w:val="000000"/>
+              </w:rPr>
+              <w:t xml:space="preserve">-9.0, 3.0</w:t>
+            </w:r>
+          </w:p>
+        </w:tc>
+        <w:tc>
+          <w:tcPr>
+            <w:tcBorders>
+              <w:bottom w:val="none" w:sz="0" w:space="0" w:color="000000"/>
+              <w:top w:val="none" w:sz="0" w:space="0" w:color="000000"/>
+              <w:left w:val="none" w:sz="0" w:space="0" w:color="000000"/>
+              <w:right w:val="none" w:sz="0" w:space="0" w:color="000000"/>
+            </w:tcBorders>
+            <w:shd w:val="clear" w:color="auto" w:fill="FFFFFF"/>
+            <w:tcMar>
+              <w:top w:w="0" w:type="dxa"/>
+              <w:bottom w:w="0" w:type="dxa"/>
+              <w:left w:w="0" w:type="dxa"/>
+              <w:right w:w="0" w:type="dxa"/>
+            </w:tcMar>
+            <w:vAlign w:val="top"/>
+          </w:tcPr>
+          <w:p>
+            <w:pPr>
+              <w:pStyle w:val="Normal"/>
+              <w:jc w:val="center"/>
+              <w:pBdr>
+                <w:bottom w:val="none" w:sz="0" w:space="0" w:color="000000"/>
+                <w:top w:val="none" w:sz="0" w:space="0" w:color="000000"/>
+                <w:left w:val="none" w:sz="0" w:space="0" w:color="000000"/>
+                <w:right w:val="none" w:sz="0" w:space="0" w:color="000000"/>
+              </w:pBdr>
+              <w:spacing w:after="100" w:before="100" w:line="240"/>
+              <w:ind w:left="100" w:right="100" w:firstLine="0" w:firstLineChars="0"/>
+              <w:rPr>
+                <w:rFonts w:ascii="Helvetica" w:hAnsi="Helvetica" w:eastAsia="Helvetica" w:cs="Helvetica"/>
+                <w:i w:val="false"/>
+                <w:b w:val="false"/>
+                <w:u w:val="none"/>
+                <w:sz w:val="22"/>
+                <w:szCs w:val="22"/>
+                <w:color w:val="000000"/>
+              </w:rPr>
+            </w:pPr>
+            <w:r>
+              <w:rPr>
+                <w:rFonts w:ascii="Helvetica" w:hAnsi="Helvetica" w:eastAsia="Helvetica" w:cs="Helvetica"/>
+                <w:i w:val="false"/>
+                <w:b w:val="false"/>
+                <w:u w:val="none"/>
+                <w:sz w:val="22"/>
+                <w:szCs w:val="22"/>
+                <w:color w:val="000000"/>
+              </w:rPr>
+              <w:t xml:space="preserve">0.323</w:t>
             </w:r>
           </w:p>
         </w:tc>
@@ -4458,113 +4458,113 @@
                 <w:szCs w:val="22"/>
                 <w:color w:val="000000"/>
               </w:rPr>
-              <w:t xml:space="preserve">0.18</w:t>
-            </w:r>
-          </w:p>
-        </w:tc>
-        <w:tc>
-          <w:tcPr>
-            <w:tcBorders>
-              <w:bottom w:val="none" w:sz="0" w:space="0" w:color="000000"/>
-              <w:top w:val="none" w:sz="0" w:space="0" w:color="000000"/>
-              <w:left w:val="none" w:sz="0" w:space="0" w:color="000000"/>
-              <w:right w:val="none" w:sz="0" w:space="0" w:color="000000"/>
-            </w:tcBorders>
-            <w:shd w:val="clear" w:color="auto" w:fill="FFFFFF"/>
-            <w:tcMar>
-              <w:top w:w="0" w:type="dxa"/>
-              <w:bottom w:w="0" w:type="dxa"/>
-              <w:left w:w="0" w:type="dxa"/>
-              <w:right w:w="0" w:type="dxa"/>
-            </w:tcMar>
-            <w:vAlign w:val="top"/>
-          </w:tcPr>
-          <w:p>
-            <w:pPr>
-              <w:pStyle w:val="Normal"/>
-              <w:jc w:val="center"/>
-              <w:pBdr>
-                <w:bottom w:val="none" w:sz="0" w:space="0" w:color="000000"/>
-                <w:top w:val="none" w:sz="0" w:space="0" w:color="000000"/>
-                <w:left w:val="none" w:sz="0" w:space="0" w:color="000000"/>
-                <w:right w:val="none" w:sz="0" w:space="0" w:color="000000"/>
-              </w:pBdr>
-              <w:spacing w:after="100" w:before="100" w:line="240"/>
-              <w:ind w:left="100" w:right="100" w:firstLine="0" w:firstLineChars="0"/>
-              <w:rPr>
-                <w:rFonts w:ascii="Helvetica" w:hAnsi="Helvetica" w:eastAsia="Helvetica" w:cs="Helvetica"/>
-                <w:i w:val="false"/>
-                <w:b w:val="false"/>
-                <w:u w:val="none"/>
-                <w:sz w:val="22"/>
-                <w:szCs w:val="22"/>
-                <w:color w:val="000000"/>
-              </w:rPr>
-            </w:pPr>
-            <w:r>
-              <w:rPr>
-                <w:rFonts w:ascii="Helvetica" w:hAnsi="Helvetica" w:eastAsia="Helvetica" w:cs="Helvetica"/>
-                <w:i w:val="false"/>
-                <w:b w:val="false"/>
-                <w:u w:val="none"/>
-                <w:sz w:val="22"/>
-                <w:szCs w:val="22"/>
-                <w:color w:val="000000"/>
-              </w:rPr>
-              <w:t xml:space="preserve">-0.54, 0.91</w:t>
-            </w:r>
-          </w:p>
-        </w:tc>
-        <w:tc>
-          <w:tcPr>
-            <w:tcBorders>
-              <w:bottom w:val="none" w:sz="0" w:space="0" w:color="000000"/>
-              <w:top w:val="none" w:sz="0" w:space="0" w:color="000000"/>
-              <w:left w:val="none" w:sz="0" w:space="0" w:color="000000"/>
-              <w:right w:val="none" w:sz="0" w:space="0" w:color="000000"/>
-            </w:tcBorders>
-            <w:shd w:val="clear" w:color="auto" w:fill="FFFFFF"/>
-            <w:tcMar>
-              <w:top w:w="0" w:type="dxa"/>
-              <w:bottom w:w="0" w:type="dxa"/>
-              <w:left w:w="0" w:type="dxa"/>
-              <w:right w:w="0" w:type="dxa"/>
-            </w:tcMar>
-            <w:vAlign w:val="top"/>
-          </w:tcPr>
-          <w:p>
-            <w:pPr>
-              <w:pStyle w:val="Normal"/>
-              <w:jc w:val="center"/>
-              <w:pBdr>
-                <w:bottom w:val="none" w:sz="0" w:space="0" w:color="000000"/>
-                <w:top w:val="none" w:sz="0" w:space="0" w:color="000000"/>
-                <w:left w:val="none" w:sz="0" w:space="0" w:color="000000"/>
-                <w:right w:val="none" w:sz="0" w:space="0" w:color="000000"/>
-              </w:pBdr>
-              <w:spacing w:after="100" w:before="100" w:line="240"/>
-              <w:ind w:left="100" w:right="100" w:firstLine="0" w:firstLineChars="0"/>
-              <w:rPr>
-                <w:rFonts w:ascii="Helvetica" w:hAnsi="Helvetica" w:eastAsia="Helvetica" w:cs="Helvetica"/>
-                <w:i w:val="false"/>
-                <w:b w:val="false"/>
-                <w:u w:val="none"/>
-                <w:sz w:val="22"/>
-                <w:szCs w:val="22"/>
-                <w:color w:val="000000"/>
-              </w:rPr>
-            </w:pPr>
-            <w:r>
-              <w:rPr>
-                <w:rFonts w:ascii="Helvetica" w:hAnsi="Helvetica" w:eastAsia="Helvetica" w:cs="Helvetica"/>
-                <w:i w:val="false"/>
-                <w:b w:val="false"/>
-                <w:u w:val="none"/>
-                <w:sz w:val="22"/>
-                <w:szCs w:val="22"/>
-                <w:color w:val="000000"/>
-              </w:rPr>
-              <w:t xml:space="preserve">0.618</w:t>
+              <w:t xml:space="preserve">0.12</w:t>
+            </w:r>
+          </w:p>
+        </w:tc>
+        <w:tc>
+          <w:tcPr>
+            <w:tcBorders>
+              <w:bottom w:val="none" w:sz="0" w:space="0" w:color="000000"/>
+              <w:top w:val="none" w:sz="0" w:space="0" w:color="000000"/>
+              <w:left w:val="none" w:sz="0" w:space="0" w:color="000000"/>
+              <w:right w:val="none" w:sz="0" w:space="0" w:color="000000"/>
+            </w:tcBorders>
+            <w:shd w:val="clear" w:color="auto" w:fill="FFFFFF"/>
+            <w:tcMar>
+              <w:top w:w="0" w:type="dxa"/>
+              <w:bottom w:w="0" w:type="dxa"/>
+              <w:left w:w="0" w:type="dxa"/>
+              <w:right w:w="0" w:type="dxa"/>
+            </w:tcMar>
+            <w:vAlign w:val="top"/>
+          </w:tcPr>
+          <w:p>
+            <w:pPr>
+              <w:pStyle w:val="Normal"/>
+              <w:jc w:val="center"/>
+              <w:pBdr>
+                <w:bottom w:val="none" w:sz="0" w:space="0" w:color="000000"/>
+                <w:top w:val="none" w:sz="0" w:space="0" w:color="000000"/>
+                <w:left w:val="none" w:sz="0" w:space="0" w:color="000000"/>
+                <w:right w:val="none" w:sz="0" w:space="0" w:color="000000"/>
+              </w:pBdr>
+              <w:spacing w:after="100" w:before="100" w:line="240"/>
+              <w:ind w:left="100" w:right="100" w:firstLine="0" w:firstLineChars="0"/>
+              <w:rPr>
+                <w:rFonts w:ascii="Helvetica" w:hAnsi="Helvetica" w:eastAsia="Helvetica" w:cs="Helvetica"/>
+                <w:i w:val="false"/>
+                <w:b w:val="false"/>
+                <w:u w:val="none"/>
+                <w:sz w:val="22"/>
+                <w:szCs w:val="22"/>
+                <w:color w:val="000000"/>
+              </w:rPr>
+            </w:pPr>
+            <w:r>
+              <w:rPr>
+                <w:rFonts w:ascii="Helvetica" w:hAnsi="Helvetica" w:eastAsia="Helvetica" w:cs="Helvetica"/>
+                <w:i w:val="false"/>
+                <w:b w:val="false"/>
+                <w:u w:val="none"/>
+                <w:sz w:val="22"/>
+                <w:szCs w:val="22"/>
+                <w:color w:val="000000"/>
+              </w:rPr>
+              <w:t xml:space="preserve">-0.62, 0.86</w:t>
+            </w:r>
+          </w:p>
+        </w:tc>
+        <w:tc>
+          <w:tcPr>
+            <w:tcBorders>
+              <w:bottom w:val="none" w:sz="0" w:space="0" w:color="000000"/>
+              <w:top w:val="none" w:sz="0" w:space="0" w:color="000000"/>
+              <w:left w:val="none" w:sz="0" w:space="0" w:color="000000"/>
+              <w:right w:val="none" w:sz="0" w:space="0" w:color="000000"/>
+            </w:tcBorders>
+            <w:shd w:val="clear" w:color="auto" w:fill="FFFFFF"/>
+            <w:tcMar>
+              <w:top w:w="0" w:type="dxa"/>
+              <w:bottom w:w="0" w:type="dxa"/>
+              <w:left w:w="0" w:type="dxa"/>
+              <w:right w:w="0" w:type="dxa"/>
+            </w:tcMar>
+            <w:vAlign w:val="top"/>
+          </w:tcPr>
+          <w:p>
+            <w:pPr>
+              <w:pStyle w:val="Normal"/>
+              <w:jc w:val="center"/>
+              <w:pBdr>
+                <w:bottom w:val="none" w:sz="0" w:space="0" w:color="000000"/>
+                <w:top w:val="none" w:sz="0" w:space="0" w:color="000000"/>
+                <w:left w:val="none" w:sz="0" w:space="0" w:color="000000"/>
+                <w:right w:val="none" w:sz="0" w:space="0" w:color="000000"/>
+              </w:pBdr>
+              <w:spacing w:after="100" w:before="100" w:line="240"/>
+              <w:ind w:left="100" w:right="100" w:firstLine="0" w:firstLineChars="0"/>
+              <w:rPr>
+                <w:rFonts w:ascii="Helvetica" w:hAnsi="Helvetica" w:eastAsia="Helvetica" w:cs="Helvetica"/>
+                <w:i w:val="false"/>
+                <w:b w:val="false"/>
+                <w:u w:val="none"/>
+                <w:sz w:val="22"/>
+                <w:szCs w:val="22"/>
+                <w:color w:val="000000"/>
+              </w:rPr>
+            </w:pPr>
+            <w:r>
+              <w:rPr>
+                <w:rFonts w:ascii="Helvetica" w:hAnsi="Helvetica" w:eastAsia="Helvetica" w:cs="Helvetica"/>
+                <w:i w:val="false"/>
+                <w:b w:val="false"/>
+                <w:u w:val="none"/>
+                <w:sz w:val="22"/>
+                <w:szCs w:val="22"/>
+                <w:color w:val="000000"/>
+              </w:rPr>
+              <w:t xml:space="preserve">0.740</w:t>
             </w:r>
           </w:p>
         </w:tc>
@@ -5907,113 +5907,113 @@
                 <w:szCs w:val="22"/>
                 <w:color w:val="000000"/>
               </w:rPr>
-              <w:t xml:space="preserve">-1.3</w:t>
-            </w:r>
-          </w:p>
-        </w:tc>
-        <w:tc>
-          <w:tcPr>
-            <w:tcBorders>
-              <w:bottom w:val="none" w:sz="0" w:space="0" w:color="000000"/>
-              <w:top w:val="none" w:sz="0" w:space="0" w:color="000000"/>
-              <w:left w:val="none" w:sz="0" w:space="0" w:color="000000"/>
-              <w:right w:val="none" w:sz="0" w:space="0" w:color="000000"/>
-            </w:tcBorders>
-            <w:shd w:val="clear" w:color="auto" w:fill="FFFFFF"/>
-            <w:tcMar>
-              <w:top w:w="0" w:type="dxa"/>
-              <w:bottom w:w="0" w:type="dxa"/>
-              <w:left w:w="0" w:type="dxa"/>
-              <w:right w:w="0" w:type="dxa"/>
-            </w:tcMar>
-            <w:vAlign w:val="top"/>
-          </w:tcPr>
-          <w:p>
-            <w:pPr>
-              <w:pStyle w:val="Normal"/>
-              <w:jc w:val="center"/>
-              <w:pBdr>
-                <w:bottom w:val="none" w:sz="0" w:space="0" w:color="000000"/>
-                <w:top w:val="none" w:sz="0" w:space="0" w:color="000000"/>
-                <w:left w:val="none" w:sz="0" w:space="0" w:color="000000"/>
-                <w:right w:val="none" w:sz="0" w:space="0" w:color="000000"/>
-              </w:pBdr>
-              <w:spacing w:after="100" w:before="100" w:line="240"/>
-              <w:ind w:left="100" w:right="100" w:firstLine="0" w:firstLineChars="0"/>
-              <w:rPr>
-                <w:rFonts w:ascii="Helvetica" w:hAnsi="Helvetica" w:eastAsia="Helvetica" w:cs="Helvetica"/>
-                <w:i w:val="false"/>
-                <w:b w:val="false"/>
-                <w:u w:val="none"/>
-                <w:sz w:val="22"/>
-                <w:szCs w:val="22"/>
-                <w:color w:val="000000"/>
-              </w:rPr>
-            </w:pPr>
-            <w:r>
-              <w:rPr>
-                <w:rFonts w:ascii="Helvetica" w:hAnsi="Helvetica" w:eastAsia="Helvetica" w:cs="Helvetica"/>
-                <w:i w:val="false"/>
-                <w:b w:val="false"/>
-                <w:u w:val="none"/>
-                <w:sz w:val="22"/>
-                <w:szCs w:val="22"/>
-                <w:color w:val="000000"/>
-              </w:rPr>
-              <w:t xml:space="preserve">-5.6, 2.9</w:t>
-            </w:r>
-          </w:p>
-        </w:tc>
-        <w:tc>
-          <w:tcPr>
-            <w:tcBorders>
-              <w:bottom w:val="none" w:sz="0" w:space="0" w:color="000000"/>
-              <w:top w:val="none" w:sz="0" w:space="0" w:color="000000"/>
-              <w:left w:val="none" w:sz="0" w:space="0" w:color="000000"/>
-              <w:right w:val="none" w:sz="0" w:space="0" w:color="000000"/>
-            </w:tcBorders>
-            <w:shd w:val="clear" w:color="auto" w:fill="FFFFFF"/>
-            <w:tcMar>
-              <w:top w:w="0" w:type="dxa"/>
-              <w:bottom w:w="0" w:type="dxa"/>
-              <w:left w:w="0" w:type="dxa"/>
-              <w:right w:w="0" w:type="dxa"/>
-            </w:tcMar>
-            <w:vAlign w:val="top"/>
-          </w:tcPr>
-          <w:p>
-            <w:pPr>
-              <w:pStyle w:val="Normal"/>
-              <w:jc w:val="center"/>
-              <w:pBdr>
-                <w:bottom w:val="none" w:sz="0" w:space="0" w:color="000000"/>
-                <w:top w:val="none" w:sz="0" w:space="0" w:color="000000"/>
-                <w:left w:val="none" w:sz="0" w:space="0" w:color="000000"/>
-                <w:right w:val="none" w:sz="0" w:space="0" w:color="000000"/>
-              </w:pBdr>
-              <w:spacing w:after="100" w:before="100" w:line="240"/>
-              <w:ind w:left="100" w:right="100" w:firstLine="0" w:firstLineChars="0"/>
-              <w:rPr>
-                <w:rFonts w:ascii="Helvetica" w:hAnsi="Helvetica" w:eastAsia="Helvetica" w:cs="Helvetica"/>
-                <w:i w:val="false"/>
-                <w:b w:val="false"/>
-                <w:u w:val="none"/>
-                <w:sz w:val="22"/>
-                <w:szCs w:val="22"/>
-                <w:color w:val="000000"/>
-              </w:rPr>
-            </w:pPr>
-            <w:r>
-              <w:rPr>
-                <w:rFonts w:ascii="Helvetica" w:hAnsi="Helvetica" w:eastAsia="Helvetica" w:cs="Helvetica"/>
-                <w:i w:val="false"/>
-                <w:b w:val="false"/>
-                <w:u w:val="none"/>
-                <w:sz w:val="22"/>
-                <w:szCs w:val="22"/>
-                <w:color w:val="000000"/>
-              </w:rPr>
-              <w:t xml:space="preserve">0.533</w:t>
+              <w:t xml:space="preserve">-1.6</w:t>
+            </w:r>
+          </w:p>
+        </w:tc>
+        <w:tc>
+          <w:tcPr>
+            <w:tcBorders>
+              <w:bottom w:val="none" w:sz="0" w:space="0" w:color="000000"/>
+              <w:top w:val="none" w:sz="0" w:space="0" w:color="000000"/>
+              <w:left w:val="none" w:sz="0" w:space="0" w:color="000000"/>
+              <w:right w:val="none" w:sz="0" w:space="0" w:color="000000"/>
+            </w:tcBorders>
+            <w:shd w:val="clear" w:color="auto" w:fill="FFFFFF"/>
+            <w:tcMar>
+              <w:top w:w="0" w:type="dxa"/>
+              <w:bottom w:w="0" w:type="dxa"/>
+              <w:left w:w="0" w:type="dxa"/>
+              <w:right w:w="0" w:type="dxa"/>
+            </w:tcMar>
+            <w:vAlign w:val="top"/>
+          </w:tcPr>
+          <w:p>
+            <w:pPr>
+              <w:pStyle w:val="Normal"/>
+              <w:jc w:val="center"/>
+              <w:pBdr>
+                <w:bottom w:val="none" w:sz="0" w:space="0" w:color="000000"/>
+                <w:top w:val="none" w:sz="0" w:space="0" w:color="000000"/>
+                <w:left w:val="none" w:sz="0" w:space="0" w:color="000000"/>
+                <w:right w:val="none" w:sz="0" w:space="0" w:color="000000"/>
+              </w:pBdr>
+              <w:spacing w:after="100" w:before="100" w:line="240"/>
+              <w:ind w:left="100" w:right="100" w:firstLine="0" w:firstLineChars="0"/>
+              <w:rPr>
+                <w:rFonts w:ascii="Helvetica" w:hAnsi="Helvetica" w:eastAsia="Helvetica" w:cs="Helvetica"/>
+                <w:i w:val="false"/>
+                <w:b w:val="false"/>
+                <w:u w:val="none"/>
+                <w:sz w:val="22"/>
+                <w:szCs w:val="22"/>
+                <w:color w:val="000000"/>
+              </w:rPr>
+            </w:pPr>
+            <w:r>
+              <w:rPr>
+                <w:rFonts w:ascii="Helvetica" w:hAnsi="Helvetica" w:eastAsia="Helvetica" w:cs="Helvetica"/>
+                <w:i w:val="false"/>
+                <w:b w:val="false"/>
+                <w:u w:val="none"/>
+                <w:sz w:val="22"/>
+                <w:szCs w:val="22"/>
+                <w:color w:val="000000"/>
+              </w:rPr>
+              <w:t xml:space="preserve">-5.9, 2.7</w:t>
+            </w:r>
+          </w:p>
+        </w:tc>
+        <w:tc>
+          <w:tcPr>
+            <w:tcBorders>
+              <w:bottom w:val="none" w:sz="0" w:space="0" w:color="000000"/>
+              <w:top w:val="none" w:sz="0" w:space="0" w:color="000000"/>
+              <w:left w:val="none" w:sz="0" w:space="0" w:color="000000"/>
+              <w:right w:val="none" w:sz="0" w:space="0" w:color="000000"/>
+            </w:tcBorders>
+            <w:shd w:val="clear" w:color="auto" w:fill="FFFFFF"/>
+            <w:tcMar>
+              <w:top w:w="0" w:type="dxa"/>
+              <w:bottom w:w="0" w:type="dxa"/>
+              <w:left w:w="0" w:type="dxa"/>
+              <w:right w:w="0" w:type="dxa"/>
+            </w:tcMar>
+            <w:vAlign w:val="top"/>
+          </w:tcPr>
+          <w:p>
+            <w:pPr>
+              <w:pStyle w:val="Normal"/>
+              <w:jc w:val="center"/>
+              <w:pBdr>
+                <w:bottom w:val="none" w:sz="0" w:space="0" w:color="000000"/>
+                <w:top w:val="none" w:sz="0" w:space="0" w:color="000000"/>
+                <w:left w:val="none" w:sz="0" w:space="0" w:color="000000"/>
+                <w:right w:val="none" w:sz="0" w:space="0" w:color="000000"/>
+              </w:pBdr>
+              <w:spacing w:after="100" w:before="100" w:line="240"/>
+              <w:ind w:left="100" w:right="100" w:firstLine="0" w:firstLineChars="0"/>
+              <w:rPr>
+                <w:rFonts w:ascii="Helvetica" w:hAnsi="Helvetica" w:eastAsia="Helvetica" w:cs="Helvetica"/>
+                <w:i w:val="false"/>
+                <w:b w:val="false"/>
+                <w:u w:val="none"/>
+                <w:sz w:val="22"/>
+                <w:szCs w:val="22"/>
+                <w:color w:val="000000"/>
+              </w:rPr>
+            </w:pPr>
+            <w:r>
+              <w:rPr>
+                <w:rFonts w:ascii="Helvetica" w:hAnsi="Helvetica" w:eastAsia="Helvetica" w:cs="Helvetica"/>
+                <w:i w:val="false"/>
+                <w:b w:val="false"/>
+                <w:u w:val="none"/>
+                <w:sz w:val="22"/>
+                <w:szCs w:val="22"/>
+                <w:color w:val="000000"/>
+              </w:rPr>
+              <w:t xml:space="preserve">0.460</w:t>
             </w:r>
           </w:p>
         </w:tc>
@@ -7356,113 +7356,113 @@
                 <w:szCs w:val="22"/>
                 <w:color w:val="000000"/>
               </w:rPr>
-              <w:t xml:space="preserve">0.88</w:t>
-            </w:r>
-          </w:p>
-        </w:tc>
-        <w:tc>
-          <w:tcPr>
-            <w:tcBorders>
-              <w:bottom w:val="none" w:sz="0" w:space="0" w:color="000000"/>
-              <w:top w:val="none" w:sz="0" w:space="0" w:color="000000"/>
-              <w:left w:val="none" w:sz="0" w:space="0" w:color="000000"/>
-              <w:right w:val="none" w:sz="0" w:space="0" w:color="000000"/>
-            </w:tcBorders>
-            <w:shd w:val="clear" w:color="auto" w:fill="FFFFFF"/>
-            <w:tcMar>
-              <w:top w:w="0" w:type="dxa"/>
-              <w:bottom w:w="0" w:type="dxa"/>
-              <w:left w:w="0" w:type="dxa"/>
-              <w:right w:w="0" w:type="dxa"/>
-            </w:tcMar>
-            <w:vAlign w:val="top"/>
-          </w:tcPr>
-          <w:p>
-            <w:pPr>
-              <w:pStyle w:val="Normal"/>
-              <w:jc w:val="center"/>
-              <w:pBdr>
-                <w:bottom w:val="none" w:sz="0" w:space="0" w:color="000000"/>
-                <w:top w:val="none" w:sz="0" w:space="0" w:color="000000"/>
-                <w:left w:val="none" w:sz="0" w:space="0" w:color="000000"/>
-                <w:right w:val="none" w:sz="0" w:space="0" w:color="000000"/>
-              </w:pBdr>
-              <w:spacing w:after="100" w:before="100" w:line="240"/>
-              <w:ind w:left="100" w:right="100" w:firstLine="0" w:firstLineChars="0"/>
-              <w:rPr>
-                <w:rFonts w:ascii="Helvetica" w:hAnsi="Helvetica" w:eastAsia="Helvetica" w:cs="Helvetica"/>
-                <w:i w:val="false"/>
-                <w:b w:val="false"/>
-                <w:u w:val="none"/>
-                <w:sz w:val="22"/>
-                <w:szCs w:val="22"/>
-                <w:color w:val="000000"/>
-              </w:rPr>
-            </w:pPr>
-            <w:r>
-              <w:rPr>
-                <w:rFonts w:ascii="Helvetica" w:hAnsi="Helvetica" w:eastAsia="Helvetica" w:cs="Helvetica"/>
-                <w:i w:val="false"/>
-                <w:b w:val="false"/>
-                <w:u w:val="none"/>
-                <w:sz w:val="22"/>
-                <w:szCs w:val="22"/>
-                <w:color w:val="000000"/>
-              </w:rPr>
-              <w:t xml:space="preserve">-9.0, 11</w:t>
-            </w:r>
-          </w:p>
-        </w:tc>
-        <w:tc>
-          <w:tcPr>
-            <w:tcBorders>
-              <w:bottom w:val="none" w:sz="0" w:space="0" w:color="000000"/>
-              <w:top w:val="none" w:sz="0" w:space="0" w:color="000000"/>
-              <w:left w:val="none" w:sz="0" w:space="0" w:color="000000"/>
-              <w:right w:val="none" w:sz="0" w:space="0" w:color="000000"/>
-            </w:tcBorders>
-            <w:shd w:val="clear" w:color="auto" w:fill="FFFFFF"/>
-            <w:tcMar>
-              <w:top w:w="0" w:type="dxa"/>
-              <w:bottom w:w="0" w:type="dxa"/>
-              <w:left w:w="0" w:type="dxa"/>
-              <w:right w:w="0" w:type="dxa"/>
-            </w:tcMar>
-            <w:vAlign w:val="top"/>
-          </w:tcPr>
-          <w:p>
-            <w:pPr>
-              <w:pStyle w:val="Normal"/>
-              <w:jc w:val="center"/>
-              <w:pBdr>
-                <w:bottom w:val="none" w:sz="0" w:space="0" w:color="000000"/>
-                <w:top w:val="none" w:sz="0" w:space="0" w:color="000000"/>
-                <w:left w:val="none" w:sz="0" w:space="0" w:color="000000"/>
-                <w:right w:val="none" w:sz="0" w:space="0" w:color="000000"/>
-              </w:pBdr>
-              <w:spacing w:after="100" w:before="100" w:line="240"/>
-              <w:ind w:left="100" w:right="100" w:firstLine="0" w:firstLineChars="0"/>
-              <w:rPr>
-                <w:rFonts w:ascii="Helvetica" w:hAnsi="Helvetica" w:eastAsia="Helvetica" w:cs="Helvetica"/>
-                <w:i w:val="false"/>
-                <w:b w:val="false"/>
-                <w:u w:val="none"/>
-                <w:sz w:val="22"/>
-                <w:szCs w:val="22"/>
-                <w:color w:val="000000"/>
-              </w:rPr>
-            </w:pPr>
-            <w:r>
-              <w:rPr>
-                <w:rFonts w:ascii="Helvetica" w:hAnsi="Helvetica" w:eastAsia="Helvetica" w:cs="Helvetica"/>
-                <w:i w:val="false"/>
-                <w:b w:val="false"/>
-                <w:u w:val="none"/>
-                <w:sz w:val="22"/>
-                <w:szCs w:val="22"/>
-                <w:color w:val="000000"/>
-              </w:rPr>
-              <w:t xml:space="preserve">0.861</w:t>
+              <w:t xml:space="preserve">0.45</w:t>
+            </w:r>
+          </w:p>
+        </w:tc>
+        <w:tc>
+          <w:tcPr>
+            <w:tcBorders>
+              <w:bottom w:val="none" w:sz="0" w:space="0" w:color="000000"/>
+              <w:top w:val="none" w:sz="0" w:space="0" w:color="000000"/>
+              <w:left w:val="none" w:sz="0" w:space="0" w:color="000000"/>
+              <w:right w:val="none" w:sz="0" w:space="0" w:color="000000"/>
+            </w:tcBorders>
+            <w:shd w:val="clear" w:color="auto" w:fill="FFFFFF"/>
+            <w:tcMar>
+              <w:top w:w="0" w:type="dxa"/>
+              <w:bottom w:w="0" w:type="dxa"/>
+              <w:left w:w="0" w:type="dxa"/>
+              <w:right w:w="0" w:type="dxa"/>
+            </w:tcMar>
+            <w:vAlign w:val="top"/>
+          </w:tcPr>
+          <w:p>
+            <w:pPr>
+              <w:pStyle w:val="Normal"/>
+              <w:jc w:val="center"/>
+              <w:pBdr>
+                <w:bottom w:val="none" w:sz="0" w:space="0" w:color="000000"/>
+                <w:top w:val="none" w:sz="0" w:space="0" w:color="000000"/>
+                <w:left w:val="none" w:sz="0" w:space="0" w:color="000000"/>
+                <w:right w:val="none" w:sz="0" w:space="0" w:color="000000"/>
+              </w:pBdr>
+              <w:spacing w:after="100" w:before="100" w:line="240"/>
+              <w:ind w:left="100" w:right="100" w:firstLine="0" w:firstLineChars="0"/>
+              <w:rPr>
+                <w:rFonts w:ascii="Helvetica" w:hAnsi="Helvetica" w:eastAsia="Helvetica" w:cs="Helvetica"/>
+                <w:i w:val="false"/>
+                <w:b w:val="false"/>
+                <w:u w:val="none"/>
+                <w:sz w:val="22"/>
+                <w:szCs w:val="22"/>
+                <w:color w:val="000000"/>
+              </w:rPr>
+            </w:pPr>
+            <w:r>
+              <w:rPr>
+                <w:rFonts w:ascii="Helvetica" w:hAnsi="Helvetica" w:eastAsia="Helvetica" w:cs="Helvetica"/>
+                <w:i w:val="false"/>
+                <w:b w:val="false"/>
+                <w:u w:val="none"/>
+                <w:sz w:val="22"/>
+                <w:szCs w:val="22"/>
+                <w:color w:val="000000"/>
+              </w:rPr>
+              <w:t xml:space="preserve">-9.5, 10</w:t>
+            </w:r>
+          </w:p>
+        </w:tc>
+        <w:tc>
+          <w:tcPr>
+            <w:tcBorders>
+              <w:bottom w:val="none" w:sz="0" w:space="0" w:color="000000"/>
+              <w:top w:val="none" w:sz="0" w:space="0" w:color="000000"/>
+              <w:left w:val="none" w:sz="0" w:space="0" w:color="000000"/>
+              <w:right w:val="none" w:sz="0" w:space="0" w:color="000000"/>
+            </w:tcBorders>
+            <w:shd w:val="clear" w:color="auto" w:fill="FFFFFF"/>
+            <w:tcMar>
+              <w:top w:w="0" w:type="dxa"/>
+              <w:bottom w:w="0" w:type="dxa"/>
+              <w:left w:w="0" w:type="dxa"/>
+              <w:right w:w="0" w:type="dxa"/>
+            </w:tcMar>
+            <w:vAlign w:val="top"/>
+          </w:tcPr>
+          <w:p>
+            <w:pPr>
+              <w:pStyle w:val="Normal"/>
+              <w:jc w:val="center"/>
+              <w:pBdr>
+                <w:bottom w:val="none" w:sz="0" w:space="0" w:color="000000"/>
+                <w:top w:val="none" w:sz="0" w:space="0" w:color="000000"/>
+                <w:left w:val="none" w:sz="0" w:space="0" w:color="000000"/>
+                <w:right w:val="none" w:sz="0" w:space="0" w:color="000000"/>
+              </w:pBdr>
+              <w:spacing w:after="100" w:before="100" w:line="240"/>
+              <w:ind w:left="100" w:right="100" w:firstLine="0" w:firstLineChars="0"/>
+              <w:rPr>
+                <w:rFonts w:ascii="Helvetica" w:hAnsi="Helvetica" w:eastAsia="Helvetica" w:cs="Helvetica"/>
+                <w:i w:val="false"/>
+                <w:b w:val="false"/>
+                <w:u w:val="none"/>
+                <w:sz w:val="22"/>
+                <w:szCs w:val="22"/>
+                <w:color w:val="000000"/>
+              </w:rPr>
+            </w:pPr>
+            <w:r>
+              <w:rPr>
+                <w:rFonts w:ascii="Helvetica" w:hAnsi="Helvetica" w:eastAsia="Helvetica" w:cs="Helvetica"/>
+                <w:i w:val="false"/>
+                <w:b w:val="false"/>
+                <w:u w:val="none"/>
+                <w:sz w:val="22"/>
+                <w:szCs w:val="22"/>
+                <w:color w:val="000000"/>
+              </w:rPr>
+              <w:t xml:space="preserve">0.929</w:t>
             </w:r>
           </w:p>
         </w:tc>
@@ -7839,113 +7839,113 @@
                 <w:szCs w:val="22"/>
                 <w:color w:val="000000"/>
               </w:rPr>
-              <w:t xml:space="preserve">4.1</w:t>
-            </w:r>
-          </w:p>
-        </w:tc>
-        <w:tc>
-          <w:tcPr>
-            <w:tcBorders>
-              <w:bottom w:val="none" w:sz="0" w:space="0" w:color="000000"/>
-              <w:top w:val="none" w:sz="0" w:space="0" w:color="000000"/>
-              <w:left w:val="none" w:sz="0" w:space="0" w:color="000000"/>
-              <w:right w:val="none" w:sz="0" w:space="0" w:color="000000"/>
-            </w:tcBorders>
-            <w:shd w:val="clear" w:color="auto" w:fill="FFFFFF"/>
-            <w:tcMar>
-              <w:top w:w="0" w:type="dxa"/>
-              <w:bottom w:w="0" w:type="dxa"/>
-              <w:left w:w="0" w:type="dxa"/>
-              <w:right w:w="0" w:type="dxa"/>
-            </w:tcMar>
-            <w:vAlign w:val="top"/>
-          </w:tcPr>
-          <w:p>
-            <w:pPr>
-              <w:pStyle w:val="Normal"/>
-              <w:jc w:val="center"/>
-              <w:pBdr>
-                <w:bottom w:val="none" w:sz="0" w:space="0" w:color="000000"/>
-                <w:top w:val="none" w:sz="0" w:space="0" w:color="000000"/>
-                <w:left w:val="none" w:sz="0" w:space="0" w:color="000000"/>
-                <w:right w:val="none" w:sz="0" w:space="0" w:color="000000"/>
-              </w:pBdr>
-              <w:spacing w:after="100" w:before="100" w:line="240"/>
-              <w:ind w:left="100" w:right="100" w:firstLine="0" w:firstLineChars="0"/>
-              <w:rPr>
-                <w:rFonts w:ascii="Helvetica" w:hAnsi="Helvetica" w:eastAsia="Helvetica" w:cs="Helvetica"/>
-                <w:i w:val="false"/>
-                <w:b w:val="false"/>
-                <w:u w:val="none"/>
-                <w:sz w:val="22"/>
-                <w:szCs w:val="22"/>
-                <w:color w:val="000000"/>
-              </w:rPr>
-            </w:pPr>
-            <w:r>
-              <w:rPr>
-                <w:rFonts w:ascii="Helvetica" w:hAnsi="Helvetica" w:eastAsia="Helvetica" w:cs="Helvetica"/>
-                <w:i w:val="false"/>
-                <w:b w:val="false"/>
-                <w:u w:val="none"/>
-                <w:sz w:val="22"/>
-                <w:szCs w:val="22"/>
-                <w:color w:val="000000"/>
-              </w:rPr>
-              <w:t xml:space="preserve">-7.9, 16</w:t>
-            </w:r>
-          </w:p>
-        </w:tc>
-        <w:tc>
-          <w:tcPr>
-            <w:tcBorders>
-              <w:bottom w:val="none" w:sz="0" w:space="0" w:color="000000"/>
-              <w:top w:val="none" w:sz="0" w:space="0" w:color="000000"/>
-              <w:left w:val="none" w:sz="0" w:space="0" w:color="000000"/>
-              <w:right w:val="none" w:sz="0" w:space="0" w:color="000000"/>
-            </w:tcBorders>
-            <w:shd w:val="clear" w:color="auto" w:fill="FFFFFF"/>
-            <w:tcMar>
-              <w:top w:w="0" w:type="dxa"/>
-              <w:bottom w:w="0" w:type="dxa"/>
-              <w:left w:w="0" w:type="dxa"/>
-              <w:right w:w="0" w:type="dxa"/>
-            </w:tcMar>
-            <w:vAlign w:val="top"/>
-          </w:tcPr>
-          <w:p>
-            <w:pPr>
-              <w:pStyle w:val="Normal"/>
-              <w:jc w:val="center"/>
-              <w:pBdr>
-                <w:bottom w:val="none" w:sz="0" w:space="0" w:color="000000"/>
-                <w:top w:val="none" w:sz="0" w:space="0" w:color="000000"/>
-                <w:left w:val="none" w:sz="0" w:space="0" w:color="000000"/>
-                <w:right w:val="none" w:sz="0" w:space="0" w:color="000000"/>
-              </w:pBdr>
-              <w:spacing w:after="100" w:before="100" w:line="240"/>
-              <w:ind w:left="100" w:right="100" w:firstLine="0" w:firstLineChars="0"/>
-              <w:rPr>
-                <w:rFonts w:ascii="Helvetica" w:hAnsi="Helvetica" w:eastAsia="Helvetica" w:cs="Helvetica"/>
-                <w:i w:val="false"/>
-                <w:b w:val="false"/>
-                <w:u w:val="none"/>
-                <w:sz w:val="22"/>
-                <w:szCs w:val="22"/>
-                <w:color w:val="000000"/>
-              </w:rPr>
-            </w:pPr>
-            <w:r>
-              <w:rPr>
-                <w:rFonts w:ascii="Helvetica" w:hAnsi="Helvetica" w:eastAsia="Helvetica" w:cs="Helvetica"/>
-                <w:i w:val="false"/>
-                <w:b w:val="false"/>
-                <w:u w:val="none"/>
-                <w:sz w:val="22"/>
-                <w:szCs w:val="22"/>
-                <w:color w:val="000000"/>
-              </w:rPr>
-              <w:t xml:space="preserve">0.499</w:t>
+              <w:t xml:space="preserve">3.1</w:t>
+            </w:r>
+          </w:p>
+        </w:tc>
+        <w:tc>
+          <w:tcPr>
+            <w:tcBorders>
+              <w:bottom w:val="none" w:sz="0" w:space="0" w:color="000000"/>
+              <w:top w:val="none" w:sz="0" w:space="0" w:color="000000"/>
+              <w:left w:val="none" w:sz="0" w:space="0" w:color="000000"/>
+              <w:right w:val="none" w:sz="0" w:space="0" w:color="000000"/>
+            </w:tcBorders>
+            <w:shd w:val="clear" w:color="auto" w:fill="FFFFFF"/>
+            <w:tcMar>
+              <w:top w:w="0" w:type="dxa"/>
+              <w:bottom w:w="0" w:type="dxa"/>
+              <w:left w:w="0" w:type="dxa"/>
+              <w:right w:w="0" w:type="dxa"/>
+            </w:tcMar>
+            <w:vAlign w:val="top"/>
+          </w:tcPr>
+          <w:p>
+            <w:pPr>
+              <w:pStyle w:val="Normal"/>
+              <w:jc w:val="center"/>
+              <w:pBdr>
+                <w:bottom w:val="none" w:sz="0" w:space="0" w:color="000000"/>
+                <w:top w:val="none" w:sz="0" w:space="0" w:color="000000"/>
+                <w:left w:val="none" w:sz="0" w:space="0" w:color="000000"/>
+                <w:right w:val="none" w:sz="0" w:space="0" w:color="000000"/>
+              </w:pBdr>
+              <w:spacing w:after="100" w:before="100" w:line="240"/>
+              <w:ind w:left="100" w:right="100" w:firstLine="0" w:firstLineChars="0"/>
+              <w:rPr>
+                <w:rFonts w:ascii="Helvetica" w:hAnsi="Helvetica" w:eastAsia="Helvetica" w:cs="Helvetica"/>
+                <w:i w:val="false"/>
+                <w:b w:val="false"/>
+                <w:u w:val="none"/>
+                <w:sz w:val="22"/>
+                <w:szCs w:val="22"/>
+                <w:color w:val="000000"/>
+              </w:rPr>
+            </w:pPr>
+            <w:r>
+              <w:rPr>
+                <w:rFonts w:ascii="Helvetica" w:hAnsi="Helvetica" w:eastAsia="Helvetica" w:cs="Helvetica"/>
+                <w:i w:val="false"/>
+                <w:b w:val="false"/>
+                <w:u w:val="none"/>
+                <w:sz w:val="22"/>
+                <w:szCs w:val="22"/>
+                <w:color w:val="000000"/>
+              </w:rPr>
+              <w:t xml:space="preserve">-8.9, 15</w:t>
+            </w:r>
+          </w:p>
+        </w:tc>
+        <w:tc>
+          <w:tcPr>
+            <w:tcBorders>
+              <w:bottom w:val="none" w:sz="0" w:space="0" w:color="000000"/>
+              <w:top w:val="none" w:sz="0" w:space="0" w:color="000000"/>
+              <w:left w:val="none" w:sz="0" w:space="0" w:color="000000"/>
+              <w:right w:val="none" w:sz="0" w:space="0" w:color="000000"/>
+            </w:tcBorders>
+            <w:shd w:val="clear" w:color="auto" w:fill="FFFFFF"/>
+            <w:tcMar>
+              <w:top w:w="0" w:type="dxa"/>
+              <w:bottom w:w="0" w:type="dxa"/>
+              <w:left w:w="0" w:type="dxa"/>
+              <w:right w:w="0" w:type="dxa"/>
+            </w:tcMar>
+            <w:vAlign w:val="top"/>
+          </w:tcPr>
+          <w:p>
+            <w:pPr>
+              <w:pStyle w:val="Normal"/>
+              <w:jc w:val="center"/>
+              <w:pBdr>
+                <w:bottom w:val="none" w:sz="0" w:space="0" w:color="000000"/>
+                <w:top w:val="none" w:sz="0" w:space="0" w:color="000000"/>
+                <w:left w:val="none" w:sz="0" w:space="0" w:color="000000"/>
+                <w:right w:val="none" w:sz="0" w:space="0" w:color="000000"/>
+              </w:pBdr>
+              <w:spacing w:after="100" w:before="100" w:line="240"/>
+              <w:ind w:left="100" w:right="100" w:firstLine="0" w:firstLineChars="0"/>
+              <w:rPr>
+                <w:rFonts w:ascii="Helvetica" w:hAnsi="Helvetica" w:eastAsia="Helvetica" w:cs="Helvetica"/>
+                <w:i w:val="false"/>
+                <w:b w:val="false"/>
+                <w:u w:val="none"/>
+                <w:sz w:val="22"/>
+                <w:szCs w:val="22"/>
+                <w:color w:val="000000"/>
+              </w:rPr>
+            </w:pPr>
+            <w:r>
+              <w:rPr>
+                <w:rFonts w:ascii="Helvetica" w:hAnsi="Helvetica" w:eastAsia="Helvetica" w:cs="Helvetica"/>
+                <w:i w:val="false"/>
+                <w:b w:val="false"/>
+                <w:u w:val="none"/>
+                <w:sz w:val="22"/>
+                <w:szCs w:val="22"/>
+                <w:color w:val="000000"/>
+              </w:rPr>
+              <w:t xml:space="preserve">0.609</w:t>
             </w:r>
           </w:p>
         </w:tc>
@@ -8322,113 +8322,113 @@
                 <w:szCs w:val="22"/>
                 <w:color w:val="000000"/>
               </w:rPr>
-              <w:t xml:space="preserve">10</w:t>
-            </w:r>
-          </w:p>
-        </w:tc>
-        <w:tc>
-          <w:tcPr>
-            <w:tcBorders>
-              <w:bottom w:val="none" w:sz="0" w:space="0" w:color="000000"/>
-              <w:top w:val="none" w:sz="0" w:space="0" w:color="000000"/>
-              <w:left w:val="none" w:sz="0" w:space="0" w:color="000000"/>
-              <w:right w:val="none" w:sz="0" w:space="0" w:color="000000"/>
-            </w:tcBorders>
-            <w:shd w:val="clear" w:color="auto" w:fill="FFFFFF"/>
-            <w:tcMar>
-              <w:top w:w="0" w:type="dxa"/>
-              <w:bottom w:w="0" w:type="dxa"/>
-              <w:left w:w="0" w:type="dxa"/>
-              <w:right w:w="0" w:type="dxa"/>
-            </w:tcMar>
-            <w:vAlign w:val="top"/>
-          </w:tcPr>
-          <w:p>
-            <w:pPr>
-              <w:pStyle w:val="Normal"/>
-              <w:jc w:val="center"/>
-              <w:pBdr>
-                <w:bottom w:val="none" w:sz="0" w:space="0" w:color="000000"/>
-                <w:top w:val="none" w:sz="0" w:space="0" w:color="000000"/>
-                <w:left w:val="none" w:sz="0" w:space="0" w:color="000000"/>
-                <w:right w:val="none" w:sz="0" w:space="0" w:color="000000"/>
-              </w:pBdr>
-              <w:spacing w:after="100" w:before="100" w:line="240"/>
-              <w:ind w:left="100" w:right="100" w:firstLine="0" w:firstLineChars="0"/>
-              <w:rPr>
-                <w:rFonts w:ascii="Helvetica" w:hAnsi="Helvetica" w:eastAsia="Helvetica" w:cs="Helvetica"/>
-                <w:i w:val="false"/>
-                <w:b w:val="false"/>
-                <w:u w:val="none"/>
-                <w:sz w:val="22"/>
-                <w:szCs w:val="22"/>
-                <w:color w:val="000000"/>
-              </w:rPr>
-            </w:pPr>
-            <w:r>
-              <w:rPr>
-                <w:rFonts w:ascii="Helvetica" w:hAnsi="Helvetica" w:eastAsia="Helvetica" w:cs="Helvetica"/>
-                <w:i w:val="false"/>
-                <w:b w:val="false"/>
-                <w:u w:val="none"/>
-                <w:sz w:val="22"/>
-                <w:szCs w:val="22"/>
-                <w:color w:val="000000"/>
-              </w:rPr>
-              <w:t xml:space="preserve">-0.80, 22</w:t>
-            </w:r>
-          </w:p>
-        </w:tc>
-        <w:tc>
-          <w:tcPr>
-            <w:tcBorders>
-              <w:bottom w:val="none" w:sz="0" w:space="0" w:color="000000"/>
-              <w:top w:val="none" w:sz="0" w:space="0" w:color="000000"/>
-              <w:left w:val="none" w:sz="0" w:space="0" w:color="000000"/>
-              <w:right w:val="none" w:sz="0" w:space="0" w:color="000000"/>
-            </w:tcBorders>
-            <w:shd w:val="clear" w:color="auto" w:fill="FFFFFF"/>
-            <w:tcMar>
-              <w:top w:w="0" w:type="dxa"/>
-              <w:bottom w:w="0" w:type="dxa"/>
-              <w:left w:w="0" w:type="dxa"/>
-              <w:right w:w="0" w:type="dxa"/>
-            </w:tcMar>
-            <w:vAlign w:val="top"/>
-          </w:tcPr>
-          <w:p>
-            <w:pPr>
-              <w:pStyle w:val="Normal"/>
-              <w:jc w:val="center"/>
-              <w:pBdr>
-                <w:bottom w:val="none" w:sz="0" w:space="0" w:color="000000"/>
-                <w:top w:val="none" w:sz="0" w:space="0" w:color="000000"/>
-                <w:left w:val="none" w:sz="0" w:space="0" w:color="000000"/>
-                <w:right w:val="none" w:sz="0" w:space="0" w:color="000000"/>
-              </w:pBdr>
-              <w:spacing w:after="100" w:before="100" w:line="240"/>
-              <w:ind w:left="100" w:right="100" w:firstLine="0" w:firstLineChars="0"/>
-              <w:rPr>
-                <w:rFonts w:ascii="Helvetica" w:hAnsi="Helvetica" w:eastAsia="Helvetica" w:cs="Helvetica"/>
-                <w:i w:val="false"/>
-                <w:b w:val="false"/>
-                <w:u w:val="none"/>
-                <w:sz w:val="22"/>
-                <w:szCs w:val="22"/>
-                <w:color w:val="000000"/>
-              </w:rPr>
-            </w:pPr>
-            <w:r>
-              <w:rPr>
-                <w:rFonts w:ascii="Helvetica" w:hAnsi="Helvetica" w:eastAsia="Helvetica" w:cs="Helvetica"/>
-                <w:i w:val="false"/>
-                <w:b w:val="false"/>
-                <w:u w:val="none"/>
-                <w:sz w:val="22"/>
-                <w:szCs w:val="22"/>
-                <w:color w:val="000000"/>
-              </w:rPr>
-              <w:t xml:space="preserve">0.069</w:t>
+              <w:t xml:space="preserve">9.7</w:t>
+            </w:r>
+          </w:p>
+        </w:tc>
+        <w:tc>
+          <w:tcPr>
+            <w:tcBorders>
+              <w:bottom w:val="none" w:sz="0" w:space="0" w:color="000000"/>
+              <w:top w:val="none" w:sz="0" w:space="0" w:color="000000"/>
+              <w:left w:val="none" w:sz="0" w:space="0" w:color="000000"/>
+              <w:right w:val="none" w:sz="0" w:space="0" w:color="000000"/>
+            </w:tcBorders>
+            <w:shd w:val="clear" w:color="auto" w:fill="FFFFFF"/>
+            <w:tcMar>
+              <w:top w:w="0" w:type="dxa"/>
+              <w:bottom w:w="0" w:type="dxa"/>
+              <w:left w:w="0" w:type="dxa"/>
+              <w:right w:w="0" w:type="dxa"/>
+            </w:tcMar>
+            <w:vAlign w:val="top"/>
+          </w:tcPr>
+          <w:p>
+            <w:pPr>
+              <w:pStyle w:val="Normal"/>
+              <w:jc w:val="center"/>
+              <w:pBdr>
+                <w:bottom w:val="none" w:sz="0" w:space="0" w:color="000000"/>
+                <w:top w:val="none" w:sz="0" w:space="0" w:color="000000"/>
+                <w:left w:val="none" w:sz="0" w:space="0" w:color="000000"/>
+                <w:right w:val="none" w:sz="0" w:space="0" w:color="000000"/>
+              </w:pBdr>
+              <w:spacing w:after="100" w:before="100" w:line="240"/>
+              <w:ind w:left="100" w:right="100" w:firstLine="0" w:firstLineChars="0"/>
+              <w:rPr>
+                <w:rFonts w:ascii="Helvetica" w:hAnsi="Helvetica" w:eastAsia="Helvetica" w:cs="Helvetica"/>
+                <w:i w:val="false"/>
+                <w:b w:val="false"/>
+                <w:u w:val="none"/>
+                <w:sz w:val="22"/>
+                <w:szCs w:val="22"/>
+                <w:color w:val="000000"/>
+              </w:rPr>
+            </w:pPr>
+            <w:r>
+              <w:rPr>
+                <w:rFonts w:ascii="Helvetica" w:hAnsi="Helvetica" w:eastAsia="Helvetica" w:cs="Helvetica"/>
+                <w:i w:val="false"/>
+                <w:b w:val="false"/>
+                <w:u w:val="none"/>
+                <w:sz w:val="22"/>
+                <w:szCs w:val="22"/>
+                <w:color w:val="000000"/>
+              </w:rPr>
+              <w:t xml:space="preserve">-1.6, 21</w:t>
+            </w:r>
+          </w:p>
+        </w:tc>
+        <w:tc>
+          <w:tcPr>
+            <w:tcBorders>
+              <w:bottom w:val="none" w:sz="0" w:space="0" w:color="000000"/>
+              <w:top w:val="none" w:sz="0" w:space="0" w:color="000000"/>
+              <w:left w:val="none" w:sz="0" w:space="0" w:color="000000"/>
+              <w:right w:val="none" w:sz="0" w:space="0" w:color="000000"/>
+            </w:tcBorders>
+            <w:shd w:val="clear" w:color="auto" w:fill="FFFFFF"/>
+            <w:tcMar>
+              <w:top w:w="0" w:type="dxa"/>
+              <w:bottom w:w="0" w:type="dxa"/>
+              <w:left w:w="0" w:type="dxa"/>
+              <w:right w:w="0" w:type="dxa"/>
+            </w:tcMar>
+            <w:vAlign w:val="top"/>
+          </w:tcPr>
+          <w:p>
+            <w:pPr>
+              <w:pStyle w:val="Normal"/>
+              <w:jc w:val="center"/>
+              <w:pBdr>
+                <w:bottom w:val="none" w:sz="0" w:space="0" w:color="000000"/>
+                <w:top w:val="none" w:sz="0" w:space="0" w:color="000000"/>
+                <w:left w:val="none" w:sz="0" w:space="0" w:color="000000"/>
+                <w:right w:val="none" w:sz="0" w:space="0" w:color="000000"/>
+              </w:pBdr>
+              <w:spacing w:after="100" w:before="100" w:line="240"/>
+              <w:ind w:left="100" w:right="100" w:firstLine="0" w:firstLineChars="0"/>
+              <w:rPr>
+                <w:rFonts w:ascii="Helvetica" w:hAnsi="Helvetica" w:eastAsia="Helvetica" w:cs="Helvetica"/>
+                <w:i w:val="false"/>
+                <w:b w:val="false"/>
+                <w:u w:val="none"/>
+                <w:sz w:val="22"/>
+                <w:szCs w:val="22"/>
+                <w:color w:val="000000"/>
+              </w:rPr>
+            </w:pPr>
+            <w:r>
+              <w:rPr>
+                <w:rFonts w:ascii="Helvetica" w:hAnsi="Helvetica" w:eastAsia="Helvetica" w:cs="Helvetica"/>
+                <w:i w:val="false"/>
+                <w:b w:val="false"/>
+                <w:u w:val="none"/>
+                <w:sz w:val="22"/>
+                <w:szCs w:val="22"/>
+                <w:color w:val="000000"/>
+              </w:rPr>
+              <w:t xml:space="preserve">0.092</w:t>
             </w:r>
           </w:p>
         </w:tc>
@@ -8805,113 +8805,113 @@
                 <w:szCs w:val="22"/>
                 <w:color w:val="000000"/>
               </w:rPr>
-              <w:t xml:space="preserve">7.0</w:t>
-            </w:r>
-          </w:p>
-        </w:tc>
-        <w:tc>
-          <w:tcPr>
-            <w:tcBorders>
-              <w:bottom w:val="none" w:sz="0" w:space="0" w:color="000000"/>
-              <w:top w:val="none" w:sz="0" w:space="0" w:color="000000"/>
-              <w:left w:val="none" w:sz="0" w:space="0" w:color="000000"/>
-              <w:right w:val="none" w:sz="0" w:space="0" w:color="000000"/>
-            </w:tcBorders>
-            <w:shd w:val="clear" w:color="auto" w:fill="FFFFFF"/>
-            <w:tcMar>
-              <w:top w:w="0" w:type="dxa"/>
-              <w:bottom w:w="0" w:type="dxa"/>
-              <w:left w:w="0" w:type="dxa"/>
-              <w:right w:w="0" w:type="dxa"/>
-            </w:tcMar>
-            <w:vAlign w:val="top"/>
-          </w:tcPr>
-          <w:p>
-            <w:pPr>
-              <w:pStyle w:val="Normal"/>
-              <w:jc w:val="center"/>
-              <w:pBdr>
-                <w:bottom w:val="none" w:sz="0" w:space="0" w:color="000000"/>
-                <w:top w:val="none" w:sz="0" w:space="0" w:color="000000"/>
-                <w:left w:val="none" w:sz="0" w:space="0" w:color="000000"/>
-                <w:right w:val="none" w:sz="0" w:space="0" w:color="000000"/>
-              </w:pBdr>
-              <w:spacing w:after="100" w:before="100" w:line="240"/>
-              <w:ind w:left="100" w:right="100" w:firstLine="0" w:firstLineChars="0"/>
-              <w:rPr>
-                <w:rFonts w:ascii="Helvetica" w:hAnsi="Helvetica" w:eastAsia="Helvetica" w:cs="Helvetica"/>
-                <w:i w:val="false"/>
-                <w:b w:val="false"/>
-                <w:u w:val="none"/>
-                <w:sz w:val="22"/>
-                <w:szCs w:val="22"/>
-                <w:color w:val="000000"/>
-              </w:rPr>
-            </w:pPr>
-            <w:r>
-              <w:rPr>
-                <w:rFonts w:ascii="Helvetica" w:hAnsi="Helvetica" w:eastAsia="Helvetica" w:cs="Helvetica"/>
-                <w:i w:val="false"/>
-                <w:b w:val="false"/>
-                <w:u w:val="none"/>
-                <w:sz w:val="22"/>
-                <w:szCs w:val="22"/>
-                <w:color w:val="000000"/>
-              </w:rPr>
-              <w:t xml:space="preserve">-3.8, 18</w:t>
-            </w:r>
-          </w:p>
-        </w:tc>
-        <w:tc>
-          <w:tcPr>
-            <w:tcBorders>
-              <w:bottom w:val="none" w:sz="0" w:space="0" w:color="000000"/>
-              <w:top w:val="none" w:sz="0" w:space="0" w:color="000000"/>
-              <w:left w:val="none" w:sz="0" w:space="0" w:color="000000"/>
-              <w:right w:val="none" w:sz="0" w:space="0" w:color="000000"/>
-            </w:tcBorders>
-            <w:shd w:val="clear" w:color="auto" w:fill="FFFFFF"/>
-            <w:tcMar>
-              <w:top w:w="0" w:type="dxa"/>
-              <w:bottom w:w="0" w:type="dxa"/>
-              <w:left w:w="0" w:type="dxa"/>
-              <w:right w:w="0" w:type="dxa"/>
-            </w:tcMar>
-            <w:vAlign w:val="top"/>
-          </w:tcPr>
-          <w:p>
-            <w:pPr>
-              <w:pStyle w:val="Normal"/>
-              <w:jc w:val="center"/>
-              <w:pBdr>
-                <w:bottom w:val="none" w:sz="0" w:space="0" w:color="000000"/>
-                <w:top w:val="none" w:sz="0" w:space="0" w:color="000000"/>
-                <w:left w:val="none" w:sz="0" w:space="0" w:color="000000"/>
-                <w:right w:val="none" w:sz="0" w:space="0" w:color="000000"/>
-              </w:pBdr>
-              <w:spacing w:after="100" w:before="100" w:line="240"/>
-              <w:ind w:left="100" w:right="100" w:firstLine="0" w:firstLineChars="0"/>
-              <w:rPr>
-                <w:rFonts w:ascii="Helvetica" w:hAnsi="Helvetica" w:eastAsia="Helvetica" w:cs="Helvetica"/>
-                <w:i w:val="false"/>
-                <w:b w:val="false"/>
-                <w:u w:val="none"/>
-                <w:sz w:val="22"/>
-                <w:szCs w:val="22"/>
-                <w:color w:val="000000"/>
-              </w:rPr>
-            </w:pPr>
-            <w:r>
-              <w:rPr>
-                <w:rFonts w:ascii="Helvetica" w:hAnsi="Helvetica" w:eastAsia="Helvetica" w:cs="Helvetica"/>
-                <w:i w:val="false"/>
-                <w:b w:val="false"/>
-                <w:u w:val="none"/>
-                <w:sz w:val="22"/>
-                <w:szCs w:val="22"/>
-                <w:color w:val="000000"/>
-              </w:rPr>
-              <w:t xml:space="preserve">0.203</w:t>
+              <w:t xml:space="preserve">6.1</w:t>
+            </w:r>
+          </w:p>
+        </w:tc>
+        <w:tc>
+          <w:tcPr>
+            <w:tcBorders>
+              <w:bottom w:val="none" w:sz="0" w:space="0" w:color="000000"/>
+              <w:top w:val="none" w:sz="0" w:space="0" w:color="000000"/>
+              <w:left w:val="none" w:sz="0" w:space="0" w:color="000000"/>
+              <w:right w:val="none" w:sz="0" w:space="0" w:color="000000"/>
+            </w:tcBorders>
+            <w:shd w:val="clear" w:color="auto" w:fill="FFFFFF"/>
+            <w:tcMar>
+              <w:top w:w="0" w:type="dxa"/>
+              <w:bottom w:w="0" w:type="dxa"/>
+              <w:left w:w="0" w:type="dxa"/>
+              <w:right w:w="0" w:type="dxa"/>
+            </w:tcMar>
+            <w:vAlign w:val="top"/>
+          </w:tcPr>
+          <w:p>
+            <w:pPr>
+              <w:pStyle w:val="Normal"/>
+              <w:jc w:val="center"/>
+              <w:pBdr>
+                <w:bottom w:val="none" w:sz="0" w:space="0" w:color="000000"/>
+                <w:top w:val="none" w:sz="0" w:space="0" w:color="000000"/>
+                <w:left w:val="none" w:sz="0" w:space="0" w:color="000000"/>
+                <w:right w:val="none" w:sz="0" w:space="0" w:color="000000"/>
+              </w:pBdr>
+              <w:spacing w:after="100" w:before="100" w:line="240"/>
+              <w:ind w:left="100" w:right="100" w:firstLine="0" w:firstLineChars="0"/>
+              <w:rPr>
+                <w:rFonts w:ascii="Helvetica" w:hAnsi="Helvetica" w:eastAsia="Helvetica" w:cs="Helvetica"/>
+                <w:i w:val="false"/>
+                <w:b w:val="false"/>
+                <w:u w:val="none"/>
+                <w:sz w:val="22"/>
+                <w:szCs w:val="22"/>
+                <w:color w:val="000000"/>
+              </w:rPr>
+            </w:pPr>
+            <w:r>
+              <w:rPr>
+                <w:rFonts w:ascii="Helvetica" w:hAnsi="Helvetica" w:eastAsia="Helvetica" w:cs="Helvetica"/>
+                <w:i w:val="false"/>
+                <w:b w:val="false"/>
+                <w:u w:val="none"/>
+                <w:sz w:val="22"/>
+                <w:szCs w:val="22"/>
+                <w:color w:val="000000"/>
+              </w:rPr>
+              <w:t xml:space="preserve">-4.7, 17</w:t>
+            </w:r>
+          </w:p>
+        </w:tc>
+        <w:tc>
+          <w:tcPr>
+            <w:tcBorders>
+              <w:bottom w:val="none" w:sz="0" w:space="0" w:color="000000"/>
+              <w:top w:val="none" w:sz="0" w:space="0" w:color="000000"/>
+              <w:left w:val="none" w:sz="0" w:space="0" w:color="000000"/>
+              <w:right w:val="none" w:sz="0" w:space="0" w:color="000000"/>
+            </w:tcBorders>
+            <w:shd w:val="clear" w:color="auto" w:fill="FFFFFF"/>
+            <w:tcMar>
+              <w:top w:w="0" w:type="dxa"/>
+              <w:bottom w:w="0" w:type="dxa"/>
+              <w:left w:w="0" w:type="dxa"/>
+              <w:right w:w="0" w:type="dxa"/>
+            </w:tcMar>
+            <w:vAlign w:val="top"/>
+          </w:tcPr>
+          <w:p>
+            <w:pPr>
+              <w:pStyle w:val="Normal"/>
+              <w:jc w:val="center"/>
+              <w:pBdr>
+                <w:bottom w:val="none" w:sz="0" w:space="0" w:color="000000"/>
+                <w:top w:val="none" w:sz="0" w:space="0" w:color="000000"/>
+                <w:left w:val="none" w:sz="0" w:space="0" w:color="000000"/>
+                <w:right w:val="none" w:sz="0" w:space="0" w:color="000000"/>
+              </w:pBdr>
+              <w:spacing w:after="100" w:before="100" w:line="240"/>
+              <w:ind w:left="100" w:right="100" w:firstLine="0" w:firstLineChars="0"/>
+              <w:rPr>
+                <w:rFonts w:ascii="Helvetica" w:hAnsi="Helvetica" w:eastAsia="Helvetica" w:cs="Helvetica"/>
+                <w:i w:val="false"/>
+                <w:b w:val="false"/>
+                <w:u w:val="none"/>
+                <w:sz w:val="22"/>
+                <w:szCs w:val="22"/>
+                <w:color w:val="000000"/>
+              </w:rPr>
+            </w:pPr>
+            <w:r>
+              <w:rPr>
+                <w:rFonts w:ascii="Helvetica" w:hAnsi="Helvetica" w:eastAsia="Helvetica" w:cs="Helvetica"/>
+                <w:i w:val="false"/>
+                <w:b w:val="false"/>
+                <w:u w:val="none"/>
+                <w:sz w:val="22"/>
+                <w:szCs w:val="22"/>
+                <w:color w:val="000000"/>
+              </w:rPr>
+              <w:t xml:space="preserve">0.264</w:t>
             </w:r>
           </w:p>
         </w:tc>
@@ -9288,113 +9288,113 @@
                 <w:szCs w:val="22"/>
                 <w:color w:val="000000"/>
               </w:rPr>
-              <w:t xml:space="preserve">14</w:t>
-            </w:r>
-          </w:p>
-        </w:tc>
-        <w:tc>
-          <w:tcPr>
-            <w:tcBorders>
-              <w:bottom w:val="none" w:sz="0" w:space="0" w:color="000000"/>
-              <w:top w:val="none" w:sz="0" w:space="0" w:color="000000"/>
-              <w:left w:val="none" w:sz="0" w:space="0" w:color="000000"/>
-              <w:right w:val="none" w:sz="0" w:space="0" w:color="000000"/>
-            </w:tcBorders>
-            <w:shd w:val="clear" w:color="auto" w:fill="FFFFFF"/>
-            <w:tcMar>
-              <w:top w:w="0" w:type="dxa"/>
-              <w:bottom w:w="0" w:type="dxa"/>
-              <w:left w:w="0" w:type="dxa"/>
-              <w:right w:w="0" w:type="dxa"/>
-            </w:tcMar>
-            <w:vAlign w:val="top"/>
-          </w:tcPr>
-          <w:p>
-            <w:pPr>
-              <w:pStyle w:val="Normal"/>
-              <w:jc w:val="center"/>
-              <w:pBdr>
-                <w:bottom w:val="none" w:sz="0" w:space="0" w:color="000000"/>
-                <w:top w:val="none" w:sz="0" w:space="0" w:color="000000"/>
-                <w:left w:val="none" w:sz="0" w:space="0" w:color="000000"/>
-                <w:right w:val="none" w:sz="0" w:space="0" w:color="000000"/>
-              </w:pBdr>
-              <w:spacing w:after="100" w:before="100" w:line="240"/>
-              <w:ind w:left="100" w:right="100" w:firstLine="0" w:firstLineChars="0"/>
-              <w:rPr>
-                <w:rFonts w:ascii="Helvetica" w:hAnsi="Helvetica" w:eastAsia="Helvetica" w:cs="Helvetica"/>
-                <w:i w:val="false"/>
-                <w:b w:val="false"/>
-                <w:u w:val="none"/>
-                <w:sz w:val="22"/>
-                <w:szCs w:val="22"/>
-                <w:color w:val="000000"/>
-              </w:rPr>
-            </w:pPr>
-            <w:r>
-              <w:rPr>
-                <w:rFonts w:ascii="Helvetica" w:hAnsi="Helvetica" w:eastAsia="Helvetica" w:cs="Helvetica"/>
-                <w:i w:val="false"/>
-                <w:b w:val="false"/>
-                <w:u w:val="none"/>
-                <w:sz w:val="22"/>
-                <w:szCs w:val="22"/>
-                <w:color w:val="000000"/>
-              </w:rPr>
-              <w:t xml:space="preserve">3.5, 24</w:t>
-            </w:r>
-          </w:p>
-        </w:tc>
-        <w:tc>
-          <w:tcPr>
-            <w:tcBorders>
-              <w:bottom w:val="none" w:sz="0" w:space="0" w:color="000000"/>
-              <w:top w:val="none" w:sz="0" w:space="0" w:color="000000"/>
-              <w:left w:val="none" w:sz="0" w:space="0" w:color="000000"/>
-              <w:right w:val="none" w:sz="0" w:space="0" w:color="000000"/>
-            </w:tcBorders>
-            <w:shd w:val="clear" w:color="auto" w:fill="FFFFFF"/>
-            <w:tcMar>
-              <w:top w:w="0" w:type="dxa"/>
-              <w:bottom w:w="0" w:type="dxa"/>
-              <w:left w:w="0" w:type="dxa"/>
-              <w:right w:w="0" w:type="dxa"/>
-            </w:tcMar>
-            <w:vAlign w:val="top"/>
-          </w:tcPr>
-          <w:p>
-            <w:pPr>
-              <w:pStyle w:val="Normal"/>
-              <w:jc w:val="center"/>
-              <w:pBdr>
-                <w:bottom w:val="none" w:sz="0" w:space="0" w:color="000000"/>
-                <w:top w:val="none" w:sz="0" w:space="0" w:color="000000"/>
-                <w:left w:val="none" w:sz="0" w:space="0" w:color="000000"/>
-                <w:right w:val="none" w:sz="0" w:space="0" w:color="000000"/>
-              </w:pBdr>
-              <w:spacing w:after="100" w:before="100" w:line="240"/>
-              <w:ind w:left="100" w:right="100" w:firstLine="0" w:firstLineChars="0"/>
-              <w:rPr>
-                <w:rFonts w:ascii="Helvetica" w:hAnsi="Helvetica" w:eastAsia="Helvetica" w:cs="Helvetica"/>
-                <w:i w:val="false"/>
-                <w:b w:val="false"/>
-                <w:u w:val="none"/>
-                <w:sz w:val="22"/>
-                <w:szCs w:val="22"/>
-                <w:color w:val="000000"/>
-              </w:rPr>
-            </w:pPr>
-            <w:r>
-              <w:rPr>
-                <w:rFonts w:ascii="Helvetica" w:hAnsi="Helvetica" w:eastAsia="Helvetica" w:cs="Helvetica"/>
-                <w:i w:val="false"/>
-                <w:b w:val="false"/>
-                <w:u w:val="none"/>
-                <w:sz w:val="22"/>
-                <w:szCs w:val="22"/>
-                <w:color w:val="000000"/>
-              </w:rPr>
-              <w:t xml:space="preserve">0.009</w:t>
+              <w:t xml:space="preserve">13</w:t>
+            </w:r>
+          </w:p>
+        </w:tc>
+        <w:tc>
+          <w:tcPr>
+            <w:tcBorders>
+              <w:bottom w:val="none" w:sz="0" w:space="0" w:color="000000"/>
+              <w:top w:val="none" w:sz="0" w:space="0" w:color="000000"/>
+              <w:left w:val="none" w:sz="0" w:space="0" w:color="000000"/>
+              <w:right w:val="none" w:sz="0" w:space="0" w:color="000000"/>
+            </w:tcBorders>
+            <w:shd w:val="clear" w:color="auto" w:fill="FFFFFF"/>
+            <w:tcMar>
+              <w:top w:w="0" w:type="dxa"/>
+              <w:bottom w:w="0" w:type="dxa"/>
+              <w:left w:w="0" w:type="dxa"/>
+              <w:right w:w="0" w:type="dxa"/>
+            </w:tcMar>
+            <w:vAlign w:val="top"/>
+          </w:tcPr>
+          <w:p>
+            <w:pPr>
+              <w:pStyle w:val="Normal"/>
+              <w:jc w:val="center"/>
+              <w:pBdr>
+                <w:bottom w:val="none" w:sz="0" w:space="0" w:color="000000"/>
+                <w:top w:val="none" w:sz="0" w:space="0" w:color="000000"/>
+                <w:left w:val="none" w:sz="0" w:space="0" w:color="000000"/>
+                <w:right w:val="none" w:sz="0" w:space="0" w:color="000000"/>
+              </w:pBdr>
+              <w:spacing w:after="100" w:before="100" w:line="240"/>
+              <w:ind w:left="100" w:right="100" w:firstLine="0" w:firstLineChars="0"/>
+              <w:rPr>
+                <w:rFonts w:ascii="Helvetica" w:hAnsi="Helvetica" w:eastAsia="Helvetica" w:cs="Helvetica"/>
+                <w:i w:val="false"/>
+                <w:b w:val="false"/>
+                <w:u w:val="none"/>
+                <w:sz w:val="22"/>
+                <w:szCs w:val="22"/>
+                <w:color w:val="000000"/>
+              </w:rPr>
+            </w:pPr>
+            <w:r>
+              <w:rPr>
+                <w:rFonts w:ascii="Helvetica" w:hAnsi="Helvetica" w:eastAsia="Helvetica" w:cs="Helvetica"/>
+                <w:i w:val="false"/>
+                <w:b w:val="false"/>
+                <w:u w:val="none"/>
+                <w:sz w:val="22"/>
+                <w:szCs w:val="22"/>
+                <w:color w:val="000000"/>
+              </w:rPr>
+              <w:t xml:space="preserve">2.4, 23</w:t>
+            </w:r>
+          </w:p>
+        </w:tc>
+        <w:tc>
+          <w:tcPr>
+            <w:tcBorders>
+              <w:bottom w:val="none" w:sz="0" w:space="0" w:color="000000"/>
+              <w:top w:val="none" w:sz="0" w:space="0" w:color="000000"/>
+              <w:left w:val="none" w:sz="0" w:space="0" w:color="000000"/>
+              <w:right w:val="none" w:sz="0" w:space="0" w:color="000000"/>
+            </w:tcBorders>
+            <w:shd w:val="clear" w:color="auto" w:fill="FFFFFF"/>
+            <w:tcMar>
+              <w:top w:w="0" w:type="dxa"/>
+              <w:bottom w:w="0" w:type="dxa"/>
+              <w:left w:w="0" w:type="dxa"/>
+              <w:right w:w="0" w:type="dxa"/>
+            </w:tcMar>
+            <w:vAlign w:val="top"/>
+          </w:tcPr>
+          <w:p>
+            <w:pPr>
+              <w:pStyle w:val="Normal"/>
+              <w:jc w:val="center"/>
+              <w:pBdr>
+                <w:bottom w:val="none" w:sz="0" w:space="0" w:color="000000"/>
+                <w:top w:val="none" w:sz="0" w:space="0" w:color="000000"/>
+                <w:left w:val="none" w:sz="0" w:space="0" w:color="000000"/>
+                <w:right w:val="none" w:sz="0" w:space="0" w:color="000000"/>
+              </w:pBdr>
+              <w:spacing w:after="100" w:before="100" w:line="240"/>
+              <w:ind w:left="100" w:right="100" w:firstLine="0" w:firstLineChars="0"/>
+              <w:rPr>
+                <w:rFonts w:ascii="Helvetica" w:hAnsi="Helvetica" w:eastAsia="Helvetica" w:cs="Helvetica"/>
+                <w:i w:val="false"/>
+                <w:b w:val="false"/>
+                <w:u w:val="none"/>
+                <w:sz w:val="22"/>
+                <w:szCs w:val="22"/>
+                <w:color w:val="000000"/>
+              </w:rPr>
+            </w:pPr>
+            <w:r>
+              <w:rPr>
+                <w:rFonts w:ascii="Helvetica" w:hAnsi="Helvetica" w:eastAsia="Helvetica" w:cs="Helvetica"/>
+                <w:i w:val="false"/>
+                <w:b w:val="false"/>
+                <w:u w:val="none"/>
+                <w:sz w:val="22"/>
+                <w:szCs w:val="22"/>
+                <w:color w:val="000000"/>
+              </w:rPr>
+              <w:t xml:space="preserve">0.016</w:t>
             </w:r>
           </w:p>
         </w:tc>
@@ -9771,113 +9771,113 @@
                 <w:szCs w:val="22"/>
                 <w:color w:val="000000"/>
               </w:rPr>
-              <w:t xml:space="preserve">16</w:t>
-            </w:r>
-          </w:p>
-        </w:tc>
-        <w:tc>
-          <w:tcPr>
-            <w:tcBorders>
-              <w:bottom w:val="none" w:sz="0" w:space="0" w:color="000000"/>
-              <w:top w:val="none" w:sz="0" w:space="0" w:color="000000"/>
-              <w:left w:val="none" w:sz="0" w:space="0" w:color="000000"/>
-              <w:right w:val="none" w:sz="0" w:space="0" w:color="000000"/>
-            </w:tcBorders>
-            <w:shd w:val="clear" w:color="auto" w:fill="FFFFFF"/>
-            <w:tcMar>
-              <w:top w:w="0" w:type="dxa"/>
-              <w:bottom w:w="0" w:type="dxa"/>
-              <w:left w:w="0" w:type="dxa"/>
-              <w:right w:w="0" w:type="dxa"/>
-            </w:tcMar>
-            <w:vAlign w:val="top"/>
-          </w:tcPr>
-          <w:p>
-            <w:pPr>
-              <w:pStyle w:val="Normal"/>
-              <w:jc w:val="center"/>
-              <w:pBdr>
-                <w:bottom w:val="none" w:sz="0" w:space="0" w:color="000000"/>
-                <w:top w:val="none" w:sz="0" w:space="0" w:color="000000"/>
-                <w:left w:val="none" w:sz="0" w:space="0" w:color="000000"/>
-                <w:right w:val="none" w:sz="0" w:space="0" w:color="000000"/>
-              </w:pBdr>
-              <w:spacing w:after="100" w:before="100" w:line="240"/>
-              <w:ind w:left="100" w:right="100" w:firstLine="0" w:firstLineChars="0"/>
-              <w:rPr>
-                <w:rFonts w:ascii="Helvetica" w:hAnsi="Helvetica" w:eastAsia="Helvetica" w:cs="Helvetica"/>
-                <w:i w:val="false"/>
-                <w:b w:val="false"/>
-                <w:u w:val="none"/>
-                <w:sz w:val="22"/>
-                <w:szCs w:val="22"/>
-                <w:color w:val="000000"/>
-              </w:rPr>
-            </w:pPr>
-            <w:r>
-              <w:rPr>
-                <w:rFonts w:ascii="Helvetica" w:hAnsi="Helvetica" w:eastAsia="Helvetica" w:cs="Helvetica"/>
-                <w:i w:val="false"/>
-                <w:b w:val="false"/>
-                <w:u w:val="none"/>
-                <w:sz w:val="22"/>
-                <w:szCs w:val="22"/>
-                <w:color w:val="000000"/>
-              </w:rPr>
-              <w:t xml:space="preserve">4.6, 28</w:t>
-            </w:r>
-          </w:p>
-        </w:tc>
-        <w:tc>
-          <w:tcPr>
-            <w:tcBorders>
-              <w:bottom w:val="none" w:sz="0" w:space="0" w:color="000000"/>
-              <w:top w:val="none" w:sz="0" w:space="0" w:color="000000"/>
-              <w:left w:val="none" w:sz="0" w:space="0" w:color="000000"/>
-              <w:right w:val="none" w:sz="0" w:space="0" w:color="000000"/>
-            </w:tcBorders>
-            <w:shd w:val="clear" w:color="auto" w:fill="FFFFFF"/>
-            <w:tcMar>
-              <w:top w:w="0" w:type="dxa"/>
-              <w:bottom w:w="0" w:type="dxa"/>
-              <w:left w:w="0" w:type="dxa"/>
-              <w:right w:w="0" w:type="dxa"/>
-            </w:tcMar>
-            <w:vAlign w:val="top"/>
-          </w:tcPr>
-          <w:p>
-            <w:pPr>
-              <w:pStyle w:val="Normal"/>
-              <w:jc w:val="center"/>
-              <w:pBdr>
-                <w:bottom w:val="none" w:sz="0" w:space="0" w:color="000000"/>
-                <w:top w:val="none" w:sz="0" w:space="0" w:color="000000"/>
-                <w:left w:val="none" w:sz="0" w:space="0" w:color="000000"/>
-                <w:right w:val="none" w:sz="0" w:space="0" w:color="000000"/>
-              </w:pBdr>
-              <w:spacing w:after="100" w:before="100" w:line="240"/>
-              <w:ind w:left="100" w:right="100" w:firstLine="0" w:firstLineChars="0"/>
-              <w:rPr>
-                <w:rFonts w:ascii="Helvetica" w:hAnsi="Helvetica" w:eastAsia="Helvetica" w:cs="Helvetica"/>
-                <w:i w:val="false"/>
-                <w:b w:val="false"/>
-                <w:u w:val="none"/>
-                <w:sz w:val="22"/>
-                <w:szCs w:val="22"/>
-                <w:color w:val="000000"/>
-              </w:rPr>
-            </w:pPr>
-            <w:r>
-              <w:rPr>
-                <w:rFonts w:ascii="Helvetica" w:hAnsi="Helvetica" w:eastAsia="Helvetica" w:cs="Helvetica"/>
-                <w:i w:val="false"/>
-                <w:b w:val="false"/>
-                <w:u w:val="none"/>
-                <w:sz w:val="22"/>
-                <w:szCs w:val="22"/>
-                <w:color w:val="000000"/>
-              </w:rPr>
-              <w:t xml:space="preserve">0.007</w:t>
+              <w:t xml:space="preserve">15</w:t>
+            </w:r>
+          </w:p>
+        </w:tc>
+        <w:tc>
+          <w:tcPr>
+            <w:tcBorders>
+              <w:bottom w:val="none" w:sz="0" w:space="0" w:color="000000"/>
+              <w:top w:val="none" w:sz="0" w:space="0" w:color="000000"/>
+              <w:left w:val="none" w:sz="0" w:space="0" w:color="000000"/>
+              <w:right w:val="none" w:sz="0" w:space="0" w:color="000000"/>
+            </w:tcBorders>
+            <w:shd w:val="clear" w:color="auto" w:fill="FFFFFF"/>
+            <w:tcMar>
+              <w:top w:w="0" w:type="dxa"/>
+              <w:bottom w:w="0" w:type="dxa"/>
+              <w:left w:w="0" w:type="dxa"/>
+              <w:right w:w="0" w:type="dxa"/>
+            </w:tcMar>
+            <w:vAlign w:val="top"/>
+          </w:tcPr>
+          <w:p>
+            <w:pPr>
+              <w:pStyle w:val="Normal"/>
+              <w:jc w:val="center"/>
+              <w:pBdr>
+                <w:bottom w:val="none" w:sz="0" w:space="0" w:color="000000"/>
+                <w:top w:val="none" w:sz="0" w:space="0" w:color="000000"/>
+                <w:left w:val="none" w:sz="0" w:space="0" w:color="000000"/>
+                <w:right w:val="none" w:sz="0" w:space="0" w:color="000000"/>
+              </w:pBdr>
+              <w:spacing w:after="100" w:before="100" w:line="240"/>
+              <w:ind w:left="100" w:right="100" w:firstLine="0" w:firstLineChars="0"/>
+              <w:rPr>
+                <w:rFonts w:ascii="Helvetica" w:hAnsi="Helvetica" w:eastAsia="Helvetica" w:cs="Helvetica"/>
+                <w:i w:val="false"/>
+                <w:b w:val="false"/>
+                <w:u w:val="none"/>
+                <w:sz w:val="22"/>
+                <w:szCs w:val="22"/>
+                <w:color w:val="000000"/>
+              </w:rPr>
+            </w:pPr>
+            <w:r>
+              <w:rPr>
+                <w:rFonts w:ascii="Helvetica" w:hAnsi="Helvetica" w:eastAsia="Helvetica" w:cs="Helvetica"/>
+                <w:i w:val="false"/>
+                <w:b w:val="false"/>
+                <w:u w:val="none"/>
+                <w:sz w:val="22"/>
+                <w:szCs w:val="22"/>
+                <w:color w:val="000000"/>
+              </w:rPr>
+              <w:t xml:space="preserve">3.3, 27</w:t>
+            </w:r>
+          </w:p>
+        </w:tc>
+        <w:tc>
+          <w:tcPr>
+            <w:tcBorders>
+              <w:bottom w:val="none" w:sz="0" w:space="0" w:color="000000"/>
+              <w:top w:val="none" w:sz="0" w:space="0" w:color="000000"/>
+              <w:left w:val="none" w:sz="0" w:space="0" w:color="000000"/>
+              <w:right w:val="none" w:sz="0" w:space="0" w:color="000000"/>
+            </w:tcBorders>
+            <w:shd w:val="clear" w:color="auto" w:fill="FFFFFF"/>
+            <w:tcMar>
+              <w:top w:w="0" w:type="dxa"/>
+              <w:bottom w:w="0" w:type="dxa"/>
+              <w:left w:w="0" w:type="dxa"/>
+              <w:right w:w="0" w:type="dxa"/>
+            </w:tcMar>
+            <w:vAlign w:val="top"/>
+          </w:tcPr>
+          <w:p>
+            <w:pPr>
+              <w:pStyle w:val="Normal"/>
+              <w:jc w:val="center"/>
+              <w:pBdr>
+                <w:bottom w:val="none" w:sz="0" w:space="0" w:color="000000"/>
+                <w:top w:val="none" w:sz="0" w:space="0" w:color="000000"/>
+                <w:left w:val="none" w:sz="0" w:space="0" w:color="000000"/>
+                <w:right w:val="none" w:sz="0" w:space="0" w:color="000000"/>
+              </w:pBdr>
+              <w:spacing w:after="100" w:before="100" w:line="240"/>
+              <w:ind w:left="100" w:right="100" w:firstLine="0" w:firstLineChars="0"/>
+              <w:rPr>
+                <w:rFonts w:ascii="Helvetica" w:hAnsi="Helvetica" w:eastAsia="Helvetica" w:cs="Helvetica"/>
+                <w:i w:val="false"/>
+                <w:b w:val="false"/>
+                <w:u w:val="none"/>
+                <w:sz w:val="22"/>
+                <w:szCs w:val="22"/>
+                <w:color w:val="000000"/>
+              </w:rPr>
+            </w:pPr>
+            <w:r>
+              <w:rPr>
+                <w:rFonts w:ascii="Helvetica" w:hAnsi="Helvetica" w:eastAsia="Helvetica" w:cs="Helvetica"/>
+                <w:i w:val="false"/>
+                <w:b w:val="false"/>
+                <w:u w:val="none"/>
+                <w:sz w:val="22"/>
+                <w:szCs w:val="22"/>
+                <w:color w:val="000000"/>
+              </w:rPr>
+              <w:t xml:space="preserve">0.012</w:t>
             </w:r>
           </w:p>
         </w:tc>
@@ -11273,7 +11273,7 @@
                 <w:szCs w:val="22"/>
                 <w:color w:val="000000"/>
               </w:rPr>
-              <w:t xml:space="preserve">-21, -6.5</w:t>
+              <w:t xml:space="preserve">-21, -6.3</w:t>
             </w:r>
           </w:p>
         </w:tc>
@@ -12669,113 +12669,113 @@
                 <w:szCs w:val="22"/>
                 <w:color w:val="000000"/>
               </w:rPr>
-              <w:t xml:space="preserve">-4.7</w:t>
-            </w:r>
-          </w:p>
-        </w:tc>
-        <w:tc>
-          <w:tcPr>
-            <w:tcBorders>
-              <w:bottom w:val="none" w:sz="0" w:space="0" w:color="000000"/>
-              <w:top w:val="none" w:sz="0" w:space="0" w:color="000000"/>
-              <w:left w:val="none" w:sz="0" w:space="0" w:color="000000"/>
-              <w:right w:val="none" w:sz="0" w:space="0" w:color="000000"/>
-            </w:tcBorders>
-            <w:shd w:val="clear" w:color="auto" w:fill="FFFFFF"/>
-            <w:tcMar>
-              <w:top w:w="0" w:type="dxa"/>
-              <w:bottom w:w="0" w:type="dxa"/>
-              <w:left w:w="0" w:type="dxa"/>
-              <w:right w:w="0" w:type="dxa"/>
-            </w:tcMar>
-            <w:vAlign w:val="top"/>
-          </w:tcPr>
-          <w:p>
-            <w:pPr>
-              <w:pStyle w:val="Normal"/>
-              <w:jc w:val="center"/>
-              <w:pBdr>
-                <w:bottom w:val="none" w:sz="0" w:space="0" w:color="000000"/>
-                <w:top w:val="none" w:sz="0" w:space="0" w:color="000000"/>
-                <w:left w:val="none" w:sz="0" w:space="0" w:color="000000"/>
-                <w:right w:val="none" w:sz="0" w:space="0" w:color="000000"/>
-              </w:pBdr>
-              <w:spacing w:after="100" w:before="100" w:line="240"/>
-              <w:ind w:left="100" w:right="100" w:firstLine="0" w:firstLineChars="0"/>
-              <w:rPr>
-                <w:rFonts w:ascii="Helvetica" w:hAnsi="Helvetica" w:eastAsia="Helvetica" w:cs="Helvetica"/>
-                <w:i w:val="false"/>
-                <w:b w:val="false"/>
-                <w:u w:val="none"/>
-                <w:sz w:val="22"/>
-                <w:szCs w:val="22"/>
-                <w:color w:val="000000"/>
-              </w:rPr>
-            </w:pPr>
-            <w:r>
-              <w:rPr>
-                <w:rFonts w:ascii="Helvetica" w:hAnsi="Helvetica" w:eastAsia="Helvetica" w:cs="Helvetica"/>
-                <w:i w:val="false"/>
-                <w:b w:val="false"/>
-                <w:u w:val="none"/>
-                <w:sz w:val="22"/>
-                <w:szCs w:val="22"/>
-                <w:color w:val="000000"/>
-              </w:rPr>
-              <w:t xml:space="preserve">-11, 1.5</w:t>
-            </w:r>
-          </w:p>
-        </w:tc>
-        <w:tc>
-          <w:tcPr>
-            <w:tcBorders>
-              <w:bottom w:val="none" w:sz="0" w:space="0" w:color="000000"/>
-              <w:top w:val="none" w:sz="0" w:space="0" w:color="000000"/>
-              <w:left w:val="none" w:sz="0" w:space="0" w:color="000000"/>
-              <w:right w:val="none" w:sz="0" w:space="0" w:color="000000"/>
-            </w:tcBorders>
-            <w:shd w:val="clear" w:color="auto" w:fill="FFFFFF"/>
-            <w:tcMar>
-              <w:top w:w="0" w:type="dxa"/>
-              <w:bottom w:w="0" w:type="dxa"/>
-              <w:left w:w="0" w:type="dxa"/>
-              <w:right w:w="0" w:type="dxa"/>
-            </w:tcMar>
-            <w:vAlign w:val="top"/>
-          </w:tcPr>
-          <w:p>
-            <w:pPr>
-              <w:pStyle w:val="Normal"/>
-              <w:jc w:val="center"/>
-              <w:pBdr>
-                <w:bottom w:val="none" w:sz="0" w:space="0" w:color="000000"/>
-                <w:top w:val="none" w:sz="0" w:space="0" w:color="000000"/>
-                <w:left w:val="none" w:sz="0" w:space="0" w:color="000000"/>
-                <w:right w:val="none" w:sz="0" w:space="0" w:color="000000"/>
-              </w:pBdr>
-              <w:spacing w:after="100" w:before="100" w:line="240"/>
-              <w:ind w:left="100" w:right="100" w:firstLine="0" w:firstLineChars="0"/>
-              <w:rPr>
-                <w:rFonts w:ascii="Helvetica" w:hAnsi="Helvetica" w:eastAsia="Helvetica" w:cs="Helvetica"/>
-                <w:i w:val="false"/>
-                <w:b w:val="false"/>
-                <w:u w:val="none"/>
-                <w:sz w:val="22"/>
-                <w:szCs w:val="22"/>
-                <w:color w:val="000000"/>
-              </w:rPr>
-            </w:pPr>
-            <w:r>
-              <w:rPr>
-                <w:rFonts w:ascii="Helvetica" w:hAnsi="Helvetica" w:eastAsia="Helvetica" w:cs="Helvetica"/>
-                <w:i w:val="false"/>
-                <w:b w:val="false"/>
-                <w:u w:val="none"/>
-                <w:sz w:val="22"/>
-                <w:szCs w:val="22"/>
-                <w:color w:val="000000"/>
-              </w:rPr>
-              <w:t xml:space="preserve">0.135</w:t>
+              <w:t xml:space="preserve">-4.6</w:t>
+            </w:r>
+          </w:p>
+        </w:tc>
+        <w:tc>
+          <w:tcPr>
+            <w:tcBorders>
+              <w:bottom w:val="none" w:sz="0" w:space="0" w:color="000000"/>
+              <w:top w:val="none" w:sz="0" w:space="0" w:color="000000"/>
+              <w:left w:val="none" w:sz="0" w:space="0" w:color="000000"/>
+              <w:right w:val="none" w:sz="0" w:space="0" w:color="000000"/>
+            </w:tcBorders>
+            <w:shd w:val="clear" w:color="auto" w:fill="FFFFFF"/>
+            <w:tcMar>
+              <w:top w:w="0" w:type="dxa"/>
+              <w:bottom w:w="0" w:type="dxa"/>
+              <w:left w:w="0" w:type="dxa"/>
+              <w:right w:w="0" w:type="dxa"/>
+            </w:tcMar>
+            <w:vAlign w:val="top"/>
+          </w:tcPr>
+          <w:p>
+            <w:pPr>
+              <w:pStyle w:val="Normal"/>
+              <w:jc w:val="center"/>
+              <w:pBdr>
+                <w:bottom w:val="none" w:sz="0" w:space="0" w:color="000000"/>
+                <w:top w:val="none" w:sz="0" w:space="0" w:color="000000"/>
+                <w:left w:val="none" w:sz="0" w:space="0" w:color="000000"/>
+                <w:right w:val="none" w:sz="0" w:space="0" w:color="000000"/>
+              </w:pBdr>
+              <w:spacing w:after="100" w:before="100" w:line="240"/>
+              <w:ind w:left="100" w:right="100" w:firstLine="0" w:firstLineChars="0"/>
+              <w:rPr>
+                <w:rFonts w:ascii="Helvetica" w:hAnsi="Helvetica" w:eastAsia="Helvetica" w:cs="Helvetica"/>
+                <w:i w:val="false"/>
+                <w:b w:val="false"/>
+                <w:u w:val="none"/>
+                <w:sz w:val="22"/>
+                <w:szCs w:val="22"/>
+                <w:color w:val="000000"/>
+              </w:rPr>
+            </w:pPr>
+            <w:r>
+              <w:rPr>
+                <w:rFonts w:ascii="Helvetica" w:hAnsi="Helvetica" w:eastAsia="Helvetica" w:cs="Helvetica"/>
+                <w:i w:val="false"/>
+                <w:b w:val="false"/>
+                <w:u w:val="none"/>
+                <w:sz w:val="22"/>
+                <w:szCs w:val="22"/>
+                <w:color w:val="000000"/>
+              </w:rPr>
+              <w:t xml:space="preserve">-11, 1.7</w:t>
+            </w:r>
+          </w:p>
+        </w:tc>
+        <w:tc>
+          <w:tcPr>
+            <w:tcBorders>
+              <w:bottom w:val="none" w:sz="0" w:space="0" w:color="000000"/>
+              <w:top w:val="none" w:sz="0" w:space="0" w:color="000000"/>
+              <w:left w:val="none" w:sz="0" w:space="0" w:color="000000"/>
+              <w:right w:val="none" w:sz="0" w:space="0" w:color="000000"/>
+            </w:tcBorders>
+            <w:shd w:val="clear" w:color="auto" w:fill="FFFFFF"/>
+            <w:tcMar>
+              <w:top w:w="0" w:type="dxa"/>
+              <w:bottom w:w="0" w:type="dxa"/>
+              <w:left w:w="0" w:type="dxa"/>
+              <w:right w:w="0" w:type="dxa"/>
+            </w:tcMar>
+            <w:vAlign w:val="top"/>
+          </w:tcPr>
+          <w:p>
+            <w:pPr>
+              <w:pStyle w:val="Normal"/>
+              <w:jc w:val="center"/>
+              <w:pBdr>
+                <w:bottom w:val="none" w:sz="0" w:space="0" w:color="000000"/>
+                <w:top w:val="none" w:sz="0" w:space="0" w:color="000000"/>
+                <w:left w:val="none" w:sz="0" w:space="0" w:color="000000"/>
+                <w:right w:val="none" w:sz="0" w:space="0" w:color="000000"/>
+              </w:pBdr>
+              <w:spacing w:after="100" w:before="100" w:line="240"/>
+              <w:ind w:left="100" w:right="100" w:firstLine="0" w:firstLineChars="0"/>
+              <w:rPr>
+                <w:rFonts w:ascii="Helvetica" w:hAnsi="Helvetica" w:eastAsia="Helvetica" w:cs="Helvetica"/>
+                <w:i w:val="false"/>
+                <w:b w:val="false"/>
+                <w:u w:val="none"/>
+                <w:sz w:val="22"/>
+                <w:szCs w:val="22"/>
+                <w:color w:val="000000"/>
+              </w:rPr>
+            </w:pPr>
+            <w:r>
+              <w:rPr>
+                <w:rFonts w:ascii="Helvetica" w:hAnsi="Helvetica" w:eastAsia="Helvetica" w:cs="Helvetica"/>
+                <w:i w:val="false"/>
+                <w:b w:val="false"/>
+                <w:u w:val="none"/>
+                <w:sz w:val="22"/>
+                <w:szCs w:val="22"/>
+                <w:color w:val="000000"/>
+              </w:rPr>
+              <w:t xml:space="preserve">0.151</w:t>
             </w:r>
           </w:p>
         </w:tc>
@@ -13205,60 +13205,60 @@
                 <w:szCs w:val="22"/>
                 <w:color w:val="000000"/>
               </w:rPr>
-              <w:t xml:space="preserve">-12, 4.1</w:t>
-            </w:r>
-          </w:p>
-        </w:tc>
-        <w:tc>
-          <w:tcPr>
-            <w:tcBorders>
-              <w:bottom w:val="none" w:sz="0" w:space="0" w:color="000000"/>
-              <w:top w:val="none" w:sz="0" w:space="0" w:color="000000"/>
-              <w:left w:val="none" w:sz="0" w:space="0" w:color="000000"/>
-              <w:right w:val="none" w:sz="0" w:space="0" w:color="000000"/>
-            </w:tcBorders>
-            <w:shd w:val="clear" w:color="auto" w:fill="FFFFFF"/>
-            <w:tcMar>
-              <w:top w:w="0" w:type="dxa"/>
-              <w:bottom w:w="0" w:type="dxa"/>
-              <w:left w:w="0" w:type="dxa"/>
-              <w:right w:w="0" w:type="dxa"/>
-            </w:tcMar>
-            <w:vAlign w:val="top"/>
-          </w:tcPr>
-          <w:p>
-            <w:pPr>
-              <w:pStyle w:val="Normal"/>
-              <w:jc w:val="center"/>
-              <w:pBdr>
-                <w:bottom w:val="none" w:sz="0" w:space="0" w:color="000000"/>
-                <w:top w:val="none" w:sz="0" w:space="0" w:color="000000"/>
-                <w:left w:val="none" w:sz="0" w:space="0" w:color="000000"/>
-                <w:right w:val="none" w:sz="0" w:space="0" w:color="000000"/>
-              </w:pBdr>
-              <w:spacing w:after="100" w:before="100" w:line="240"/>
-              <w:ind w:left="100" w:right="100" w:firstLine="0" w:firstLineChars="0"/>
-              <w:rPr>
-                <w:rFonts w:ascii="Helvetica" w:hAnsi="Helvetica" w:eastAsia="Helvetica" w:cs="Helvetica"/>
-                <w:i w:val="false"/>
-                <w:b w:val="false"/>
-                <w:u w:val="none"/>
-                <w:sz w:val="22"/>
-                <w:szCs w:val="22"/>
-                <w:color w:val="000000"/>
-              </w:rPr>
-            </w:pPr>
-            <w:r>
-              <w:rPr>
-                <w:rFonts w:ascii="Helvetica" w:hAnsi="Helvetica" w:eastAsia="Helvetica" w:cs="Helvetica"/>
-                <w:i w:val="false"/>
-                <w:b w:val="false"/>
-                <w:u w:val="none"/>
-                <w:sz w:val="22"/>
-                <w:szCs w:val="22"/>
-                <w:color w:val="000000"/>
-              </w:rPr>
-              <w:t xml:space="preserve">0.328</w:t>
+              <w:t xml:space="preserve">-12, 4.2</w:t>
+            </w:r>
+          </w:p>
+        </w:tc>
+        <w:tc>
+          <w:tcPr>
+            <w:tcBorders>
+              <w:bottom w:val="none" w:sz="0" w:space="0" w:color="000000"/>
+              <w:top w:val="none" w:sz="0" w:space="0" w:color="000000"/>
+              <w:left w:val="none" w:sz="0" w:space="0" w:color="000000"/>
+              <w:right w:val="none" w:sz="0" w:space="0" w:color="000000"/>
+            </w:tcBorders>
+            <w:shd w:val="clear" w:color="auto" w:fill="FFFFFF"/>
+            <w:tcMar>
+              <w:top w:w="0" w:type="dxa"/>
+              <w:bottom w:w="0" w:type="dxa"/>
+              <w:left w:w="0" w:type="dxa"/>
+              <w:right w:w="0" w:type="dxa"/>
+            </w:tcMar>
+            <w:vAlign w:val="top"/>
+          </w:tcPr>
+          <w:p>
+            <w:pPr>
+              <w:pStyle w:val="Normal"/>
+              <w:jc w:val="center"/>
+              <w:pBdr>
+                <w:bottom w:val="none" w:sz="0" w:space="0" w:color="000000"/>
+                <w:top w:val="none" w:sz="0" w:space="0" w:color="000000"/>
+                <w:left w:val="none" w:sz="0" w:space="0" w:color="000000"/>
+                <w:right w:val="none" w:sz="0" w:space="0" w:color="000000"/>
+              </w:pBdr>
+              <w:spacing w:after="100" w:before="100" w:line="240"/>
+              <w:ind w:left="100" w:right="100" w:firstLine="0" w:firstLineChars="0"/>
+              <w:rPr>
+                <w:rFonts w:ascii="Helvetica" w:hAnsi="Helvetica" w:eastAsia="Helvetica" w:cs="Helvetica"/>
+                <w:i w:val="false"/>
+                <w:b w:val="false"/>
+                <w:u w:val="none"/>
+                <w:sz w:val="22"/>
+                <w:szCs w:val="22"/>
+                <w:color w:val="000000"/>
+              </w:rPr>
+            </w:pPr>
+            <w:r>
+              <w:rPr>
+                <w:rFonts w:ascii="Helvetica" w:hAnsi="Helvetica" w:eastAsia="Helvetica" w:cs="Helvetica"/>
+                <w:i w:val="false"/>
+                <w:b w:val="false"/>
+                <w:u w:val="none"/>
+                <w:sz w:val="22"/>
+                <w:szCs w:val="22"/>
+                <w:color w:val="000000"/>
+              </w:rPr>
+              <w:t xml:space="preserve">0.333</w:t>
             </w:r>
           </w:p>
         </w:tc>
@@ -13635,113 +13635,113 @@
                 <w:szCs w:val="22"/>
                 <w:color w:val="000000"/>
               </w:rPr>
-              <w:t xml:space="preserve">-1.5</w:t>
-            </w:r>
-          </w:p>
-        </w:tc>
-        <w:tc>
-          <w:tcPr>
-            <w:tcBorders>
-              <w:bottom w:val="none" w:sz="0" w:space="0" w:color="000000"/>
-              <w:top w:val="none" w:sz="0" w:space="0" w:color="000000"/>
-              <w:left w:val="none" w:sz="0" w:space="0" w:color="000000"/>
-              <w:right w:val="none" w:sz="0" w:space="0" w:color="000000"/>
-            </w:tcBorders>
-            <w:shd w:val="clear" w:color="auto" w:fill="FFFFFF"/>
-            <w:tcMar>
-              <w:top w:w="0" w:type="dxa"/>
-              <w:bottom w:w="0" w:type="dxa"/>
-              <w:left w:w="0" w:type="dxa"/>
-              <w:right w:w="0" w:type="dxa"/>
-            </w:tcMar>
-            <w:vAlign w:val="top"/>
-          </w:tcPr>
-          <w:p>
-            <w:pPr>
-              <w:pStyle w:val="Normal"/>
-              <w:jc w:val="center"/>
-              <w:pBdr>
-                <w:bottom w:val="none" w:sz="0" w:space="0" w:color="000000"/>
-                <w:top w:val="none" w:sz="0" w:space="0" w:color="000000"/>
-                <w:left w:val="none" w:sz="0" w:space="0" w:color="000000"/>
-                <w:right w:val="none" w:sz="0" w:space="0" w:color="000000"/>
-              </w:pBdr>
-              <w:spacing w:after="100" w:before="100" w:line="240"/>
-              <w:ind w:left="100" w:right="100" w:firstLine="0" w:firstLineChars="0"/>
-              <w:rPr>
-                <w:rFonts w:ascii="Helvetica" w:hAnsi="Helvetica" w:eastAsia="Helvetica" w:cs="Helvetica"/>
-                <w:i w:val="false"/>
-                <w:b w:val="false"/>
-                <w:u w:val="none"/>
-                <w:sz w:val="22"/>
-                <w:szCs w:val="22"/>
-                <w:color w:val="000000"/>
-              </w:rPr>
-            </w:pPr>
-            <w:r>
-              <w:rPr>
-                <w:rFonts w:ascii="Helvetica" w:hAnsi="Helvetica" w:eastAsia="Helvetica" w:cs="Helvetica"/>
-                <w:i w:val="false"/>
-                <w:b w:val="false"/>
-                <w:u w:val="none"/>
-                <w:sz w:val="22"/>
-                <w:szCs w:val="22"/>
-                <w:color w:val="000000"/>
-              </w:rPr>
-              <w:t xml:space="preserve">-10, 7.0</w:t>
-            </w:r>
-          </w:p>
-        </w:tc>
-        <w:tc>
-          <w:tcPr>
-            <w:tcBorders>
-              <w:bottom w:val="none" w:sz="0" w:space="0" w:color="000000"/>
-              <w:top w:val="none" w:sz="0" w:space="0" w:color="000000"/>
-              <w:left w:val="none" w:sz="0" w:space="0" w:color="000000"/>
-              <w:right w:val="none" w:sz="0" w:space="0" w:color="000000"/>
-            </w:tcBorders>
-            <w:shd w:val="clear" w:color="auto" w:fill="FFFFFF"/>
-            <w:tcMar>
-              <w:top w:w="0" w:type="dxa"/>
-              <w:bottom w:w="0" w:type="dxa"/>
-              <w:left w:w="0" w:type="dxa"/>
-              <w:right w:w="0" w:type="dxa"/>
-            </w:tcMar>
-            <w:vAlign w:val="top"/>
-          </w:tcPr>
-          <w:p>
-            <w:pPr>
-              <w:pStyle w:val="Normal"/>
-              <w:jc w:val="center"/>
-              <w:pBdr>
-                <w:bottom w:val="none" w:sz="0" w:space="0" w:color="000000"/>
-                <w:top w:val="none" w:sz="0" w:space="0" w:color="000000"/>
-                <w:left w:val="none" w:sz="0" w:space="0" w:color="000000"/>
-                <w:right w:val="none" w:sz="0" w:space="0" w:color="000000"/>
-              </w:pBdr>
-              <w:spacing w:after="100" w:before="100" w:line="240"/>
-              <w:ind w:left="100" w:right="100" w:firstLine="0" w:firstLineChars="0"/>
-              <w:rPr>
-                <w:rFonts w:ascii="Helvetica" w:hAnsi="Helvetica" w:eastAsia="Helvetica" w:cs="Helvetica"/>
-                <w:i w:val="false"/>
-                <w:b w:val="false"/>
-                <w:u w:val="none"/>
-                <w:sz w:val="22"/>
-                <w:szCs w:val="22"/>
-                <w:color w:val="000000"/>
-              </w:rPr>
-            </w:pPr>
-            <w:r>
-              <w:rPr>
-                <w:rFonts w:ascii="Helvetica" w:hAnsi="Helvetica" w:eastAsia="Helvetica" w:cs="Helvetica"/>
-                <w:i w:val="false"/>
-                <w:b w:val="false"/>
-                <w:u w:val="none"/>
-                <w:sz w:val="22"/>
-                <w:szCs w:val="22"/>
-                <w:color w:val="000000"/>
-              </w:rPr>
-              <w:t xml:space="preserve">0.723</w:t>
+              <w:t xml:space="preserve">-2.5</w:t>
+            </w:r>
+          </w:p>
+        </w:tc>
+        <w:tc>
+          <w:tcPr>
+            <w:tcBorders>
+              <w:bottom w:val="none" w:sz="0" w:space="0" w:color="000000"/>
+              <w:top w:val="none" w:sz="0" w:space="0" w:color="000000"/>
+              <w:left w:val="none" w:sz="0" w:space="0" w:color="000000"/>
+              <w:right w:val="none" w:sz="0" w:space="0" w:color="000000"/>
+            </w:tcBorders>
+            <w:shd w:val="clear" w:color="auto" w:fill="FFFFFF"/>
+            <w:tcMar>
+              <w:top w:w="0" w:type="dxa"/>
+              <w:bottom w:w="0" w:type="dxa"/>
+              <w:left w:w="0" w:type="dxa"/>
+              <w:right w:w="0" w:type="dxa"/>
+            </w:tcMar>
+            <w:vAlign w:val="top"/>
+          </w:tcPr>
+          <w:p>
+            <w:pPr>
+              <w:pStyle w:val="Normal"/>
+              <w:jc w:val="center"/>
+              <w:pBdr>
+                <w:bottom w:val="none" w:sz="0" w:space="0" w:color="000000"/>
+                <w:top w:val="none" w:sz="0" w:space="0" w:color="000000"/>
+                <w:left w:val="none" w:sz="0" w:space="0" w:color="000000"/>
+                <w:right w:val="none" w:sz="0" w:space="0" w:color="000000"/>
+              </w:pBdr>
+              <w:spacing w:after="100" w:before="100" w:line="240"/>
+              <w:ind w:left="100" w:right="100" w:firstLine="0" w:firstLineChars="0"/>
+              <w:rPr>
+                <w:rFonts w:ascii="Helvetica" w:hAnsi="Helvetica" w:eastAsia="Helvetica" w:cs="Helvetica"/>
+                <w:i w:val="false"/>
+                <w:b w:val="false"/>
+                <w:u w:val="none"/>
+                <w:sz w:val="22"/>
+                <w:szCs w:val="22"/>
+                <w:color w:val="000000"/>
+              </w:rPr>
+            </w:pPr>
+            <w:r>
+              <w:rPr>
+                <w:rFonts w:ascii="Helvetica" w:hAnsi="Helvetica" w:eastAsia="Helvetica" w:cs="Helvetica"/>
+                <w:i w:val="false"/>
+                <w:b w:val="false"/>
+                <w:u w:val="none"/>
+                <w:sz w:val="22"/>
+                <w:szCs w:val="22"/>
+                <w:color w:val="000000"/>
+              </w:rPr>
+              <w:t xml:space="preserve">-11, 6.1</w:t>
+            </w:r>
+          </w:p>
+        </w:tc>
+        <w:tc>
+          <w:tcPr>
+            <w:tcBorders>
+              <w:bottom w:val="none" w:sz="0" w:space="0" w:color="000000"/>
+              <w:top w:val="none" w:sz="0" w:space="0" w:color="000000"/>
+              <w:left w:val="none" w:sz="0" w:space="0" w:color="000000"/>
+              <w:right w:val="none" w:sz="0" w:space="0" w:color="000000"/>
+            </w:tcBorders>
+            <w:shd w:val="clear" w:color="auto" w:fill="FFFFFF"/>
+            <w:tcMar>
+              <w:top w:w="0" w:type="dxa"/>
+              <w:bottom w:w="0" w:type="dxa"/>
+              <w:left w:w="0" w:type="dxa"/>
+              <w:right w:w="0" w:type="dxa"/>
+            </w:tcMar>
+            <w:vAlign w:val="top"/>
+          </w:tcPr>
+          <w:p>
+            <w:pPr>
+              <w:pStyle w:val="Normal"/>
+              <w:jc w:val="center"/>
+              <w:pBdr>
+                <w:bottom w:val="none" w:sz="0" w:space="0" w:color="000000"/>
+                <w:top w:val="none" w:sz="0" w:space="0" w:color="000000"/>
+                <w:left w:val="none" w:sz="0" w:space="0" w:color="000000"/>
+                <w:right w:val="none" w:sz="0" w:space="0" w:color="000000"/>
+              </w:pBdr>
+              <w:spacing w:after="100" w:before="100" w:line="240"/>
+              <w:ind w:left="100" w:right="100" w:firstLine="0" w:firstLineChars="0"/>
+              <w:rPr>
+                <w:rFonts w:ascii="Helvetica" w:hAnsi="Helvetica" w:eastAsia="Helvetica" w:cs="Helvetica"/>
+                <w:i w:val="false"/>
+                <w:b w:val="false"/>
+                <w:u w:val="none"/>
+                <w:sz w:val="22"/>
+                <w:szCs w:val="22"/>
+                <w:color w:val="000000"/>
+              </w:rPr>
+            </w:pPr>
+            <w:r>
+              <w:rPr>
+                <w:rFonts w:ascii="Helvetica" w:hAnsi="Helvetica" w:eastAsia="Helvetica" w:cs="Helvetica"/>
+                <w:i w:val="false"/>
+                <w:b w:val="false"/>
+                <w:u w:val="none"/>
+                <w:sz w:val="22"/>
+                <w:szCs w:val="22"/>
+                <w:color w:val="000000"/>
+              </w:rPr>
+              <w:t xml:space="preserve">0.559</w:t>
             </w:r>
           </w:p>
         </w:tc>
@@ -14118,113 +14118,113 @@
                 <w:szCs w:val="22"/>
                 <w:color w:val="000000"/>
               </w:rPr>
-              <w:t xml:space="preserve">-9.1</w:t>
-            </w:r>
-          </w:p>
-        </w:tc>
-        <w:tc>
-          <w:tcPr>
-            <w:tcBorders>
-              <w:bottom w:val="none" w:sz="0" w:space="0" w:color="000000"/>
-              <w:top w:val="none" w:sz="0" w:space="0" w:color="000000"/>
-              <w:left w:val="none" w:sz="0" w:space="0" w:color="000000"/>
-              <w:right w:val="none" w:sz="0" w:space="0" w:color="000000"/>
-            </w:tcBorders>
-            <w:shd w:val="clear" w:color="auto" w:fill="FFFFFF"/>
-            <w:tcMar>
-              <w:top w:w="0" w:type="dxa"/>
-              <w:bottom w:w="0" w:type="dxa"/>
-              <w:left w:w="0" w:type="dxa"/>
-              <w:right w:w="0" w:type="dxa"/>
-            </w:tcMar>
-            <w:vAlign w:val="top"/>
-          </w:tcPr>
-          <w:p>
-            <w:pPr>
-              <w:pStyle w:val="Normal"/>
-              <w:jc w:val="center"/>
-              <w:pBdr>
-                <w:bottom w:val="none" w:sz="0" w:space="0" w:color="000000"/>
-                <w:top w:val="none" w:sz="0" w:space="0" w:color="000000"/>
-                <w:left w:val="none" w:sz="0" w:space="0" w:color="000000"/>
-                <w:right w:val="none" w:sz="0" w:space="0" w:color="000000"/>
-              </w:pBdr>
-              <w:spacing w:after="100" w:before="100" w:line="240"/>
-              <w:ind w:left="100" w:right="100" w:firstLine="0" w:firstLineChars="0"/>
-              <w:rPr>
-                <w:rFonts w:ascii="Helvetica" w:hAnsi="Helvetica" w:eastAsia="Helvetica" w:cs="Helvetica"/>
-                <w:i w:val="false"/>
-                <w:b w:val="false"/>
-                <w:u w:val="none"/>
-                <w:sz w:val="22"/>
-                <w:szCs w:val="22"/>
-                <w:color w:val="000000"/>
-              </w:rPr>
-            </w:pPr>
-            <w:r>
-              <w:rPr>
-                <w:rFonts w:ascii="Helvetica" w:hAnsi="Helvetica" w:eastAsia="Helvetica" w:cs="Helvetica"/>
-                <w:i w:val="false"/>
-                <w:b w:val="false"/>
-                <w:u w:val="none"/>
-                <w:sz w:val="22"/>
-                <w:szCs w:val="22"/>
-                <w:color w:val="000000"/>
-              </w:rPr>
-              <w:t xml:space="preserve">-18, 0.01</w:t>
-            </w:r>
-          </w:p>
-        </w:tc>
-        <w:tc>
-          <w:tcPr>
-            <w:tcBorders>
-              <w:bottom w:val="none" w:sz="0" w:space="0" w:color="000000"/>
-              <w:top w:val="none" w:sz="0" w:space="0" w:color="000000"/>
-              <w:left w:val="none" w:sz="0" w:space="0" w:color="000000"/>
-              <w:right w:val="none" w:sz="0" w:space="0" w:color="000000"/>
-            </w:tcBorders>
-            <w:shd w:val="clear" w:color="auto" w:fill="FFFFFF"/>
-            <w:tcMar>
-              <w:top w:w="0" w:type="dxa"/>
-              <w:bottom w:w="0" w:type="dxa"/>
-              <w:left w:w="0" w:type="dxa"/>
-              <w:right w:w="0" w:type="dxa"/>
-            </w:tcMar>
-            <w:vAlign w:val="top"/>
-          </w:tcPr>
-          <w:p>
-            <w:pPr>
-              <w:pStyle w:val="Normal"/>
-              <w:jc w:val="center"/>
-              <w:pBdr>
-                <w:bottom w:val="none" w:sz="0" w:space="0" w:color="000000"/>
-                <w:top w:val="none" w:sz="0" w:space="0" w:color="000000"/>
-                <w:left w:val="none" w:sz="0" w:space="0" w:color="000000"/>
-                <w:right w:val="none" w:sz="0" w:space="0" w:color="000000"/>
-              </w:pBdr>
-              <w:spacing w:after="100" w:before="100" w:line="240"/>
-              <w:ind w:left="100" w:right="100" w:firstLine="0" w:firstLineChars="0"/>
-              <w:rPr>
-                <w:rFonts w:ascii="Helvetica" w:hAnsi="Helvetica" w:eastAsia="Helvetica" w:cs="Helvetica"/>
-                <w:i w:val="false"/>
-                <w:b w:val="false"/>
-                <w:u w:val="none"/>
-                <w:sz w:val="22"/>
-                <w:szCs w:val="22"/>
-                <w:color w:val="000000"/>
-              </w:rPr>
-            </w:pPr>
-            <w:r>
-              <w:rPr>
-                <w:rFonts w:ascii="Helvetica" w:hAnsi="Helvetica" w:eastAsia="Helvetica" w:cs="Helvetica"/>
-                <w:i w:val="false"/>
-                <w:b w:val="false"/>
-                <w:u w:val="none"/>
-                <w:sz w:val="22"/>
-                <w:szCs w:val="22"/>
-                <w:color w:val="000000"/>
-              </w:rPr>
-              <w:t xml:space="preserve">0.050</w:t>
+              <w:t xml:space="preserve">-9.4</w:t>
+            </w:r>
+          </w:p>
+        </w:tc>
+        <w:tc>
+          <w:tcPr>
+            <w:tcBorders>
+              <w:bottom w:val="none" w:sz="0" w:space="0" w:color="000000"/>
+              <w:top w:val="none" w:sz="0" w:space="0" w:color="000000"/>
+              <w:left w:val="none" w:sz="0" w:space="0" w:color="000000"/>
+              <w:right w:val="none" w:sz="0" w:space="0" w:color="000000"/>
+            </w:tcBorders>
+            <w:shd w:val="clear" w:color="auto" w:fill="FFFFFF"/>
+            <w:tcMar>
+              <w:top w:w="0" w:type="dxa"/>
+              <w:bottom w:w="0" w:type="dxa"/>
+              <w:left w:w="0" w:type="dxa"/>
+              <w:right w:w="0" w:type="dxa"/>
+            </w:tcMar>
+            <w:vAlign w:val="top"/>
+          </w:tcPr>
+          <w:p>
+            <w:pPr>
+              <w:pStyle w:val="Normal"/>
+              <w:jc w:val="center"/>
+              <w:pBdr>
+                <w:bottom w:val="none" w:sz="0" w:space="0" w:color="000000"/>
+                <w:top w:val="none" w:sz="0" w:space="0" w:color="000000"/>
+                <w:left w:val="none" w:sz="0" w:space="0" w:color="000000"/>
+                <w:right w:val="none" w:sz="0" w:space="0" w:color="000000"/>
+              </w:pBdr>
+              <w:spacing w:after="100" w:before="100" w:line="240"/>
+              <w:ind w:left="100" w:right="100" w:firstLine="0" w:firstLineChars="0"/>
+              <w:rPr>
+                <w:rFonts w:ascii="Helvetica" w:hAnsi="Helvetica" w:eastAsia="Helvetica" w:cs="Helvetica"/>
+                <w:i w:val="false"/>
+                <w:b w:val="false"/>
+                <w:u w:val="none"/>
+                <w:sz w:val="22"/>
+                <w:szCs w:val="22"/>
+                <w:color w:val="000000"/>
+              </w:rPr>
+            </w:pPr>
+            <w:r>
+              <w:rPr>
+                <w:rFonts w:ascii="Helvetica" w:hAnsi="Helvetica" w:eastAsia="Helvetica" w:cs="Helvetica"/>
+                <w:i w:val="false"/>
+                <w:b w:val="false"/>
+                <w:u w:val="none"/>
+                <w:sz w:val="22"/>
+                <w:szCs w:val="22"/>
+                <w:color w:val="000000"/>
+              </w:rPr>
+              <w:t xml:space="preserve">-19, -0.23</w:t>
+            </w:r>
+          </w:p>
+        </w:tc>
+        <w:tc>
+          <w:tcPr>
+            <w:tcBorders>
+              <w:bottom w:val="none" w:sz="0" w:space="0" w:color="000000"/>
+              <w:top w:val="none" w:sz="0" w:space="0" w:color="000000"/>
+              <w:left w:val="none" w:sz="0" w:space="0" w:color="000000"/>
+              <w:right w:val="none" w:sz="0" w:space="0" w:color="000000"/>
+            </w:tcBorders>
+            <w:shd w:val="clear" w:color="auto" w:fill="FFFFFF"/>
+            <w:tcMar>
+              <w:top w:w="0" w:type="dxa"/>
+              <w:bottom w:w="0" w:type="dxa"/>
+              <w:left w:w="0" w:type="dxa"/>
+              <w:right w:w="0" w:type="dxa"/>
+            </w:tcMar>
+            <w:vAlign w:val="top"/>
+          </w:tcPr>
+          <w:p>
+            <w:pPr>
+              <w:pStyle w:val="Normal"/>
+              <w:jc w:val="center"/>
+              <w:pBdr>
+                <w:bottom w:val="none" w:sz="0" w:space="0" w:color="000000"/>
+                <w:top w:val="none" w:sz="0" w:space="0" w:color="000000"/>
+                <w:left w:val="none" w:sz="0" w:space="0" w:color="000000"/>
+                <w:right w:val="none" w:sz="0" w:space="0" w:color="000000"/>
+              </w:pBdr>
+              <w:spacing w:after="100" w:before="100" w:line="240"/>
+              <w:ind w:left="100" w:right="100" w:firstLine="0" w:firstLineChars="0"/>
+              <w:rPr>
+                <w:rFonts w:ascii="Helvetica" w:hAnsi="Helvetica" w:eastAsia="Helvetica" w:cs="Helvetica"/>
+                <w:i w:val="false"/>
+                <w:b w:val="false"/>
+                <w:u w:val="none"/>
+                <w:sz w:val="22"/>
+                <w:szCs w:val="22"/>
+                <w:color w:val="000000"/>
+              </w:rPr>
+            </w:pPr>
+            <w:r>
+              <w:rPr>
+                <w:rFonts w:ascii="Helvetica" w:hAnsi="Helvetica" w:eastAsia="Helvetica" w:cs="Helvetica"/>
+                <w:i w:val="false"/>
+                <w:b w:val="false"/>
+                <w:u w:val="none"/>
+                <w:sz w:val="22"/>
+                <w:szCs w:val="22"/>
+                <w:color w:val="000000"/>
+              </w:rPr>
+              <w:t xml:space="preserve">0.045</w:t>
             </w:r>
           </w:p>
         </w:tc>
@@ -14601,113 +14601,113 @@
                 <w:szCs w:val="22"/>
                 <w:color w:val="000000"/>
               </w:rPr>
-              <w:t xml:space="preserve">6.0</w:t>
-            </w:r>
-          </w:p>
-        </w:tc>
-        <w:tc>
-          <w:tcPr>
-            <w:tcBorders>
-              <w:bottom w:val="none" w:sz="0" w:space="0" w:color="000000"/>
-              <w:top w:val="none" w:sz="0" w:space="0" w:color="000000"/>
-              <w:left w:val="none" w:sz="0" w:space="0" w:color="000000"/>
-              <w:right w:val="none" w:sz="0" w:space="0" w:color="000000"/>
-            </w:tcBorders>
-            <w:shd w:val="clear" w:color="auto" w:fill="FFFFFF"/>
-            <w:tcMar>
-              <w:top w:w="0" w:type="dxa"/>
-              <w:bottom w:w="0" w:type="dxa"/>
-              <w:left w:w="0" w:type="dxa"/>
-              <w:right w:w="0" w:type="dxa"/>
-            </w:tcMar>
-            <w:vAlign w:val="top"/>
-          </w:tcPr>
-          <w:p>
-            <w:pPr>
-              <w:pStyle w:val="Normal"/>
-              <w:jc w:val="center"/>
-              <w:pBdr>
-                <w:bottom w:val="none" w:sz="0" w:space="0" w:color="000000"/>
-                <w:top w:val="none" w:sz="0" w:space="0" w:color="000000"/>
-                <w:left w:val="none" w:sz="0" w:space="0" w:color="000000"/>
-                <w:right w:val="none" w:sz="0" w:space="0" w:color="000000"/>
-              </w:pBdr>
-              <w:spacing w:after="100" w:before="100" w:line="240"/>
-              <w:ind w:left="100" w:right="100" w:firstLine="0" w:firstLineChars="0"/>
-              <w:rPr>
-                <w:rFonts w:ascii="Helvetica" w:hAnsi="Helvetica" w:eastAsia="Helvetica" w:cs="Helvetica"/>
-                <w:i w:val="false"/>
-                <w:b w:val="false"/>
-                <w:u w:val="none"/>
-                <w:sz w:val="22"/>
-                <w:szCs w:val="22"/>
-                <w:color w:val="000000"/>
-              </w:rPr>
-            </w:pPr>
-            <w:r>
-              <w:rPr>
-                <w:rFonts w:ascii="Helvetica" w:hAnsi="Helvetica" w:eastAsia="Helvetica" w:cs="Helvetica"/>
-                <w:i w:val="false"/>
-                <w:b w:val="false"/>
-                <w:u w:val="none"/>
-                <w:sz w:val="22"/>
-                <w:szCs w:val="22"/>
-                <w:color w:val="000000"/>
-              </w:rPr>
-              <w:t xml:space="preserve">-0.72, 13</w:t>
-            </w:r>
-          </w:p>
-        </w:tc>
-        <w:tc>
-          <w:tcPr>
-            <w:tcBorders>
-              <w:bottom w:val="none" w:sz="0" w:space="0" w:color="000000"/>
-              <w:top w:val="none" w:sz="0" w:space="0" w:color="000000"/>
-              <w:left w:val="none" w:sz="0" w:space="0" w:color="000000"/>
-              <w:right w:val="none" w:sz="0" w:space="0" w:color="000000"/>
-            </w:tcBorders>
-            <w:shd w:val="clear" w:color="auto" w:fill="FFFFFF"/>
-            <w:tcMar>
-              <w:top w:w="0" w:type="dxa"/>
-              <w:bottom w:w="0" w:type="dxa"/>
-              <w:left w:w="0" w:type="dxa"/>
-              <w:right w:w="0" w:type="dxa"/>
-            </w:tcMar>
-            <w:vAlign w:val="top"/>
-          </w:tcPr>
-          <w:p>
-            <w:pPr>
-              <w:pStyle w:val="Normal"/>
-              <w:jc w:val="center"/>
-              <w:pBdr>
-                <w:bottom w:val="none" w:sz="0" w:space="0" w:color="000000"/>
-                <w:top w:val="none" w:sz="0" w:space="0" w:color="000000"/>
-                <w:left w:val="none" w:sz="0" w:space="0" w:color="000000"/>
-                <w:right w:val="none" w:sz="0" w:space="0" w:color="000000"/>
-              </w:pBdr>
-              <w:spacing w:after="100" w:before="100" w:line="240"/>
-              <w:ind w:left="100" w:right="100" w:firstLine="0" w:firstLineChars="0"/>
-              <w:rPr>
-                <w:rFonts w:ascii="Helvetica" w:hAnsi="Helvetica" w:eastAsia="Helvetica" w:cs="Helvetica"/>
-                <w:i w:val="false"/>
-                <w:b w:val="false"/>
-                <w:u w:val="none"/>
-                <w:sz w:val="22"/>
-                <w:szCs w:val="22"/>
-                <w:color w:val="000000"/>
-              </w:rPr>
-            </w:pPr>
-            <w:r>
-              <w:rPr>
-                <w:rFonts w:ascii="Helvetica" w:hAnsi="Helvetica" w:eastAsia="Helvetica" w:cs="Helvetica"/>
-                <w:i w:val="false"/>
-                <w:b w:val="false"/>
-                <w:u w:val="none"/>
-                <w:sz w:val="22"/>
-                <w:szCs w:val="22"/>
-                <w:color w:val="000000"/>
-              </w:rPr>
-              <w:t xml:space="preserve">0.080</w:t>
+              <w:t xml:space="preserve">6.1</w:t>
+            </w:r>
+          </w:p>
+        </w:tc>
+        <w:tc>
+          <w:tcPr>
+            <w:tcBorders>
+              <w:bottom w:val="none" w:sz="0" w:space="0" w:color="000000"/>
+              <w:top w:val="none" w:sz="0" w:space="0" w:color="000000"/>
+              <w:left w:val="none" w:sz="0" w:space="0" w:color="000000"/>
+              <w:right w:val="none" w:sz="0" w:space="0" w:color="000000"/>
+            </w:tcBorders>
+            <w:shd w:val="clear" w:color="auto" w:fill="FFFFFF"/>
+            <w:tcMar>
+              <w:top w:w="0" w:type="dxa"/>
+              <w:bottom w:w="0" w:type="dxa"/>
+              <w:left w:w="0" w:type="dxa"/>
+              <w:right w:w="0" w:type="dxa"/>
+            </w:tcMar>
+            <w:vAlign w:val="top"/>
+          </w:tcPr>
+          <w:p>
+            <w:pPr>
+              <w:pStyle w:val="Normal"/>
+              <w:jc w:val="center"/>
+              <w:pBdr>
+                <w:bottom w:val="none" w:sz="0" w:space="0" w:color="000000"/>
+                <w:top w:val="none" w:sz="0" w:space="0" w:color="000000"/>
+                <w:left w:val="none" w:sz="0" w:space="0" w:color="000000"/>
+                <w:right w:val="none" w:sz="0" w:space="0" w:color="000000"/>
+              </w:pBdr>
+              <w:spacing w:after="100" w:before="100" w:line="240"/>
+              <w:ind w:left="100" w:right="100" w:firstLine="0" w:firstLineChars="0"/>
+              <w:rPr>
+                <w:rFonts w:ascii="Helvetica" w:hAnsi="Helvetica" w:eastAsia="Helvetica" w:cs="Helvetica"/>
+                <w:i w:val="false"/>
+                <w:b w:val="false"/>
+                <w:u w:val="none"/>
+                <w:sz w:val="22"/>
+                <w:szCs w:val="22"/>
+                <w:color w:val="000000"/>
+              </w:rPr>
+            </w:pPr>
+            <w:r>
+              <w:rPr>
+                <w:rFonts w:ascii="Helvetica" w:hAnsi="Helvetica" w:eastAsia="Helvetica" w:cs="Helvetica"/>
+                <w:i w:val="false"/>
+                <w:b w:val="false"/>
+                <w:u w:val="none"/>
+                <w:sz w:val="22"/>
+                <w:szCs w:val="22"/>
+                <w:color w:val="000000"/>
+              </w:rPr>
+              <w:t xml:space="preserve">-0.65, 13</w:t>
+            </w:r>
+          </w:p>
+        </w:tc>
+        <w:tc>
+          <w:tcPr>
+            <w:tcBorders>
+              <w:bottom w:val="none" w:sz="0" w:space="0" w:color="000000"/>
+              <w:top w:val="none" w:sz="0" w:space="0" w:color="000000"/>
+              <w:left w:val="none" w:sz="0" w:space="0" w:color="000000"/>
+              <w:right w:val="none" w:sz="0" w:space="0" w:color="000000"/>
+            </w:tcBorders>
+            <w:shd w:val="clear" w:color="auto" w:fill="FFFFFF"/>
+            <w:tcMar>
+              <w:top w:w="0" w:type="dxa"/>
+              <w:bottom w:w="0" w:type="dxa"/>
+              <w:left w:w="0" w:type="dxa"/>
+              <w:right w:w="0" w:type="dxa"/>
+            </w:tcMar>
+            <w:vAlign w:val="top"/>
+          </w:tcPr>
+          <w:p>
+            <w:pPr>
+              <w:pStyle w:val="Normal"/>
+              <w:jc w:val="center"/>
+              <w:pBdr>
+                <w:bottom w:val="none" w:sz="0" w:space="0" w:color="000000"/>
+                <w:top w:val="none" w:sz="0" w:space="0" w:color="000000"/>
+                <w:left w:val="none" w:sz="0" w:space="0" w:color="000000"/>
+                <w:right w:val="none" w:sz="0" w:space="0" w:color="000000"/>
+              </w:pBdr>
+              <w:spacing w:after="100" w:before="100" w:line="240"/>
+              <w:ind w:left="100" w:right="100" w:firstLine="0" w:firstLineChars="0"/>
+              <w:rPr>
+                <w:rFonts w:ascii="Helvetica" w:hAnsi="Helvetica" w:eastAsia="Helvetica" w:cs="Helvetica"/>
+                <w:i w:val="false"/>
+                <w:b w:val="false"/>
+                <w:u w:val="none"/>
+                <w:sz w:val="22"/>
+                <w:szCs w:val="22"/>
+                <w:color w:val="000000"/>
+              </w:rPr>
+            </w:pPr>
+            <w:r>
+              <w:rPr>
+                <w:rFonts w:ascii="Helvetica" w:hAnsi="Helvetica" w:eastAsia="Helvetica" w:cs="Helvetica"/>
+                <w:i w:val="false"/>
+                <w:b w:val="false"/>
+                <w:u w:val="none"/>
+                <w:sz w:val="22"/>
+                <w:szCs w:val="22"/>
+                <w:color w:val="000000"/>
+              </w:rPr>
+              <w:t xml:space="preserve">0.076</w:t>
             </w:r>
           </w:p>
         </w:tc>
@@ -15084,113 +15084,113 @@
                 <w:szCs w:val="22"/>
                 <w:color w:val="000000"/>
               </w:rPr>
-              <w:t xml:space="preserve">0.22</w:t>
-            </w:r>
-          </w:p>
-        </w:tc>
-        <w:tc>
-          <w:tcPr>
-            <w:tcBorders>
-              <w:bottom w:val="none" w:sz="0" w:space="0" w:color="000000"/>
-              <w:top w:val="none" w:sz="0" w:space="0" w:color="000000"/>
-              <w:left w:val="none" w:sz="0" w:space="0" w:color="000000"/>
-              <w:right w:val="none" w:sz="0" w:space="0" w:color="000000"/>
-            </w:tcBorders>
-            <w:shd w:val="clear" w:color="auto" w:fill="FFFFFF"/>
-            <w:tcMar>
-              <w:top w:w="0" w:type="dxa"/>
-              <w:bottom w:w="0" w:type="dxa"/>
-              <w:left w:w="0" w:type="dxa"/>
-              <w:right w:w="0" w:type="dxa"/>
-            </w:tcMar>
-            <w:vAlign w:val="top"/>
-          </w:tcPr>
-          <w:p>
-            <w:pPr>
-              <w:pStyle w:val="Normal"/>
-              <w:jc w:val="center"/>
-              <w:pBdr>
-                <w:bottom w:val="none" w:sz="0" w:space="0" w:color="000000"/>
-                <w:top w:val="none" w:sz="0" w:space="0" w:color="000000"/>
-                <w:left w:val="none" w:sz="0" w:space="0" w:color="000000"/>
-                <w:right w:val="none" w:sz="0" w:space="0" w:color="000000"/>
-              </w:pBdr>
-              <w:spacing w:after="100" w:before="100" w:line="240"/>
-              <w:ind w:left="100" w:right="100" w:firstLine="0" w:firstLineChars="0"/>
-              <w:rPr>
-                <w:rFonts w:ascii="Helvetica" w:hAnsi="Helvetica" w:eastAsia="Helvetica" w:cs="Helvetica"/>
-                <w:i w:val="false"/>
-                <w:b w:val="false"/>
-                <w:u w:val="none"/>
-                <w:sz w:val="22"/>
-                <w:szCs w:val="22"/>
-                <w:color w:val="000000"/>
-              </w:rPr>
-            </w:pPr>
-            <w:r>
-              <w:rPr>
-                <w:rFonts w:ascii="Helvetica" w:hAnsi="Helvetica" w:eastAsia="Helvetica" w:cs="Helvetica"/>
-                <w:i w:val="false"/>
-                <w:b w:val="false"/>
-                <w:u w:val="none"/>
-                <w:sz w:val="22"/>
-                <w:szCs w:val="22"/>
-                <w:color w:val="000000"/>
-              </w:rPr>
-              <w:t xml:space="preserve">-0.19, 0.63</w:t>
-            </w:r>
-          </w:p>
-        </w:tc>
-        <w:tc>
-          <w:tcPr>
-            <w:tcBorders>
-              <w:bottom w:val="none" w:sz="0" w:space="0" w:color="000000"/>
-              <w:top w:val="none" w:sz="0" w:space="0" w:color="000000"/>
-              <w:left w:val="none" w:sz="0" w:space="0" w:color="000000"/>
-              <w:right w:val="none" w:sz="0" w:space="0" w:color="000000"/>
-            </w:tcBorders>
-            <w:shd w:val="clear" w:color="auto" w:fill="FFFFFF"/>
-            <w:tcMar>
-              <w:top w:w="0" w:type="dxa"/>
-              <w:bottom w:w="0" w:type="dxa"/>
-              <w:left w:w="0" w:type="dxa"/>
-              <w:right w:w="0" w:type="dxa"/>
-            </w:tcMar>
-            <w:vAlign w:val="top"/>
-          </w:tcPr>
-          <w:p>
-            <w:pPr>
-              <w:pStyle w:val="Normal"/>
-              <w:jc w:val="center"/>
-              <w:pBdr>
-                <w:bottom w:val="none" w:sz="0" w:space="0" w:color="000000"/>
-                <w:top w:val="none" w:sz="0" w:space="0" w:color="000000"/>
-                <w:left w:val="none" w:sz="0" w:space="0" w:color="000000"/>
-                <w:right w:val="none" w:sz="0" w:space="0" w:color="000000"/>
-              </w:pBdr>
-              <w:spacing w:after="100" w:before="100" w:line="240"/>
-              <w:ind w:left="100" w:right="100" w:firstLine="0" w:firstLineChars="0"/>
-              <w:rPr>
-                <w:rFonts w:ascii="Helvetica" w:hAnsi="Helvetica" w:eastAsia="Helvetica" w:cs="Helvetica"/>
-                <w:i w:val="false"/>
-                <w:b w:val="false"/>
-                <w:u w:val="none"/>
-                <w:sz w:val="22"/>
-                <w:szCs w:val="22"/>
-                <w:color w:val="000000"/>
-              </w:rPr>
-            </w:pPr>
-            <w:r>
-              <w:rPr>
-                <w:rFonts w:ascii="Helvetica" w:hAnsi="Helvetica" w:eastAsia="Helvetica" w:cs="Helvetica"/>
-                <w:i w:val="false"/>
-                <w:b w:val="false"/>
-                <w:u w:val="none"/>
-                <w:sz w:val="22"/>
-                <w:szCs w:val="22"/>
-                <w:color w:val="000000"/>
-              </w:rPr>
-              <w:t xml:space="preserve">0.284</w:t>
+              <w:t xml:space="preserve">-0.22</w:t>
+            </w:r>
+          </w:p>
+        </w:tc>
+        <w:tc>
+          <w:tcPr>
+            <w:tcBorders>
+              <w:bottom w:val="none" w:sz="0" w:space="0" w:color="000000"/>
+              <w:top w:val="none" w:sz="0" w:space="0" w:color="000000"/>
+              <w:left w:val="none" w:sz="0" w:space="0" w:color="000000"/>
+              <w:right w:val="none" w:sz="0" w:space="0" w:color="000000"/>
+            </w:tcBorders>
+            <w:shd w:val="clear" w:color="auto" w:fill="FFFFFF"/>
+            <w:tcMar>
+              <w:top w:w="0" w:type="dxa"/>
+              <w:bottom w:w="0" w:type="dxa"/>
+              <w:left w:w="0" w:type="dxa"/>
+              <w:right w:w="0" w:type="dxa"/>
+            </w:tcMar>
+            <w:vAlign w:val="top"/>
+          </w:tcPr>
+          <w:p>
+            <w:pPr>
+              <w:pStyle w:val="Normal"/>
+              <w:jc w:val="center"/>
+              <w:pBdr>
+                <w:bottom w:val="none" w:sz="0" w:space="0" w:color="000000"/>
+                <w:top w:val="none" w:sz="0" w:space="0" w:color="000000"/>
+                <w:left w:val="none" w:sz="0" w:space="0" w:color="000000"/>
+                <w:right w:val="none" w:sz="0" w:space="0" w:color="000000"/>
+              </w:pBdr>
+              <w:spacing w:after="100" w:before="100" w:line="240"/>
+              <w:ind w:left="100" w:right="100" w:firstLine="0" w:firstLineChars="0"/>
+              <w:rPr>
+                <w:rFonts w:ascii="Helvetica" w:hAnsi="Helvetica" w:eastAsia="Helvetica" w:cs="Helvetica"/>
+                <w:i w:val="false"/>
+                <w:b w:val="false"/>
+                <w:u w:val="none"/>
+                <w:sz w:val="22"/>
+                <w:szCs w:val="22"/>
+                <w:color w:val="000000"/>
+              </w:rPr>
+            </w:pPr>
+            <w:r>
+              <w:rPr>
+                <w:rFonts w:ascii="Helvetica" w:hAnsi="Helvetica" w:eastAsia="Helvetica" w:cs="Helvetica"/>
+                <w:i w:val="false"/>
+                <w:b w:val="false"/>
+                <w:u w:val="none"/>
+                <w:sz w:val="22"/>
+                <w:szCs w:val="22"/>
+                <w:color w:val="000000"/>
+              </w:rPr>
+              <w:t xml:space="preserve">-0.56, 0.13</w:t>
+            </w:r>
+          </w:p>
+        </w:tc>
+        <w:tc>
+          <w:tcPr>
+            <w:tcBorders>
+              <w:bottom w:val="none" w:sz="0" w:space="0" w:color="000000"/>
+              <w:top w:val="none" w:sz="0" w:space="0" w:color="000000"/>
+              <w:left w:val="none" w:sz="0" w:space="0" w:color="000000"/>
+              <w:right w:val="none" w:sz="0" w:space="0" w:color="000000"/>
+            </w:tcBorders>
+            <w:shd w:val="clear" w:color="auto" w:fill="FFFFFF"/>
+            <w:tcMar>
+              <w:top w:w="0" w:type="dxa"/>
+              <w:bottom w:w="0" w:type="dxa"/>
+              <w:left w:w="0" w:type="dxa"/>
+              <w:right w:w="0" w:type="dxa"/>
+            </w:tcMar>
+            <w:vAlign w:val="top"/>
+          </w:tcPr>
+          <w:p>
+            <w:pPr>
+              <w:pStyle w:val="Normal"/>
+              <w:jc w:val="center"/>
+              <w:pBdr>
+                <w:bottom w:val="none" w:sz="0" w:space="0" w:color="000000"/>
+                <w:top w:val="none" w:sz="0" w:space="0" w:color="000000"/>
+                <w:left w:val="none" w:sz="0" w:space="0" w:color="000000"/>
+                <w:right w:val="none" w:sz="0" w:space="0" w:color="000000"/>
+              </w:pBdr>
+              <w:spacing w:after="100" w:before="100" w:line="240"/>
+              <w:ind w:left="100" w:right="100" w:firstLine="0" w:firstLineChars="0"/>
+              <w:rPr>
+                <w:rFonts w:ascii="Helvetica" w:hAnsi="Helvetica" w:eastAsia="Helvetica" w:cs="Helvetica"/>
+                <w:i w:val="false"/>
+                <w:b w:val="false"/>
+                <w:u w:val="none"/>
+                <w:sz w:val="22"/>
+                <w:szCs w:val="22"/>
+                <w:color w:val="000000"/>
+              </w:rPr>
+            </w:pPr>
+            <w:r>
+              <w:rPr>
+                <w:rFonts w:ascii="Helvetica" w:hAnsi="Helvetica" w:eastAsia="Helvetica" w:cs="Helvetica"/>
+                <w:i w:val="false"/>
+                <w:b w:val="false"/>
+                <w:u w:val="none"/>
+                <w:sz w:val="22"/>
+                <w:szCs w:val="22"/>
+                <w:color w:val="000000"/>
+              </w:rPr>
+              <w:t xml:space="preserve">0.216</w:t>
             </w:r>
           </w:p>
         </w:tc>
@@ -15567,113 +15567,113 @@
                 <w:szCs w:val="22"/>
                 <w:color w:val="000000"/>
               </w:rPr>
-              <w:t xml:space="preserve">5.6</w:t>
-            </w:r>
-          </w:p>
-        </w:tc>
-        <w:tc>
-          <w:tcPr>
-            <w:tcBorders>
-              <w:bottom w:val="none" w:sz="0" w:space="0" w:color="000000"/>
-              <w:top w:val="none" w:sz="0" w:space="0" w:color="000000"/>
-              <w:left w:val="none" w:sz="0" w:space="0" w:color="000000"/>
-              <w:right w:val="none" w:sz="0" w:space="0" w:color="000000"/>
-            </w:tcBorders>
-            <w:shd w:val="clear" w:color="auto" w:fill="FFFFFF"/>
-            <w:tcMar>
-              <w:top w:w="0" w:type="dxa"/>
-              <w:bottom w:w="0" w:type="dxa"/>
-              <w:left w:w="0" w:type="dxa"/>
-              <w:right w:w="0" w:type="dxa"/>
-            </w:tcMar>
-            <w:vAlign w:val="top"/>
-          </w:tcPr>
-          <w:p>
-            <w:pPr>
-              <w:pStyle w:val="Normal"/>
-              <w:jc w:val="center"/>
-              <w:pBdr>
-                <w:bottom w:val="none" w:sz="0" w:space="0" w:color="000000"/>
-                <w:top w:val="none" w:sz="0" w:space="0" w:color="000000"/>
-                <w:left w:val="none" w:sz="0" w:space="0" w:color="000000"/>
-                <w:right w:val="none" w:sz="0" w:space="0" w:color="000000"/>
-              </w:pBdr>
-              <w:spacing w:after="100" w:before="100" w:line="240"/>
-              <w:ind w:left="100" w:right="100" w:firstLine="0" w:firstLineChars="0"/>
-              <w:rPr>
-                <w:rFonts w:ascii="Helvetica" w:hAnsi="Helvetica" w:eastAsia="Helvetica" w:cs="Helvetica"/>
-                <w:i w:val="false"/>
-                <w:b w:val="false"/>
-                <w:u w:val="none"/>
-                <w:sz w:val="22"/>
-                <w:szCs w:val="22"/>
-                <w:color w:val="000000"/>
-              </w:rPr>
-            </w:pPr>
-            <w:r>
-              <w:rPr>
-                <w:rFonts w:ascii="Helvetica" w:hAnsi="Helvetica" w:eastAsia="Helvetica" w:cs="Helvetica"/>
-                <w:i w:val="false"/>
-                <w:b w:val="false"/>
-                <w:u w:val="none"/>
-                <w:sz w:val="22"/>
-                <w:szCs w:val="22"/>
-                <w:color w:val="000000"/>
-              </w:rPr>
-              <w:t xml:space="preserve">0.54, 11</w:t>
-            </w:r>
-          </w:p>
-        </w:tc>
-        <w:tc>
-          <w:tcPr>
-            <w:tcBorders>
-              <w:bottom w:val="none" w:sz="0" w:space="0" w:color="000000"/>
-              <w:top w:val="none" w:sz="0" w:space="0" w:color="000000"/>
-              <w:left w:val="none" w:sz="0" w:space="0" w:color="000000"/>
-              <w:right w:val="none" w:sz="0" w:space="0" w:color="000000"/>
-            </w:tcBorders>
-            <w:shd w:val="clear" w:color="auto" w:fill="FFFFFF"/>
-            <w:tcMar>
-              <w:top w:w="0" w:type="dxa"/>
-              <w:bottom w:w="0" w:type="dxa"/>
-              <w:left w:w="0" w:type="dxa"/>
-              <w:right w:w="0" w:type="dxa"/>
-            </w:tcMar>
-            <w:vAlign w:val="top"/>
-          </w:tcPr>
-          <w:p>
-            <w:pPr>
-              <w:pStyle w:val="Normal"/>
-              <w:jc w:val="center"/>
-              <w:pBdr>
-                <w:bottom w:val="none" w:sz="0" w:space="0" w:color="000000"/>
-                <w:top w:val="none" w:sz="0" w:space="0" w:color="000000"/>
-                <w:left w:val="none" w:sz="0" w:space="0" w:color="000000"/>
-                <w:right w:val="none" w:sz="0" w:space="0" w:color="000000"/>
-              </w:pBdr>
-              <w:spacing w:after="100" w:before="100" w:line="240"/>
-              <w:ind w:left="100" w:right="100" w:firstLine="0" w:firstLineChars="0"/>
-              <w:rPr>
-                <w:rFonts w:ascii="Helvetica" w:hAnsi="Helvetica" w:eastAsia="Helvetica" w:cs="Helvetica"/>
-                <w:i w:val="false"/>
-                <w:b w:val="false"/>
-                <w:u w:val="none"/>
-                <w:sz w:val="22"/>
-                <w:szCs w:val="22"/>
-                <w:color w:val="000000"/>
-              </w:rPr>
-            </w:pPr>
-            <w:r>
-              <w:rPr>
-                <w:rFonts w:ascii="Helvetica" w:hAnsi="Helvetica" w:eastAsia="Helvetica" w:cs="Helvetica"/>
-                <w:i w:val="false"/>
-                <w:b w:val="false"/>
-                <w:u w:val="none"/>
-                <w:sz w:val="22"/>
-                <w:szCs w:val="22"/>
-                <w:color w:val="000000"/>
-              </w:rPr>
-              <w:t xml:space="preserve">0.030</w:t>
+              <w:t xml:space="preserve">5.4</w:t>
+            </w:r>
+          </w:p>
+        </w:tc>
+        <w:tc>
+          <w:tcPr>
+            <w:tcBorders>
+              <w:bottom w:val="none" w:sz="0" w:space="0" w:color="000000"/>
+              <w:top w:val="none" w:sz="0" w:space="0" w:color="000000"/>
+              <w:left w:val="none" w:sz="0" w:space="0" w:color="000000"/>
+              <w:right w:val="none" w:sz="0" w:space="0" w:color="000000"/>
+            </w:tcBorders>
+            <w:shd w:val="clear" w:color="auto" w:fill="FFFFFF"/>
+            <w:tcMar>
+              <w:top w:w="0" w:type="dxa"/>
+              <w:bottom w:w="0" w:type="dxa"/>
+              <w:left w:w="0" w:type="dxa"/>
+              <w:right w:w="0" w:type="dxa"/>
+            </w:tcMar>
+            <w:vAlign w:val="top"/>
+          </w:tcPr>
+          <w:p>
+            <w:pPr>
+              <w:pStyle w:val="Normal"/>
+              <w:jc w:val="center"/>
+              <w:pBdr>
+                <w:bottom w:val="none" w:sz="0" w:space="0" w:color="000000"/>
+                <w:top w:val="none" w:sz="0" w:space="0" w:color="000000"/>
+                <w:left w:val="none" w:sz="0" w:space="0" w:color="000000"/>
+                <w:right w:val="none" w:sz="0" w:space="0" w:color="000000"/>
+              </w:pBdr>
+              <w:spacing w:after="100" w:before="100" w:line="240"/>
+              <w:ind w:left="100" w:right="100" w:firstLine="0" w:firstLineChars="0"/>
+              <w:rPr>
+                <w:rFonts w:ascii="Helvetica" w:hAnsi="Helvetica" w:eastAsia="Helvetica" w:cs="Helvetica"/>
+                <w:i w:val="false"/>
+                <w:b w:val="false"/>
+                <w:u w:val="none"/>
+                <w:sz w:val="22"/>
+                <w:szCs w:val="22"/>
+                <w:color w:val="000000"/>
+              </w:rPr>
+            </w:pPr>
+            <w:r>
+              <w:rPr>
+                <w:rFonts w:ascii="Helvetica" w:hAnsi="Helvetica" w:eastAsia="Helvetica" w:cs="Helvetica"/>
+                <w:i w:val="false"/>
+                <w:b w:val="false"/>
+                <w:u w:val="none"/>
+                <w:sz w:val="22"/>
+                <w:szCs w:val="22"/>
+                <w:color w:val="000000"/>
+              </w:rPr>
+              <w:t xml:space="preserve">0.27, 10</w:t>
+            </w:r>
+          </w:p>
+        </w:tc>
+        <w:tc>
+          <w:tcPr>
+            <w:tcBorders>
+              <w:bottom w:val="none" w:sz="0" w:space="0" w:color="000000"/>
+              <w:top w:val="none" w:sz="0" w:space="0" w:color="000000"/>
+              <w:left w:val="none" w:sz="0" w:space="0" w:color="000000"/>
+              <w:right w:val="none" w:sz="0" w:space="0" w:color="000000"/>
+            </w:tcBorders>
+            <w:shd w:val="clear" w:color="auto" w:fill="FFFFFF"/>
+            <w:tcMar>
+              <w:top w:w="0" w:type="dxa"/>
+              <w:bottom w:w="0" w:type="dxa"/>
+              <w:left w:w="0" w:type="dxa"/>
+              <w:right w:w="0" w:type="dxa"/>
+            </w:tcMar>
+            <w:vAlign w:val="top"/>
+          </w:tcPr>
+          <w:p>
+            <w:pPr>
+              <w:pStyle w:val="Normal"/>
+              <w:jc w:val="center"/>
+              <w:pBdr>
+                <w:bottom w:val="none" w:sz="0" w:space="0" w:color="000000"/>
+                <w:top w:val="none" w:sz="0" w:space="0" w:color="000000"/>
+                <w:left w:val="none" w:sz="0" w:space="0" w:color="000000"/>
+                <w:right w:val="none" w:sz="0" w:space="0" w:color="000000"/>
+              </w:pBdr>
+              <w:spacing w:after="100" w:before="100" w:line="240"/>
+              <w:ind w:left="100" w:right="100" w:firstLine="0" w:firstLineChars="0"/>
+              <w:rPr>
+                <w:rFonts w:ascii="Helvetica" w:hAnsi="Helvetica" w:eastAsia="Helvetica" w:cs="Helvetica"/>
+                <w:i w:val="false"/>
+                <w:b w:val="false"/>
+                <w:u w:val="none"/>
+                <w:sz w:val="22"/>
+                <w:szCs w:val="22"/>
+                <w:color w:val="000000"/>
+              </w:rPr>
+            </w:pPr>
+            <w:r>
+              <w:rPr>
+                <w:rFonts w:ascii="Helvetica" w:hAnsi="Helvetica" w:eastAsia="Helvetica" w:cs="Helvetica"/>
+                <w:i w:val="false"/>
+                <w:b w:val="false"/>
+                <w:u w:val="none"/>
+                <w:sz w:val="22"/>
+                <w:szCs w:val="22"/>
+                <w:color w:val="000000"/>
+              </w:rPr>
+              <w:t xml:space="preserve">0.039</w:t>
             </w:r>
           </w:p>
         </w:tc>
@@ -16050,113 +16050,113 @@
                 <w:szCs w:val="22"/>
                 <w:color w:val="000000"/>
               </w:rPr>
-              <w:t xml:space="preserve">0.29</w:t>
-            </w:r>
-          </w:p>
-        </w:tc>
-        <w:tc>
-          <w:tcPr>
-            <w:tcBorders>
-              <w:bottom w:val="none" w:sz="0" w:space="0" w:color="000000"/>
-              <w:top w:val="none" w:sz="0" w:space="0" w:color="000000"/>
-              <w:left w:val="none" w:sz="0" w:space="0" w:color="000000"/>
-              <w:right w:val="none" w:sz="0" w:space="0" w:color="000000"/>
-            </w:tcBorders>
-            <w:shd w:val="clear" w:color="auto" w:fill="FFFFFF"/>
-            <w:tcMar>
-              <w:top w:w="0" w:type="dxa"/>
-              <w:bottom w:w="0" w:type="dxa"/>
-              <w:left w:w="0" w:type="dxa"/>
-              <w:right w:w="0" w:type="dxa"/>
-            </w:tcMar>
-            <w:vAlign w:val="top"/>
-          </w:tcPr>
-          <w:p>
-            <w:pPr>
-              <w:pStyle w:val="Normal"/>
-              <w:jc w:val="center"/>
-              <w:pBdr>
-                <w:bottom w:val="none" w:sz="0" w:space="0" w:color="000000"/>
-                <w:top w:val="none" w:sz="0" w:space="0" w:color="000000"/>
-                <w:left w:val="none" w:sz="0" w:space="0" w:color="000000"/>
-                <w:right w:val="none" w:sz="0" w:space="0" w:color="000000"/>
-              </w:pBdr>
-              <w:spacing w:after="100" w:before="100" w:line="240"/>
-              <w:ind w:left="100" w:right="100" w:firstLine="0" w:firstLineChars="0"/>
-              <w:rPr>
-                <w:rFonts w:ascii="Helvetica" w:hAnsi="Helvetica" w:eastAsia="Helvetica" w:cs="Helvetica"/>
-                <w:i w:val="false"/>
-                <w:b w:val="false"/>
-                <w:u w:val="none"/>
-                <w:sz w:val="22"/>
-                <w:szCs w:val="22"/>
-                <w:color w:val="000000"/>
-              </w:rPr>
-            </w:pPr>
-            <w:r>
-              <w:rPr>
-                <w:rFonts w:ascii="Helvetica" w:hAnsi="Helvetica" w:eastAsia="Helvetica" w:cs="Helvetica"/>
-                <w:i w:val="false"/>
-                <w:b w:val="false"/>
-                <w:u w:val="none"/>
-                <w:sz w:val="22"/>
-                <w:szCs w:val="22"/>
-                <w:color w:val="000000"/>
-              </w:rPr>
-              <w:t xml:space="preserve">-18, 18</w:t>
-            </w:r>
-          </w:p>
-        </w:tc>
-        <w:tc>
-          <w:tcPr>
-            <w:tcBorders>
-              <w:bottom w:val="none" w:sz="0" w:space="0" w:color="000000"/>
-              <w:top w:val="none" w:sz="0" w:space="0" w:color="000000"/>
-              <w:left w:val="none" w:sz="0" w:space="0" w:color="000000"/>
-              <w:right w:val="none" w:sz="0" w:space="0" w:color="000000"/>
-            </w:tcBorders>
-            <w:shd w:val="clear" w:color="auto" w:fill="FFFFFF"/>
-            <w:tcMar>
-              <w:top w:w="0" w:type="dxa"/>
-              <w:bottom w:w="0" w:type="dxa"/>
-              <w:left w:w="0" w:type="dxa"/>
-              <w:right w:w="0" w:type="dxa"/>
-            </w:tcMar>
-            <w:vAlign w:val="top"/>
-          </w:tcPr>
-          <w:p>
-            <w:pPr>
-              <w:pStyle w:val="Normal"/>
-              <w:jc w:val="center"/>
-              <w:pBdr>
-                <w:bottom w:val="none" w:sz="0" w:space="0" w:color="000000"/>
-                <w:top w:val="none" w:sz="0" w:space="0" w:color="000000"/>
-                <w:left w:val="none" w:sz="0" w:space="0" w:color="000000"/>
-                <w:right w:val="none" w:sz="0" w:space="0" w:color="000000"/>
-              </w:pBdr>
-              <w:spacing w:after="100" w:before="100" w:line="240"/>
-              <w:ind w:left="100" w:right="100" w:firstLine="0" w:firstLineChars="0"/>
-              <w:rPr>
-                <w:rFonts w:ascii="Helvetica" w:hAnsi="Helvetica" w:eastAsia="Helvetica" w:cs="Helvetica"/>
-                <w:i w:val="false"/>
-                <w:b w:val="false"/>
-                <w:u w:val="none"/>
-                <w:sz w:val="22"/>
-                <w:szCs w:val="22"/>
-                <w:color w:val="000000"/>
-              </w:rPr>
-            </w:pPr>
-            <w:r>
-              <w:rPr>
-                <w:rFonts w:ascii="Helvetica" w:hAnsi="Helvetica" w:eastAsia="Helvetica" w:cs="Helvetica"/>
-                <w:i w:val="false"/>
-                <w:b w:val="false"/>
-                <w:u w:val="none"/>
-                <w:sz w:val="22"/>
-                <w:szCs w:val="22"/>
-                <w:color w:val="000000"/>
-              </w:rPr>
-              <w:t xml:space="preserve">0.974</w:t>
+              <w:t xml:space="preserve">0.82</w:t>
+            </w:r>
+          </w:p>
+        </w:tc>
+        <w:tc>
+          <w:tcPr>
+            <w:tcBorders>
+              <w:bottom w:val="none" w:sz="0" w:space="0" w:color="000000"/>
+              <w:top w:val="none" w:sz="0" w:space="0" w:color="000000"/>
+              <w:left w:val="none" w:sz="0" w:space="0" w:color="000000"/>
+              <w:right w:val="none" w:sz="0" w:space="0" w:color="000000"/>
+            </w:tcBorders>
+            <w:shd w:val="clear" w:color="auto" w:fill="FFFFFF"/>
+            <w:tcMar>
+              <w:top w:w="0" w:type="dxa"/>
+              <w:bottom w:w="0" w:type="dxa"/>
+              <w:left w:w="0" w:type="dxa"/>
+              <w:right w:w="0" w:type="dxa"/>
+            </w:tcMar>
+            <w:vAlign w:val="top"/>
+          </w:tcPr>
+          <w:p>
+            <w:pPr>
+              <w:pStyle w:val="Normal"/>
+              <w:jc w:val="center"/>
+              <w:pBdr>
+                <w:bottom w:val="none" w:sz="0" w:space="0" w:color="000000"/>
+                <w:top w:val="none" w:sz="0" w:space="0" w:color="000000"/>
+                <w:left w:val="none" w:sz="0" w:space="0" w:color="000000"/>
+                <w:right w:val="none" w:sz="0" w:space="0" w:color="000000"/>
+              </w:pBdr>
+              <w:spacing w:after="100" w:before="100" w:line="240"/>
+              <w:ind w:left="100" w:right="100" w:firstLine="0" w:firstLineChars="0"/>
+              <w:rPr>
+                <w:rFonts w:ascii="Helvetica" w:hAnsi="Helvetica" w:eastAsia="Helvetica" w:cs="Helvetica"/>
+                <w:i w:val="false"/>
+                <w:b w:val="false"/>
+                <w:u w:val="none"/>
+                <w:sz w:val="22"/>
+                <w:szCs w:val="22"/>
+                <w:color w:val="000000"/>
+              </w:rPr>
+            </w:pPr>
+            <w:r>
+              <w:rPr>
+                <w:rFonts w:ascii="Helvetica" w:hAnsi="Helvetica" w:eastAsia="Helvetica" w:cs="Helvetica"/>
+                <w:i w:val="false"/>
+                <w:b w:val="false"/>
+                <w:u w:val="none"/>
+                <w:sz w:val="22"/>
+                <w:szCs w:val="22"/>
+                <w:color w:val="000000"/>
+              </w:rPr>
+              <w:t xml:space="preserve">-17, 19</w:t>
+            </w:r>
+          </w:p>
+        </w:tc>
+        <w:tc>
+          <w:tcPr>
+            <w:tcBorders>
+              <w:bottom w:val="none" w:sz="0" w:space="0" w:color="000000"/>
+              <w:top w:val="none" w:sz="0" w:space="0" w:color="000000"/>
+              <w:left w:val="none" w:sz="0" w:space="0" w:color="000000"/>
+              <w:right w:val="none" w:sz="0" w:space="0" w:color="000000"/>
+            </w:tcBorders>
+            <w:shd w:val="clear" w:color="auto" w:fill="FFFFFF"/>
+            <w:tcMar>
+              <w:top w:w="0" w:type="dxa"/>
+              <w:bottom w:w="0" w:type="dxa"/>
+              <w:left w:w="0" w:type="dxa"/>
+              <w:right w:w="0" w:type="dxa"/>
+            </w:tcMar>
+            <w:vAlign w:val="top"/>
+          </w:tcPr>
+          <w:p>
+            <w:pPr>
+              <w:pStyle w:val="Normal"/>
+              <w:jc w:val="center"/>
+              <w:pBdr>
+                <w:bottom w:val="none" w:sz="0" w:space="0" w:color="000000"/>
+                <w:top w:val="none" w:sz="0" w:space="0" w:color="000000"/>
+                <w:left w:val="none" w:sz="0" w:space="0" w:color="000000"/>
+                <w:right w:val="none" w:sz="0" w:space="0" w:color="000000"/>
+              </w:pBdr>
+              <w:spacing w:after="100" w:before="100" w:line="240"/>
+              <w:ind w:left="100" w:right="100" w:firstLine="0" w:firstLineChars="0"/>
+              <w:rPr>
+                <w:rFonts w:ascii="Helvetica" w:hAnsi="Helvetica" w:eastAsia="Helvetica" w:cs="Helvetica"/>
+                <w:i w:val="false"/>
+                <w:b w:val="false"/>
+                <w:u w:val="none"/>
+                <w:sz w:val="22"/>
+                <w:szCs w:val="22"/>
+                <w:color w:val="000000"/>
+              </w:rPr>
+            </w:pPr>
+            <w:r>
+              <w:rPr>
+                <w:rFonts w:ascii="Helvetica" w:hAnsi="Helvetica" w:eastAsia="Helvetica" w:cs="Helvetica"/>
+                <w:i w:val="false"/>
+                <w:b w:val="false"/>
+                <w:u w:val="none"/>
+                <w:sz w:val="22"/>
+                <w:szCs w:val="22"/>
+                <w:color w:val="000000"/>
+              </w:rPr>
+              <w:t xml:space="preserve">0.929</w:t>
             </w:r>
           </w:p>
         </w:tc>
@@ -16533,120 +16533,120 @@
                 <w:szCs w:val="22"/>
                 <w:color w:val="000000"/>
               </w:rPr>
-              <w:t xml:space="preserve">-1.6</w:t>
-            </w:r>
-          </w:p>
-        </w:tc>
-        <w:tc>
-          <w:tcPr>
-            <w:tcBorders>
-              <w:bottom w:val="none" w:sz="0" w:space="0" w:color="000000"/>
-              <w:top w:val="none" w:sz="0" w:space="0" w:color="000000"/>
-              <w:left w:val="none" w:sz="0" w:space="0" w:color="000000"/>
-              <w:right w:val="none" w:sz="0" w:space="0" w:color="000000"/>
-            </w:tcBorders>
-            <w:shd w:val="clear" w:color="auto" w:fill="FFFFFF"/>
-            <w:tcMar>
-              <w:top w:w="0" w:type="dxa"/>
-              <w:bottom w:w="0" w:type="dxa"/>
-              <w:left w:w="0" w:type="dxa"/>
-              <w:right w:w="0" w:type="dxa"/>
-            </w:tcMar>
-            <w:vAlign w:val="top"/>
-          </w:tcPr>
-          <w:p>
-            <w:pPr>
-              <w:pStyle w:val="Normal"/>
-              <w:jc w:val="center"/>
-              <w:pBdr>
-                <w:bottom w:val="none" w:sz="0" w:space="0" w:color="000000"/>
-                <w:top w:val="none" w:sz="0" w:space="0" w:color="000000"/>
-                <w:left w:val="none" w:sz="0" w:space="0" w:color="000000"/>
-                <w:right w:val="none" w:sz="0" w:space="0" w:color="000000"/>
-              </w:pBdr>
-              <w:spacing w:after="100" w:before="100" w:line="240"/>
-              <w:ind w:left="100" w:right="100" w:firstLine="0" w:firstLineChars="0"/>
-              <w:rPr>
-                <w:rFonts w:ascii="Helvetica" w:hAnsi="Helvetica" w:eastAsia="Helvetica" w:cs="Helvetica"/>
-                <w:i w:val="false"/>
-                <w:b w:val="false"/>
-                <w:u w:val="none"/>
-                <w:sz w:val="22"/>
-                <w:szCs w:val="22"/>
-                <w:color w:val="000000"/>
-              </w:rPr>
-            </w:pPr>
-            <w:r>
-              <w:rPr>
-                <w:rFonts w:ascii="Helvetica" w:hAnsi="Helvetica" w:eastAsia="Helvetica" w:cs="Helvetica"/>
-                <w:i w:val="false"/>
-                <w:b w:val="false"/>
-                <w:u w:val="none"/>
-                <w:sz w:val="22"/>
-                <w:szCs w:val="22"/>
-                <w:color w:val="000000"/>
-              </w:rPr>
-              <w:t xml:space="preserve">-7.2, 4.1</w:t>
-            </w:r>
-          </w:p>
-        </w:tc>
-        <w:tc>
-          <w:tcPr>
-            <w:tcBorders>
-              <w:bottom w:val="none" w:sz="0" w:space="0" w:color="000000"/>
-              <w:top w:val="none" w:sz="0" w:space="0" w:color="000000"/>
-              <w:left w:val="none" w:sz="0" w:space="0" w:color="000000"/>
-              <w:right w:val="none" w:sz="0" w:space="0" w:color="000000"/>
-            </w:tcBorders>
-            <w:shd w:val="clear" w:color="auto" w:fill="FFFFFF"/>
-            <w:tcMar>
-              <w:top w:w="0" w:type="dxa"/>
-              <w:bottom w:w="0" w:type="dxa"/>
-              <w:left w:w="0" w:type="dxa"/>
-              <w:right w:w="0" w:type="dxa"/>
-            </w:tcMar>
-            <w:vAlign w:val="top"/>
-          </w:tcPr>
-          <w:p>
-            <w:pPr>
-              <w:pStyle w:val="Normal"/>
-              <w:jc w:val="center"/>
-              <w:pBdr>
-                <w:bottom w:val="none" w:sz="0" w:space="0" w:color="000000"/>
-                <w:top w:val="none" w:sz="0" w:space="0" w:color="000000"/>
-                <w:left w:val="none" w:sz="0" w:space="0" w:color="000000"/>
-                <w:right w:val="none" w:sz="0" w:space="0" w:color="000000"/>
-              </w:pBdr>
-              <w:spacing w:after="100" w:before="100" w:line="240"/>
-              <w:ind w:left="100" w:right="100" w:firstLine="0" w:firstLineChars="0"/>
-              <w:rPr>
-                <w:rFonts w:ascii="Helvetica" w:hAnsi="Helvetica" w:eastAsia="Helvetica" w:cs="Helvetica"/>
-                <w:i w:val="false"/>
-                <w:b w:val="false"/>
-                <w:u w:val="none"/>
-                <w:sz w:val="22"/>
-                <w:szCs w:val="22"/>
-                <w:color w:val="000000"/>
-              </w:rPr>
-            </w:pPr>
-            <w:r>
-              <w:rPr>
-                <w:rFonts w:ascii="Helvetica" w:hAnsi="Helvetica" w:eastAsia="Helvetica" w:cs="Helvetica"/>
-                <w:i w:val="false"/>
-                <w:b w:val="false"/>
-                <w:u w:val="none"/>
-                <w:sz w:val="22"/>
-                <w:szCs w:val="22"/>
-                <w:color w:val="000000"/>
-              </w:rPr>
-              <w:t xml:space="preserve">0.584</w:t>
+              <w:t xml:space="preserve">-1.2</w:t>
+            </w:r>
+          </w:p>
+        </w:tc>
+        <w:tc>
+          <w:tcPr>
+            <w:tcBorders>
+              <w:bottom w:val="none" w:sz="0" w:space="0" w:color="000000"/>
+              <w:top w:val="none" w:sz="0" w:space="0" w:color="000000"/>
+              <w:left w:val="none" w:sz="0" w:space="0" w:color="000000"/>
+              <w:right w:val="none" w:sz="0" w:space="0" w:color="000000"/>
+            </w:tcBorders>
+            <w:shd w:val="clear" w:color="auto" w:fill="FFFFFF"/>
+            <w:tcMar>
+              <w:top w:w="0" w:type="dxa"/>
+              <w:bottom w:w="0" w:type="dxa"/>
+              <w:left w:w="0" w:type="dxa"/>
+              <w:right w:w="0" w:type="dxa"/>
+            </w:tcMar>
+            <w:vAlign w:val="top"/>
+          </w:tcPr>
+          <w:p>
+            <w:pPr>
+              <w:pStyle w:val="Normal"/>
+              <w:jc w:val="center"/>
+              <w:pBdr>
+                <w:bottom w:val="none" w:sz="0" w:space="0" w:color="000000"/>
+                <w:top w:val="none" w:sz="0" w:space="0" w:color="000000"/>
+                <w:left w:val="none" w:sz="0" w:space="0" w:color="000000"/>
+                <w:right w:val="none" w:sz="0" w:space="0" w:color="000000"/>
+              </w:pBdr>
+              <w:spacing w:after="100" w:before="100" w:line="240"/>
+              <w:ind w:left="100" w:right="100" w:firstLine="0" w:firstLineChars="0"/>
+              <w:rPr>
+                <w:rFonts w:ascii="Helvetica" w:hAnsi="Helvetica" w:eastAsia="Helvetica" w:cs="Helvetica"/>
+                <w:i w:val="false"/>
+                <w:b w:val="false"/>
+                <w:u w:val="none"/>
+                <w:sz w:val="22"/>
+                <w:szCs w:val="22"/>
+                <w:color w:val="000000"/>
+              </w:rPr>
+            </w:pPr>
+            <w:r>
+              <w:rPr>
+                <w:rFonts w:ascii="Helvetica" w:hAnsi="Helvetica" w:eastAsia="Helvetica" w:cs="Helvetica"/>
+                <w:i w:val="false"/>
+                <w:b w:val="false"/>
+                <w:u w:val="none"/>
+                <w:sz w:val="22"/>
+                <w:szCs w:val="22"/>
+                <w:color w:val="000000"/>
+              </w:rPr>
+              <w:t xml:space="preserve">-6.9, 4.5</w:t>
+            </w:r>
+          </w:p>
+        </w:tc>
+        <w:tc>
+          <w:tcPr>
+            <w:tcBorders>
+              <w:bottom w:val="none" w:sz="0" w:space="0" w:color="000000"/>
+              <w:top w:val="none" w:sz="0" w:space="0" w:color="000000"/>
+              <w:left w:val="none" w:sz="0" w:space="0" w:color="000000"/>
+              <w:right w:val="none" w:sz="0" w:space="0" w:color="000000"/>
+            </w:tcBorders>
+            <w:shd w:val="clear" w:color="auto" w:fill="FFFFFF"/>
+            <w:tcMar>
+              <w:top w:w="0" w:type="dxa"/>
+              <w:bottom w:w="0" w:type="dxa"/>
+              <w:left w:w="0" w:type="dxa"/>
+              <w:right w:w="0" w:type="dxa"/>
+            </w:tcMar>
+            <w:vAlign w:val="top"/>
+          </w:tcPr>
+          <w:p>
+            <w:pPr>
+              <w:pStyle w:val="Normal"/>
+              <w:jc w:val="center"/>
+              <w:pBdr>
+                <w:bottom w:val="none" w:sz="0" w:space="0" w:color="000000"/>
+                <w:top w:val="none" w:sz="0" w:space="0" w:color="000000"/>
+                <w:left w:val="none" w:sz="0" w:space="0" w:color="000000"/>
+                <w:right w:val="none" w:sz="0" w:space="0" w:color="000000"/>
+              </w:pBdr>
+              <w:spacing w:after="100" w:before="100" w:line="240"/>
+              <w:ind w:left="100" w:right="100" w:firstLine="0" w:firstLineChars="0"/>
+              <w:rPr>
+                <w:rFonts w:ascii="Helvetica" w:hAnsi="Helvetica" w:eastAsia="Helvetica" w:cs="Helvetica"/>
+                <w:i w:val="false"/>
+                <w:b w:val="false"/>
+                <w:u w:val="none"/>
+                <w:sz w:val="22"/>
+                <w:szCs w:val="22"/>
+                <w:color w:val="000000"/>
+              </w:rPr>
+            </w:pPr>
+            <w:r>
+              <w:rPr>
+                <w:rFonts w:ascii="Helvetica" w:hAnsi="Helvetica" w:eastAsia="Helvetica" w:cs="Helvetica"/>
+                <w:i w:val="false"/>
+                <w:b w:val="false"/>
+                <w:u w:val="none"/>
+                <w:sz w:val="22"/>
+                <w:szCs w:val="22"/>
+                <w:color w:val="000000"/>
+              </w:rPr>
+              <w:t xml:space="preserve">0.677</w:t>
             </w:r>
           </w:p>
         </w:tc>
       </w:tr>
       <w:tr>
         <w:trPr>
-          <w:trHeight w:val="598" w:hRule="auto"/>
+          <w:trHeight w:val="619" w:hRule="auto"/>
         </w:trPr>
         body34
         <w:tc>
@@ -16698,7 +16698,7 @@
                 <w:szCs w:val="22"/>
                 <w:color w:val="000000"/>
               </w:rPr>
-              <w:t xml:space="preserve">cockcroft</w:t>
+              <w:t xml:space="preserve">ckd_epi_gfr_cre_cys</w:t>
             </w:r>
           </w:p>
         </w:tc>
@@ -16804,7 +16804,7 @@
                 <w:szCs w:val="22"/>
                 <w:color w:val="000000"/>
               </w:rPr>
-              <w:t xml:space="preserve">-0.06</w:t>
+              <w:t xml:space="preserve">-0.03</w:t>
             </w:r>
           </w:p>
         </w:tc>
@@ -16857,7 +16857,7 @@
                 <w:szCs w:val="22"/>
                 <w:color w:val="000000"/>
               </w:rPr>
-              <w:t xml:space="preserve">-0.13, 0.00</w:t>
+              <w:t xml:space="preserve">-0.12, 0.06</w:t>
             </w:r>
           </w:p>
         </w:tc>
@@ -16910,7 +16910,7 @@
                 <w:szCs w:val="22"/>
                 <w:color w:val="000000"/>
               </w:rPr>
-              <w:t xml:space="preserve">0.044</w:t>
+              <w:t xml:space="preserve">0.529</w:t>
             </w:r>
           </w:p>
         </w:tc>
@@ -17016,7 +17016,7 @@
                 <w:szCs w:val="22"/>
                 <w:color w:val="000000"/>
               </w:rPr>
-              <w:t xml:space="preserve">-0.14</w:t>
+              <w:t xml:space="preserve">-0.16</w:t>
             </w:r>
           </w:p>
         </w:tc>
@@ -17069,7 +17069,7 @@
                 <w:szCs w:val="22"/>
                 <w:color w:val="000000"/>
               </w:rPr>
-              <w:t xml:space="preserve">-0.24, -0.05</w:t>
+              <w:t xml:space="preserve">-0.28, -0.04</w:t>
             </w:r>
           </w:p>
         </w:tc>
@@ -17122,7 +17122,7 @@
                 <w:szCs w:val="22"/>
                 <w:color w:val="000000"/>
               </w:rPr>
-              <w:t xml:space="preserve">0.004</w:t>
+              <w:t xml:space="preserve">0.012</w:t>
             </w:r>
           </w:p>
         </w:tc>
